--- a/docs/SUBMISSION.docx
+++ b/docs/SUBMISSION.docx
@@ -6,7 +6,7 @@
       <w:pPr>
         <w:pStyle w:val="Heading1"/>
         <w:bidi w:val="0"/>
-        <w:spacing w:before="240" w:after="120"/>
+        <w:spacing w:before="240" w:after="283"/>
         <w:jc w:val="left"/>
         <w:rPr/>
       </w:pPr>
@@ -126,7 +126,7 @@
           <w:numId w:val="1"/>
         </w:numPr>
         <w:tabs>
-          <w:tab w:val="clear" w:pos="709"/>
+          <w:tab w:val="clear" w:pos="1134"/>
           <w:tab w:val="left" w:pos="709" w:leader="none"/>
         </w:tabs>
         <w:bidi w:val="0"/>
@@ -158,7 +158,7 @@
           <w:numId w:val="1"/>
         </w:numPr>
         <w:tabs>
-          <w:tab w:val="clear" w:pos="709"/>
+          <w:tab w:val="clear" w:pos="1134"/>
           <w:tab w:val="left" w:pos="709" w:leader="none"/>
         </w:tabs>
         <w:bidi w:val="0"/>
@@ -216,7 +216,7 @@
           <w:numId w:val="1"/>
         </w:numPr>
         <w:tabs>
-          <w:tab w:val="clear" w:pos="709"/>
+          <w:tab w:val="clear" w:pos="1134"/>
           <w:tab w:val="left" w:pos="709" w:leader="none"/>
         </w:tabs>
         <w:bidi w:val="0"/>
@@ -248,7 +248,7 @@
           <w:numId w:val="1"/>
         </w:numPr>
         <w:tabs>
-          <w:tab w:val="clear" w:pos="709"/>
+          <w:tab w:val="clear" w:pos="1134"/>
           <w:tab w:val="left" w:pos="709" w:leader="none"/>
         </w:tabs>
         <w:bidi w:val="0"/>
@@ -304,7 +304,7 @@
     </w:p>
     <w:tbl>
       <w:tblPr>
-        <w:tblW w:w="10318" w:type="dxa"/>
+        <w:tblW w:w="11339" w:type="dxa"/>
         <w:jc w:val="left"/>
         <w:tblInd w:w="28" w:type="dxa"/>
         <w:tblLayout w:type="fixed"/>
@@ -317,9 +317,9 @@
       </w:tblPr>
       <w:tblGrid>
         <w:gridCol w:w="256"/>
-        <w:gridCol w:w="4008"/>
-        <w:gridCol w:w="3755"/>
-        <w:gridCol w:w="2299"/>
+        <w:gridCol w:w="4439"/>
+        <w:gridCol w:w="4155"/>
+        <w:gridCol w:w="2489"/>
       </w:tblGrid>
       <w:tr>
         <w:trPr>
@@ -337,6 +337,7 @@
               <w:suppressLineNumbers/>
               <w:shd w:fill="F0F3F6" w:val="clear"/>
               <w:bidi w:val="0"/>
+              <w:spacing w:before="0" w:after="283"/>
               <w:jc w:val="left"/>
               <w:rPr/>
             </w:pPr>
@@ -348,7 +349,7 @@
         </w:tc>
         <w:tc>
           <w:tcPr>
-            <w:tcW w:w="4008" w:type="dxa"/>
+            <w:tcW w:w="4439" w:type="dxa"/>
             <w:tcBorders/>
             <w:vAlign w:val="center"/>
           </w:tcPr>
@@ -358,6 +359,7 @@
               <w:suppressLineNumbers/>
               <w:shd w:fill="F0F3F6" w:val="clear"/>
               <w:bidi w:val="0"/>
+              <w:spacing w:before="0" w:after="283"/>
               <w:jc w:val="left"/>
               <w:rPr/>
             </w:pPr>
@@ -369,7 +371,7 @@
         </w:tc>
         <w:tc>
           <w:tcPr>
-            <w:tcW w:w="3755" w:type="dxa"/>
+            <w:tcW w:w="4155" w:type="dxa"/>
             <w:tcBorders/>
             <w:vAlign w:val="center"/>
           </w:tcPr>
@@ -379,6 +381,7 @@
               <w:suppressLineNumbers/>
               <w:shd w:fill="F0F3F6" w:val="clear"/>
               <w:bidi w:val="0"/>
+              <w:spacing w:before="0" w:after="283"/>
               <w:jc w:val="left"/>
               <w:rPr/>
             </w:pPr>
@@ -390,7 +393,7 @@
         </w:tc>
         <w:tc>
           <w:tcPr>
-            <w:tcW w:w="2299" w:type="dxa"/>
+            <w:tcW w:w="2489" w:type="dxa"/>
             <w:tcBorders/>
             <w:vAlign w:val="center"/>
           </w:tcPr>
@@ -400,6 +403,7 @@
               <w:suppressLineNumbers/>
               <w:shd w:fill="F0F3F6" w:val="clear"/>
               <w:bidi w:val="0"/>
+              <w:spacing w:before="0" w:after="283"/>
               <w:jc w:val="left"/>
               <w:rPr/>
             </w:pPr>
@@ -421,9 +425,8 @@
           <w:p>
             <w:pPr>
               <w:pStyle w:val="TableContents"/>
-              <w:widowControl w:val="false"/>
-              <w:suppressLineNumbers/>
-              <w:bidi w:val="0"/>
+              <w:bidi w:val="0"/>
+              <w:spacing w:before="0" w:after="283"/>
               <w:jc w:val="left"/>
               <w:rPr/>
             </w:pPr>
@@ -435,16 +438,15 @@
         </w:tc>
         <w:tc>
           <w:tcPr>
-            <w:tcW w:w="4008" w:type="dxa"/>
-            <w:tcBorders/>
-            <w:vAlign w:val="center"/>
-          </w:tcPr>
-          <w:p>
-            <w:pPr>
-              <w:pStyle w:val="TableContents"/>
-              <w:widowControl w:val="false"/>
-              <w:suppressLineNumbers/>
-              <w:bidi w:val="0"/>
+            <w:tcW w:w="4439" w:type="dxa"/>
+            <w:tcBorders/>
+            <w:vAlign w:val="center"/>
+          </w:tcPr>
+          <w:p>
+            <w:pPr>
+              <w:pStyle w:val="TableContents"/>
+              <w:bidi w:val="0"/>
+              <w:spacing w:before="0" w:after="283"/>
               <w:jc w:val="left"/>
               <w:rPr/>
             </w:pPr>
@@ -456,16 +458,15 @@
         </w:tc>
         <w:tc>
           <w:tcPr>
-            <w:tcW w:w="3755" w:type="dxa"/>
-            <w:tcBorders/>
-            <w:vAlign w:val="center"/>
-          </w:tcPr>
-          <w:p>
-            <w:pPr>
-              <w:pStyle w:val="TableContents"/>
-              <w:widowControl w:val="false"/>
-              <w:suppressLineNumbers/>
-              <w:bidi w:val="0"/>
+            <w:tcW w:w="4155" w:type="dxa"/>
+            <w:tcBorders/>
+            <w:vAlign w:val="center"/>
+          </w:tcPr>
+          <w:p>
+            <w:pPr>
+              <w:pStyle w:val="TableContents"/>
+              <w:bidi w:val="0"/>
+              <w:spacing w:before="0" w:after="283"/>
               <w:jc w:val="left"/>
               <w:rPr/>
             </w:pPr>
@@ -477,16 +478,15 @@
         </w:tc>
         <w:tc>
           <w:tcPr>
-            <w:tcW w:w="2299" w:type="dxa"/>
-            <w:tcBorders/>
-            <w:vAlign w:val="center"/>
-          </w:tcPr>
-          <w:p>
-            <w:pPr>
-              <w:pStyle w:val="TableContents"/>
-              <w:widowControl w:val="false"/>
-              <w:suppressLineNumbers/>
-              <w:bidi w:val="0"/>
+            <w:tcW w:w="2489" w:type="dxa"/>
+            <w:tcBorders/>
+            <w:vAlign w:val="center"/>
+          </w:tcPr>
+          <w:p>
+            <w:pPr>
+              <w:pStyle w:val="TableContents"/>
+              <w:bidi w:val="0"/>
+              <w:spacing w:before="0" w:after="283"/>
               <w:jc w:val="left"/>
               <w:rPr/>
             </w:pPr>
@@ -510,9 +510,8 @@
           <w:p>
             <w:pPr>
               <w:pStyle w:val="TableContents"/>
-              <w:widowControl w:val="false"/>
-              <w:suppressLineNumbers/>
-              <w:bidi w:val="0"/>
+              <w:bidi w:val="0"/>
+              <w:spacing w:before="0" w:after="283"/>
               <w:jc w:val="left"/>
               <w:rPr/>
             </w:pPr>
@@ -524,16 +523,15 @@
         </w:tc>
         <w:tc>
           <w:tcPr>
-            <w:tcW w:w="4008" w:type="dxa"/>
-            <w:tcBorders/>
-            <w:vAlign w:val="center"/>
-          </w:tcPr>
-          <w:p>
-            <w:pPr>
-              <w:pStyle w:val="TableContents"/>
-              <w:widowControl w:val="false"/>
-              <w:suppressLineNumbers/>
-              <w:bidi w:val="0"/>
+            <w:tcW w:w="4439" w:type="dxa"/>
+            <w:tcBorders/>
+            <w:vAlign w:val="center"/>
+          </w:tcPr>
+          <w:p>
+            <w:pPr>
+              <w:pStyle w:val="TableContents"/>
+              <w:bidi w:val="0"/>
+              <w:spacing w:before="0" w:after="283"/>
               <w:jc w:val="left"/>
               <w:rPr/>
             </w:pPr>
@@ -545,16 +543,15 @@
         </w:tc>
         <w:tc>
           <w:tcPr>
-            <w:tcW w:w="3755" w:type="dxa"/>
-            <w:tcBorders/>
-            <w:vAlign w:val="center"/>
-          </w:tcPr>
-          <w:p>
-            <w:pPr>
-              <w:pStyle w:val="TableContents"/>
-              <w:widowControl w:val="false"/>
-              <w:suppressLineNumbers/>
-              <w:bidi w:val="0"/>
+            <w:tcW w:w="4155" w:type="dxa"/>
+            <w:tcBorders/>
+            <w:vAlign w:val="center"/>
+          </w:tcPr>
+          <w:p>
+            <w:pPr>
+              <w:pStyle w:val="TableContents"/>
+              <w:bidi w:val="0"/>
+              <w:spacing w:before="0" w:after="283"/>
               <w:jc w:val="left"/>
               <w:rPr/>
             </w:pPr>
@@ -566,16 +563,15 @@
         </w:tc>
         <w:tc>
           <w:tcPr>
-            <w:tcW w:w="2299" w:type="dxa"/>
-            <w:tcBorders/>
-            <w:vAlign w:val="center"/>
-          </w:tcPr>
-          <w:p>
-            <w:pPr>
-              <w:pStyle w:val="TableContents"/>
-              <w:widowControl w:val="false"/>
-              <w:suppressLineNumbers/>
-              <w:bidi w:val="0"/>
+            <w:tcW w:w="2489" w:type="dxa"/>
+            <w:tcBorders/>
+            <w:vAlign w:val="center"/>
+          </w:tcPr>
+          <w:p>
+            <w:pPr>
+              <w:pStyle w:val="TableContents"/>
+              <w:bidi w:val="0"/>
+              <w:spacing w:before="0" w:after="283"/>
               <w:jc w:val="left"/>
               <w:rPr/>
             </w:pPr>
@@ -599,9 +595,8 @@
           <w:p>
             <w:pPr>
               <w:pStyle w:val="TableContents"/>
-              <w:widowControl w:val="false"/>
-              <w:suppressLineNumbers/>
-              <w:bidi w:val="0"/>
+              <w:bidi w:val="0"/>
+              <w:spacing w:before="0" w:after="283"/>
               <w:jc w:val="left"/>
               <w:rPr/>
             </w:pPr>
@@ -613,16 +608,15 @@
         </w:tc>
         <w:tc>
           <w:tcPr>
-            <w:tcW w:w="4008" w:type="dxa"/>
-            <w:tcBorders/>
-            <w:vAlign w:val="center"/>
-          </w:tcPr>
-          <w:p>
-            <w:pPr>
-              <w:pStyle w:val="TableContents"/>
-              <w:widowControl w:val="false"/>
-              <w:suppressLineNumbers/>
-              <w:bidi w:val="0"/>
+            <w:tcW w:w="4439" w:type="dxa"/>
+            <w:tcBorders/>
+            <w:vAlign w:val="center"/>
+          </w:tcPr>
+          <w:p>
+            <w:pPr>
+              <w:pStyle w:val="TableContents"/>
+              <w:bidi w:val="0"/>
+              <w:spacing w:before="0" w:after="283"/>
               <w:jc w:val="left"/>
               <w:rPr/>
             </w:pPr>
@@ -634,16 +628,15 @@
         </w:tc>
         <w:tc>
           <w:tcPr>
-            <w:tcW w:w="3755" w:type="dxa"/>
-            <w:tcBorders/>
-            <w:vAlign w:val="center"/>
-          </w:tcPr>
-          <w:p>
-            <w:pPr>
-              <w:pStyle w:val="TableContents"/>
-              <w:widowControl w:val="false"/>
-              <w:suppressLineNumbers/>
-              <w:bidi w:val="0"/>
+            <w:tcW w:w="4155" w:type="dxa"/>
+            <w:tcBorders/>
+            <w:vAlign w:val="center"/>
+          </w:tcPr>
+          <w:p>
+            <w:pPr>
+              <w:pStyle w:val="TableContents"/>
+              <w:bidi w:val="0"/>
+              <w:spacing w:before="0" w:after="283"/>
               <w:jc w:val="left"/>
               <w:rPr/>
             </w:pPr>
@@ -655,16 +648,15 @@
         </w:tc>
         <w:tc>
           <w:tcPr>
-            <w:tcW w:w="2299" w:type="dxa"/>
-            <w:tcBorders/>
-            <w:vAlign w:val="center"/>
-          </w:tcPr>
-          <w:p>
-            <w:pPr>
-              <w:pStyle w:val="TableContents"/>
-              <w:widowControl w:val="false"/>
-              <w:suppressLineNumbers/>
-              <w:bidi w:val="0"/>
+            <w:tcW w:w="2489" w:type="dxa"/>
+            <w:tcBorders/>
+            <w:vAlign w:val="center"/>
+          </w:tcPr>
+          <w:p>
+            <w:pPr>
+              <w:pStyle w:val="TableContents"/>
+              <w:bidi w:val="0"/>
+              <w:spacing w:before="0" w:after="283"/>
               <w:jc w:val="left"/>
               <w:rPr/>
             </w:pPr>
@@ -688,9 +680,8 @@
           <w:p>
             <w:pPr>
               <w:pStyle w:val="TableContents"/>
-              <w:widowControl w:val="false"/>
-              <w:suppressLineNumbers/>
-              <w:bidi w:val="0"/>
+              <w:bidi w:val="0"/>
+              <w:spacing w:before="0" w:after="283"/>
               <w:jc w:val="left"/>
               <w:rPr/>
             </w:pPr>
@@ -702,16 +693,15 @@
         </w:tc>
         <w:tc>
           <w:tcPr>
-            <w:tcW w:w="4008" w:type="dxa"/>
-            <w:tcBorders/>
-            <w:vAlign w:val="center"/>
-          </w:tcPr>
-          <w:p>
-            <w:pPr>
-              <w:pStyle w:val="TableContents"/>
-              <w:widowControl w:val="false"/>
-              <w:suppressLineNumbers/>
-              <w:bidi w:val="0"/>
+            <w:tcW w:w="4439" w:type="dxa"/>
+            <w:tcBorders/>
+            <w:vAlign w:val="center"/>
+          </w:tcPr>
+          <w:p>
+            <w:pPr>
+              <w:pStyle w:val="TableContents"/>
+              <w:bidi w:val="0"/>
+              <w:spacing w:before="0" w:after="283"/>
               <w:jc w:val="left"/>
               <w:rPr/>
             </w:pPr>
@@ -723,16 +713,15 @@
         </w:tc>
         <w:tc>
           <w:tcPr>
-            <w:tcW w:w="3755" w:type="dxa"/>
-            <w:tcBorders/>
-            <w:vAlign w:val="center"/>
-          </w:tcPr>
-          <w:p>
-            <w:pPr>
-              <w:pStyle w:val="TableContents"/>
-              <w:widowControl w:val="false"/>
-              <w:suppressLineNumbers/>
-              <w:bidi w:val="0"/>
+            <w:tcW w:w="4155" w:type="dxa"/>
+            <w:tcBorders/>
+            <w:vAlign w:val="center"/>
+          </w:tcPr>
+          <w:p>
+            <w:pPr>
+              <w:pStyle w:val="TableContents"/>
+              <w:bidi w:val="0"/>
+              <w:spacing w:before="0" w:after="283"/>
               <w:jc w:val="left"/>
               <w:rPr/>
             </w:pPr>
@@ -744,16 +733,15 @@
         </w:tc>
         <w:tc>
           <w:tcPr>
-            <w:tcW w:w="2299" w:type="dxa"/>
-            <w:tcBorders/>
-            <w:vAlign w:val="center"/>
-          </w:tcPr>
-          <w:p>
-            <w:pPr>
-              <w:pStyle w:val="TableContents"/>
-              <w:widowControl w:val="false"/>
-              <w:suppressLineNumbers/>
-              <w:bidi w:val="0"/>
+            <w:tcW w:w="2489" w:type="dxa"/>
+            <w:tcBorders/>
+            <w:vAlign w:val="center"/>
+          </w:tcPr>
+          <w:p>
+            <w:pPr>
+              <w:pStyle w:val="TableContents"/>
+              <w:bidi w:val="0"/>
+              <w:spacing w:before="0" w:after="283"/>
               <w:jc w:val="left"/>
               <w:rPr/>
             </w:pPr>
@@ -775,9 +763,8 @@
           <w:p>
             <w:pPr>
               <w:pStyle w:val="TableContents"/>
-              <w:widowControl w:val="false"/>
-              <w:suppressLineNumbers/>
-              <w:bidi w:val="0"/>
+              <w:bidi w:val="0"/>
+              <w:spacing w:before="0" w:after="283"/>
               <w:jc w:val="left"/>
               <w:rPr/>
             </w:pPr>
@@ -789,16 +776,15 @@
         </w:tc>
         <w:tc>
           <w:tcPr>
-            <w:tcW w:w="4008" w:type="dxa"/>
-            <w:tcBorders/>
-            <w:vAlign w:val="center"/>
-          </w:tcPr>
-          <w:p>
-            <w:pPr>
-              <w:pStyle w:val="TableContents"/>
-              <w:widowControl w:val="false"/>
-              <w:suppressLineNumbers/>
-              <w:bidi w:val="0"/>
+            <w:tcW w:w="4439" w:type="dxa"/>
+            <w:tcBorders/>
+            <w:vAlign w:val="center"/>
+          </w:tcPr>
+          <w:p>
+            <w:pPr>
+              <w:pStyle w:val="TableContents"/>
+              <w:bidi w:val="0"/>
+              <w:spacing w:before="0" w:after="283"/>
               <w:jc w:val="left"/>
               <w:rPr/>
             </w:pPr>
@@ -810,16 +796,15 @@
         </w:tc>
         <w:tc>
           <w:tcPr>
-            <w:tcW w:w="3755" w:type="dxa"/>
-            <w:tcBorders/>
-            <w:vAlign w:val="center"/>
-          </w:tcPr>
-          <w:p>
-            <w:pPr>
-              <w:pStyle w:val="TableContents"/>
-              <w:widowControl w:val="false"/>
-              <w:suppressLineNumbers/>
-              <w:bidi w:val="0"/>
+            <w:tcW w:w="4155" w:type="dxa"/>
+            <w:tcBorders/>
+            <w:vAlign w:val="center"/>
+          </w:tcPr>
+          <w:p>
+            <w:pPr>
+              <w:pStyle w:val="TableContents"/>
+              <w:bidi w:val="0"/>
+              <w:spacing w:before="0" w:after="283"/>
               <w:jc w:val="left"/>
               <w:rPr/>
             </w:pPr>
@@ -831,16 +816,15 @@
         </w:tc>
         <w:tc>
           <w:tcPr>
-            <w:tcW w:w="2299" w:type="dxa"/>
-            <w:tcBorders/>
-            <w:vAlign w:val="center"/>
-          </w:tcPr>
-          <w:p>
-            <w:pPr>
-              <w:pStyle w:val="TableContents"/>
-              <w:widowControl w:val="false"/>
-              <w:suppressLineNumbers/>
-              <w:bidi w:val="0"/>
+            <w:tcW w:w="2489" w:type="dxa"/>
+            <w:tcBorders/>
+            <w:vAlign w:val="center"/>
+          </w:tcPr>
+          <w:p>
+            <w:pPr>
+              <w:pStyle w:val="TableContents"/>
+              <w:bidi w:val="0"/>
+              <w:spacing w:before="0" w:after="283"/>
               <w:jc w:val="left"/>
               <w:rPr/>
             </w:pPr>
@@ -862,9 +846,8 @@
           <w:p>
             <w:pPr>
               <w:pStyle w:val="TableContents"/>
-              <w:widowControl w:val="false"/>
-              <w:suppressLineNumbers/>
-              <w:bidi w:val="0"/>
+              <w:bidi w:val="0"/>
+              <w:spacing w:before="0" w:after="283"/>
               <w:jc w:val="left"/>
               <w:rPr/>
             </w:pPr>
@@ -876,16 +859,15 @@
         </w:tc>
         <w:tc>
           <w:tcPr>
-            <w:tcW w:w="4008" w:type="dxa"/>
-            <w:tcBorders/>
-            <w:vAlign w:val="center"/>
-          </w:tcPr>
-          <w:p>
-            <w:pPr>
-              <w:pStyle w:val="TableContents"/>
-              <w:widowControl w:val="false"/>
-              <w:suppressLineNumbers/>
-              <w:bidi w:val="0"/>
+            <w:tcW w:w="4439" w:type="dxa"/>
+            <w:tcBorders/>
+            <w:vAlign w:val="center"/>
+          </w:tcPr>
+          <w:p>
+            <w:pPr>
+              <w:pStyle w:val="TableContents"/>
+              <w:bidi w:val="0"/>
+              <w:spacing w:before="0" w:after="283"/>
               <w:jc w:val="left"/>
               <w:rPr/>
             </w:pPr>
@@ -897,16 +879,15 @@
         </w:tc>
         <w:tc>
           <w:tcPr>
-            <w:tcW w:w="3755" w:type="dxa"/>
-            <w:tcBorders/>
-            <w:vAlign w:val="center"/>
-          </w:tcPr>
-          <w:p>
-            <w:pPr>
-              <w:pStyle w:val="TableContents"/>
-              <w:widowControl w:val="false"/>
-              <w:suppressLineNumbers/>
-              <w:bidi w:val="0"/>
+            <w:tcW w:w="4155" w:type="dxa"/>
+            <w:tcBorders/>
+            <w:vAlign w:val="center"/>
+          </w:tcPr>
+          <w:p>
+            <w:pPr>
+              <w:pStyle w:val="TableContents"/>
+              <w:bidi w:val="0"/>
+              <w:spacing w:before="0" w:after="283"/>
               <w:jc w:val="left"/>
               <w:rPr/>
             </w:pPr>
@@ -918,16 +899,15 @@
         </w:tc>
         <w:tc>
           <w:tcPr>
-            <w:tcW w:w="2299" w:type="dxa"/>
-            <w:tcBorders/>
-            <w:vAlign w:val="center"/>
-          </w:tcPr>
-          <w:p>
-            <w:pPr>
-              <w:pStyle w:val="TableContents"/>
-              <w:widowControl w:val="false"/>
-              <w:suppressLineNumbers/>
-              <w:bidi w:val="0"/>
+            <w:tcW w:w="2489" w:type="dxa"/>
+            <w:tcBorders/>
+            <w:vAlign w:val="center"/>
+          </w:tcPr>
+          <w:p>
+            <w:pPr>
+              <w:pStyle w:val="TableContents"/>
+              <w:bidi w:val="0"/>
+              <w:spacing w:before="0" w:after="283"/>
               <w:jc w:val="left"/>
               <w:rPr/>
             </w:pPr>
@@ -949,9 +929,8 @@
           <w:p>
             <w:pPr>
               <w:pStyle w:val="TableContents"/>
-              <w:widowControl w:val="false"/>
-              <w:suppressLineNumbers/>
-              <w:bidi w:val="0"/>
+              <w:bidi w:val="0"/>
+              <w:spacing w:before="0" w:after="283"/>
               <w:jc w:val="left"/>
               <w:rPr/>
             </w:pPr>
@@ -963,16 +942,15 @@
         </w:tc>
         <w:tc>
           <w:tcPr>
-            <w:tcW w:w="4008" w:type="dxa"/>
-            <w:tcBorders/>
-            <w:vAlign w:val="center"/>
-          </w:tcPr>
-          <w:p>
-            <w:pPr>
-              <w:pStyle w:val="TableContents"/>
-              <w:widowControl w:val="false"/>
-              <w:suppressLineNumbers/>
-              <w:bidi w:val="0"/>
+            <w:tcW w:w="4439" w:type="dxa"/>
+            <w:tcBorders/>
+            <w:vAlign w:val="center"/>
+          </w:tcPr>
+          <w:p>
+            <w:pPr>
+              <w:pStyle w:val="TableContents"/>
+              <w:bidi w:val="0"/>
+              <w:spacing w:before="0" w:after="283"/>
               <w:jc w:val="left"/>
               <w:rPr/>
             </w:pPr>
@@ -984,16 +962,15 @@
         </w:tc>
         <w:tc>
           <w:tcPr>
-            <w:tcW w:w="3755" w:type="dxa"/>
-            <w:tcBorders/>
-            <w:vAlign w:val="center"/>
-          </w:tcPr>
-          <w:p>
-            <w:pPr>
-              <w:pStyle w:val="TableContents"/>
-              <w:widowControl w:val="false"/>
-              <w:suppressLineNumbers/>
-              <w:bidi w:val="0"/>
+            <w:tcW w:w="4155" w:type="dxa"/>
+            <w:tcBorders/>
+            <w:vAlign w:val="center"/>
+          </w:tcPr>
+          <w:p>
+            <w:pPr>
+              <w:pStyle w:val="TableContents"/>
+              <w:bidi w:val="0"/>
+              <w:spacing w:before="0" w:after="283"/>
               <w:jc w:val="left"/>
               <w:rPr/>
             </w:pPr>
@@ -1005,16 +982,15 @@
         </w:tc>
         <w:tc>
           <w:tcPr>
-            <w:tcW w:w="2299" w:type="dxa"/>
-            <w:tcBorders/>
-            <w:vAlign w:val="center"/>
-          </w:tcPr>
-          <w:p>
-            <w:pPr>
-              <w:pStyle w:val="TableContents"/>
-              <w:widowControl w:val="false"/>
-              <w:suppressLineNumbers/>
-              <w:bidi w:val="0"/>
+            <w:tcW w:w="2489" w:type="dxa"/>
+            <w:tcBorders/>
+            <w:vAlign w:val="center"/>
+          </w:tcPr>
+          <w:p>
+            <w:pPr>
+              <w:pStyle w:val="TableContents"/>
+              <w:bidi w:val="0"/>
+              <w:spacing w:before="0" w:after="283"/>
               <w:jc w:val="left"/>
               <w:rPr/>
             </w:pPr>
@@ -1036,9 +1012,8 @@
           <w:p>
             <w:pPr>
               <w:pStyle w:val="TableContents"/>
-              <w:widowControl w:val="false"/>
-              <w:suppressLineNumbers/>
-              <w:bidi w:val="0"/>
+              <w:bidi w:val="0"/>
+              <w:spacing w:before="0" w:after="283"/>
               <w:jc w:val="left"/>
               <w:rPr/>
             </w:pPr>
@@ -1050,16 +1025,15 @@
         </w:tc>
         <w:tc>
           <w:tcPr>
-            <w:tcW w:w="4008" w:type="dxa"/>
-            <w:tcBorders/>
-            <w:vAlign w:val="center"/>
-          </w:tcPr>
-          <w:p>
-            <w:pPr>
-              <w:pStyle w:val="TableContents"/>
-              <w:widowControl w:val="false"/>
-              <w:suppressLineNumbers/>
-              <w:bidi w:val="0"/>
+            <w:tcW w:w="4439" w:type="dxa"/>
+            <w:tcBorders/>
+            <w:vAlign w:val="center"/>
+          </w:tcPr>
+          <w:p>
+            <w:pPr>
+              <w:pStyle w:val="TableContents"/>
+              <w:bidi w:val="0"/>
+              <w:spacing w:before="0" w:after="283"/>
               <w:jc w:val="left"/>
               <w:rPr/>
             </w:pPr>
@@ -1071,16 +1045,15 @@
         </w:tc>
         <w:tc>
           <w:tcPr>
-            <w:tcW w:w="3755" w:type="dxa"/>
-            <w:tcBorders/>
-            <w:vAlign w:val="center"/>
-          </w:tcPr>
-          <w:p>
-            <w:pPr>
-              <w:pStyle w:val="TableContents"/>
-              <w:widowControl w:val="false"/>
-              <w:suppressLineNumbers/>
-              <w:bidi w:val="0"/>
+            <w:tcW w:w="4155" w:type="dxa"/>
+            <w:tcBorders/>
+            <w:vAlign w:val="center"/>
+          </w:tcPr>
+          <w:p>
+            <w:pPr>
+              <w:pStyle w:val="TableContents"/>
+              <w:bidi w:val="0"/>
+              <w:spacing w:before="0" w:after="283"/>
               <w:jc w:val="left"/>
               <w:rPr/>
             </w:pPr>
@@ -1092,16 +1065,15 @@
         </w:tc>
         <w:tc>
           <w:tcPr>
-            <w:tcW w:w="2299" w:type="dxa"/>
-            <w:tcBorders/>
-            <w:vAlign w:val="center"/>
-          </w:tcPr>
-          <w:p>
-            <w:pPr>
-              <w:pStyle w:val="TableContents"/>
-              <w:widowControl w:val="false"/>
-              <w:suppressLineNumbers/>
-              <w:bidi w:val="0"/>
+            <w:tcW w:w="2489" w:type="dxa"/>
+            <w:tcBorders/>
+            <w:vAlign w:val="center"/>
+          </w:tcPr>
+          <w:p>
+            <w:pPr>
+              <w:pStyle w:val="TableContents"/>
+              <w:bidi w:val="0"/>
+              <w:spacing w:before="0" w:after="283"/>
               <w:jc w:val="left"/>
               <w:rPr/>
             </w:pPr>
@@ -1165,7 +1137,7 @@
     </w:p>
     <w:tbl>
       <w:tblPr>
-        <w:tblW w:w="10318" w:type="dxa"/>
+        <w:tblW w:w="11339" w:type="dxa"/>
         <w:jc w:val="left"/>
         <w:tblInd w:w="28" w:type="dxa"/>
         <w:tblLayout w:type="fixed"/>
@@ -1177,10 +1149,10 @@
         </w:tblCellMar>
       </w:tblPr>
       <w:tblGrid>
-        <w:gridCol w:w="693"/>
-        <w:gridCol w:w="3900"/>
-        <w:gridCol w:w="1826"/>
-        <w:gridCol w:w="3899"/>
+        <w:gridCol w:w="707"/>
+        <w:gridCol w:w="4370"/>
+        <w:gridCol w:w="1889"/>
+        <w:gridCol w:w="4373"/>
       </w:tblGrid>
       <w:tr>
         <w:trPr>
@@ -1188,7 +1160,7 @@
         </w:trPr>
         <w:tc>
           <w:tcPr>
-            <w:tcW w:w="693" w:type="dxa"/>
+            <w:tcW w:w="707" w:type="dxa"/>
             <w:tcBorders/>
             <w:vAlign w:val="center"/>
           </w:tcPr>
@@ -1198,6 +1170,7 @@
               <w:suppressLineNumbers/>
               <w:shd w:fill="F0F3F6" w:val="clear"/>
               <w:bidi w:val="0"/>
+              <w:spacing w:before="0" w:after="283"/>
               <w:jc w:val="left"/>
               <w:rPr/>
             </w:pPr>
@@ -1209,7 +1182,7 @@
         </w:tc>
         <w:tc>
           <w:tcPr>
-            <w:tcW w:w="3900" w:type="dxa"/>
+            <w:tcW w:w="4370" w:type="dxa"/>
             <w:tcBorders/>
             <w:vAlign w:val="center"/>
           </w:tcPr>
@@ -1219,6 +1192,7 @@
               <w:suppressLineNumbers/>
               <w:shd w:fill="F0F3F6" w:val="clear"/>
               <w:bidi w:val="0"/>
+              <w:spacing w:before="0" w:after="283"/>
               <w:jc w:val="left"/>
               <w:rPr/>
             </w:pPr>
@@ -1230,7 +1204,7 @@
         </w:tc>
         <w:tc>
           <w:tcPr>
-            <w:tcW w:w="1826" w:type="dxa"/>
+            <w:tcW w:w="1889" w:type="dxa"/>
             <w:tcBorders/>
             <w:vAlign w:val="center"/>
           </w:tcPr>
@@ -1240,6 +1214,7 @@
               <w:suppressLineNumbers/>
               <w:shd w:fill="F0F3F6" w:val="clear"/>
               <w:bidi w:val="0"/>
+              <w:spacing w:before="0" w:after="283"/>
               <w:jc w:val="left"/>
               <w:rPr/>
             </w:pPr>
@@ -1251,7 +1226,7 @@
         </w:tc>
         <w:tc>
           <w:tcPr>
-            <w:tcW w:w="3899" w:type="dxa"/>
+            <w:tcW w:w="4373" w:type="dxa"/>
             <w:tcBorders/>
             <w:vAlign w:val="center"/>
           </w:tcPr>
@@ -1261,6 +1236,7 @@
               <w:suppressLineNumbers/>
               <w:shd w:fill="F0F3F6" w:val="clear"/>
               <w:bidi w:val="0"/>
+              <w:spacing w:before="0" w:after="283"/>
               <w:jc w:val="left"/>
               <w:rPr/>
             </w:pPr>
@@ -1275,16 +1251,15 @@
         <w:trPr/>
         <w:tc>
           <w:tcPr>
-            <w:tcW w:w="693" w:type="dxa"/>
-            <w:tcBorders/>
-            <w:vAlign w:val="center"/>
-          </w:tcPr>
-          <w:p>
-            <w:pPr>
-              <w:pStyle w:val="TableContents"/>
-              <w:widowControl w:val="false"/>
-              <w:suppressLineNumbers/>
-              <w:bidi w:val="0"/>
+            <w:tcW w:w="707" w:type="dxa"/>
+            <w:tcBorders/>
+            <w:vAlign w:val="center"/>
+          </w:tcPr>
+          <w:p>
+            <w:pPr>
+              <w:pStyle w:val="TableContents"/>
+              <w:bidi w:val="0"/>
+              <w:spacing w:before="0" w:after="283"/>
               <w:jc w:val="left"/>
               <w:rPr/>
             </w:pPr>
@@ -1296,16 +1271,15 @@
         </w:tc>
         <w:tc>
           <w:tcPr>
-            <w:tcW w:w="3900" w:type="dxa"/>
-            <w:tcBorders/>
-            <w:vAlign w:val="center"/>
-          </w:tcPr>
-          <w:p>
-            <w:pPr>
-              <w:pStyle w:val="TableContents"/>
-              <w:widowControl w:val="false"/>
-              <w:suppressLineNumbers/>
-              <w:bidi w:val="0"/>
+            <w:tcW w:w="4370" w:type="dxa"/>
+            <w:tcBorders/>
+            <w:vAlign w:val="center"/>
+          </w:tcPr>
+          <w:p>
+            <w:pPr>
+              <w:pStyle w:val="TableContents"/>
+              <w:bidi w:val="0"/>
+              <w:spacing w:before="0" w:after="283"/>
               <w:jc w:val="left"/>
               <w:rPr/>
             </w:pPr>
@@ -1317,16 +1291,15 @@
         </w:tc>
         <w:tc>
           <w:tcPr>
-            <w:tcW w:w="1826" w:type="dxa"/>
-            <w:tcBorders/>
-            <w:vAlign w:val="center"/>
-          </w:tcPr>
-          <w:p>
-            <w:pPr>
-              <w:pStyle w:val="TableContents"/>
-              <w:widowControl w:val="false"/>
-              <w:suppressLineNumbers/>
-              <w:bidi w:val="0"/>
+            <w:tcW w:w="1889" w:type="dxa"/>
+            <w:tcBorders/>
+            <w:vAlign w:val="center"/>
+          </w:tcPr>
+          <w:p>
+            <w:pPr>
+              <w:pStyle w:val="TableContents"/>
+              <w:bidi w:val="0"/>
+              <w:spacing w:before="0" w:after="283"/>
               <w:jc w:val="left"/>
               <w:rPr/>
             </w:pPr>
@@ -1340,16 +1313,15 @@
         </w:tc>
         <w:tc>
           <w:tcPr>
-            <w:tcW w:w="3899" w:type="dxa"/>
-            <w:tcBorders/>
-            <w:vAlign w:val="center"/>
-          </w:tcPr>
-          <w:p>
-            <w:pPr>
-              <w:pStyle w:val="TableContents"/>
-              <w:widowControl w:val="false"/>
-              <w:suppressLineNumbers/>
-              <w:bidi w:val="0"/>
+            <w:tcW w:w="4373" w:type="dxa"/>
+            <w:tcBorders/>
+            <w:vAlign w:val="center"/>
+          </w:tcPr>
+          <w:p>
+            <w:pPr>
+              <w:pStyle w:val="TableContents"/>
+              <w:bidi w:val="0"/>
+              <w:spacing w:before="0" w:after="283"/>
               <w:jc w:val="left"/>
               <w:rPr/>
             </w:pPr>
@@ -1364,16 +1336,15 @@
         <w:trPr/>
         <w:tc>
           <w:tcPr>
-            <w:tcW w:w="693" w:type="dxa"/>
-            <w:tcBorders/>
-            <w:vAlign w:val="center"/>
-          </w:tcPr>
-          <w:p>
-            <w:pPr>
-              <w:pStyle w:val="TableContents"/>
-              <w:widowControl w:val="false"/>
-              <w:suppressLineNumbers/>
-              <w:bidi w:val="0"/>
+            <w:tcW w:w="707" w:type="dxa"/>
+            <w:tcBorders/>
+            <w:vAlign w:val="center"/>
+          </w:tcPr>
+          <w:p>
+            <w:pPr>
+              <w:pStyle w:val="TableContents"/>
+              <w:bidi w:val="0"/>
+              <w:spacing w:before="0" w:after="283"/>
               <w:jc w:val="left"/>
               <w:rPr/>
             </w:pPr>
@@ -1385,16 +1356,15 @@
         </w:tc>
         <w:tc>
           <w:tcPr>
-            <w:tcW w:w="3900" w:type="dxa"/>
-            <w:tcBorders/>
-            <w:vAlign w:val="center"/>
-          </w:tcPr>
-          <w:p>
-            <w:pPr>
-              <w:pStyle w:val="TableContents"/>
-              <w:widowControl w:val="false"/>
-              <w:suppressLineNumbers/>
-              <w:bidi w:val="0"/>
+            <w:tcW w:w="4370" w:type="dxa"/>
+            <w:tcBorders/>
+            <w:vAlign w:val="center"/>
+          </w:tcPr>
+          <w:p>
+            <w:pPr>
+              <w:pStyle w:val="TableContents"/>
+              <w:bidi w:val="0"/>
+              <w:spacing w:before="0" w:after="283"/>
               <w:jc w:val="left"/>
               <w:rPr/>
             </w:pPr>
@@ -1416,16 +1386,15 @@
         </w:tc>
         <w:tc>
           <w:tcPr>
-            <w:tcW w:w="1826" w:type="dxa"/>
-            <w:tcBorders/>
-            <w:vAlign w:val="center"/>
-          </w:tcPr>
-          <w:p>
-            <w:pPr>
-              <w:pStyle w:val="TableContents"/>
-              <w:widowControl w:val="false"/>
-              <w:suppressLineNumbers/>
-              <w:bidi w:val="0"/>
+            <w:tcW w:w="1889" w:type="dxa"/>
+            <w:tcBorders/>
+            <w:vAlign w:val="center"/>
+          </w:tcPr>
+          <w:p>
+            <w:pPr>
+              <w:pStyle w:val="TableContents"/>
+              <w:bidi w:val="0"/>
+              <w:spacing w:before="0" w:after="283"/>
               <w:jc w:val="left"/>
               <w:rPr/>
             </w:pPr>
@@ -1439,16 +1408,15 @@
         </w:tc>
         <w:tc>
           <w:tcPr>
-            <w:tcW w:w="3899" w:type="dxa"/>
-            <w:tcBorders/>
-            <w:vAlign w:val="center"/>
-          </w:tcPr>
-          <w:p>
-            <w:pPr>
-              <w:pStyle w:val="TableContents"/>
-              <w:widowControl w:val="false"/>
-              <w:suppressLineNumbers/>
-              <w:bidi w:val="0"/>
+            <w:tcW w:w="4373" w:type="dxa"/>
+            <w:tcBorders/>
+            <w:vAlign w:val="center"/>
+          </w:tcPr>
+          <w:p>
+            <w:pPr>
+              <w:pStyle w:val="TableContents"/>
+              <w:bidi w:val="0"/>
+              <w:spacing w:before="0" w:after="283"/>
               <w:jc w:val="left"/>
               <w:rPr/>
             </w:pPr>
@@ -1473,16 +1441,15 @@
         <w:trPr/>
         <w:tc>
           <w:tcPr>
-            <w:tcW w:w="693" w:type="dxa"/>
-            <w:tcBorders/>
-            <w:vAlign w:val="center"/>
-          </w:tcPr>
-          <w:p>
-            <w:pPr>
-              <w:pStyle w:val="TableContents"/>
-              <w:widowControl w:val="false"/>
-              <w:suppressLineNumbers/>
-              <w:bidi w:val="0"/>
+            <w:tcW w:w="707" w:type="dxa"/>
+            <w:tcBorders/>
+            <w:vAlign w:val="center"/>
+          </w:tcPr>
+          <w:p>
+            <w:pPr>
+              <w:pStyle w:val="TableContents"/>
+              <w:bidi w:val="0"/>
+              <w:spacing w:before="0" w:after="283"/>
               <w:jc w:val="left"/>
               <w:rPr/>
             </w:pPr>
@@ -1494,16 +1461,15 @@
         </w:tc>
         <w:tc>
           <w:tcPr>
-            <w:tcW w:w="3900" w:type="dxa"/>
-            <w:tcBorders/>
-            <w:vAlign w:val="center"/>
-          </w:tcPr>
-          <w:p>
-            <w:pPr>
-              <w:pStyle w:val="TableContents"/>
-              <w:widowControl w:val="false"/>
-              <w:suppressLineNumbers/>
-              <w:bidi w:val="0"/>
+            <w:tcW w:w="4370" w:type="dxa"/>
+            <w:tcBorders/>
+            <w:vAlign w:val="center"/>
+          </w:tcPr>
+          <w:p>
+            <w:pPr>
+              <w:pStyle w:val="TableContents"/>
+              <w:bidi w:val="0"/>
+              <w:spacing w:before="0" w:after="283"/>
               <w:jc w:val="left"/>
               <w:rPr/>
             </w:pPr>
@@ -1515,16 +1481,15 @@
         </w:tc>
         <w:tc>
           <w:tcPr>
-            <w:tcW w:w="1826" w:type="dxa"/>
-            <w:tcBorders/>
-            <w:vAlign w:val="center"/>
-          </w:tcPr>
-          <w:p>
-            <w:pPr>
-              <w:pStyle w:val="TableContents"/>
-              <w:widowControl w:val="false"/>
-              <w:suppressLineNumbers/>
-              <w:bidi w:val="0"/>
+            <w:tcW w:w="1889" w:type="dxa"/>
+            <w:tcBorders/>
+            <w:vAlign w:val="center"/>
+          </w:tcPr>
+          <w:p>
+            <w:pPr>
+              <w:pStyle w:val="TableContents"/>
+              <w:bidi w:val="0"/>
+              <w:spacing w:before="0" w:after="283"/>
               <w:jc w:val="left"/>
               <w:rPr/>
             </w:pPr>
@@ -1542,16 +1507,15 @@
         </w:tc>
         <w:tc>
           <w:tcPr>
-            <w:tcW w:w="3899" w:type="dxa"/>
-            <w:tcBorders/>
-            <w:vAlign w:val="center"/>
-          </w:tcPr>
-          <w:p>
-            <w:pPr>
-              <w:pStyle w:val="TableContents"/>
-              <w:widowControl w:val="false"/>
-              <w:suppressLineNumbers/>
-              <w:bidi w:val="0"/>
+            <w:tcW w:w="4373" w:type="dxa"/>
+            <w:tcBorders/>
+            <w:vAlign w:val="center"/>
+          </w:tcPr>
+          <w:p>
+            <w:pPr>
+              <w:pStyle w:val="TableContents"/>
+              <w:bidi w:val="0"/>
+              <w:spacing w:before="0" w:after="283"/>
               <w:jc w:val="left"/>
               <w:rPr/>
             </w:pPr>
@@ -1566,16 +1530,15 @@
         <w:trPr/>
         <w:tc>
           <w:tcPr>
-            <w:tcW w:w="693" w:type="dxa"/>
-            <w:tcBorders/>
-            <w:vAlign w:val="center"/>
-          </w:tcPr>
-          <w:p>
-            <w:pPr>
-              <w:pStyle w:val="TableContents"/>
-              <w:widowControl w:val="false"/>
-              <w:suppressLineNumbers/>
-              <w:bidi w:val="0"/>
+            <w:tcW w:w="707" w:type="dxa"/>
+            <w:tcBorders/>
+            <w:vAlign w:val="center"/>
+          </w:tcPr>
+          <w:p>
+            <w:pPr>
+              <w:pStyle w:val="TableContents"/>
+              <w:bidi w:val="0"/>
+              <w:spacing w:before="0" w:after="283"/>
               <w:jc w:val="left"/>
               <w:rPr/>
             </w:pPr>
@@ -1587,16 +1550,15 @@
         </w:tc>
         <w:tc>
           <w:tcPr>
-            <w:tcW w:w="3900" w:type="dxa"/>
-            <w:tcBorders/>
-            <w:vAlign w:val="center"/>
-          </w:tcPr>
-          <w:p>
-            <w:pPr>
-              <w:pStyle w:val="TableContents"/>
-              <w:widowControl w:val="false"/>
-              <w:suppressLineNumbers/>
-              <w:bidi w:val="0"/>
+            <w:tcW w:w="4370" w:type="dxa"/>
+            <w:tcBorders/>
+            <w:vAlign w:val="center"/>
+          </w:tcPr>
+          <w:p>
+            <w:pPr>
+              <w:pStyle w:val="TableContents"/>
+              <w:bidi w:val="0"/>
+              <w:spacing w:before="0" w:after="283"/>
               <w:jc w:val="left"/>
               <w:rPr/>
             </w:pPr>
@@ -1608,16 +1570,15 @@
         </w:tc>
         <w:tc>
           <w:tcPr>
-            <w:tcW w:w="1826" w:type="dxa"/>
-            <w:tcBorders/>
-            <w:vAlign w:val="center"/>
-          </w:tcPr>
-          <w:p>
-            <w:pPr>
-              <w:pStyle w:val="TableContents"/>
-              <w:widowControl w:val="false"/>
-              <w:suppressLineNumbers/>
-              <w:bidi w:val="0"/>
+            <w:tcW w:w="1889" w:type="dxa"/>
+            <w:tcBorders/>
+            <w:vAlign w:val="center"/>
+          </w:tcPr>
+          <w:p>
+            <w:pPr>
+              <w:pStyle w:val="TableContents"/>
+              <w:bidi w:val="0"/>
+              <w:spacing w:before="0" w:after="283"/>
               <w:jc w:val="left"/>
               <w:rPr/>
             </w:pPr>
@@ -1631,16 +1592,15 @@
         </w:tc>
         <w:tc>
           <w:tcPr>
-            <w:tcW w:w="3899" w:type="dxa"/>
-            <w:tcBorders/>
-            <w:vAlign w:val="center"/>
-          </w:tcPr>
-          <w:p>
-            <w:pPr>
-              <w:pStyle w:val="TableContents"/>
-              <w:widowControl w:val="false"/>
-              <w:suppressLineNumbers/>
-              <w:bidi w:val="0"/>
+            <w:tcW w:w="4373" w:type="dxa"/>
+            <w:tcBorders/>
+            <w:vAlign w:val="center"/>
+          </w:tcPr>
+          <w:p>
+            <w:pPr>
+              <w:pStyle w:val="TableContents"/>
+              <w:bidi w:val="0"/>
+              <w:spacing w:before="0" w:after="283"/>
               <w:jc w:val="left"/>
               <w:rPr/>
             </w:pPr>
@@ -1661,16 +1621,15 @@
         <w:trPr/>
         <w:tc>
           <w:tcPr>
-            <w:tcW w:w="693" w:type="dxa"/>
-            <w:tcBorders/>
-            <w:vAlign w:val="center"/>
-          </w:tcPr>
-          <w:p>
-            <w:pPr>
-              <w:pStyle w:val="TableContents"/>
-              <w:widowControl w:val="false"/>
-              <w:suppressLineNumbers/>
-              <w:bidi w:val="0"/>
+            <w:tcW w:w="707" w:type="dxa"/>
+            <w:tcBorders/>
+            <w:vAlign w:val="center"/>
+          </w:tcPr>
+          <w:p>
+            <w:pPr>
+              <w:pStyle w:val="TableContents"/>
+              <w:bidi w:val="0"/>
+              <w:spacing w:before="0" w:after="283"/>
               <w:jc w:val="left"/>
               <w:rPr/>
             </w:pPr>
@@ -1682,16 +1641,15 @@
         </w:tc>
         <w:tc>
           <w:tcPr>
-            <w:tcW w:w="3900" w:type="dxa"/>
-            <w:tcBorders/>
-            <w:vAlign w:val="center"/>
-          </w:tcPr>
-          <w:p>
-            <w:pPr>
-              <w:pStyle w:val="TableContents"/>
-              <w:widowControl w:val="false"/>
-              <w:suppressLineNumbers/>
-              <w:bidi w:val="0"/>
+            <w:tcW w:w="4370" w:type="dxa"/>
+            <w:tcBorders/>
+            <w:vAlign w:val="center"/>
+          </w:tcPr>
+          <w:p>
+            <w:pPr>
+              <w:pStyle w:val="TableContents"/>
+              <w:bidi w:val="0"/>
+              <w:spacing w:before="0" w:after="283"/>
               <w:jc w:val="left"/>
               <w:rPr/>
             </w:pPr>
@@ -1703,16 +1661,15 @@
         </w:tc>
         <w:tc>
           <w:tcPr>
-            <w:tcW w:w="1826" w:type="dxa"/>
-            <w:tcBorders/>
-            <w:vAlign w:val="center"/>
-          </w:tcPr>
-          <w:p>
-            <w:pPr>
-              <w:pStyle w:val="TableContents"/>
-              <w:widowControl w:val="false"/>
-              <w:suppressLineNumbers/>
-              <w:bidi w:val="0"/>
+            <w:tcW w:w="1889" w:type="dxa"/>
+            <w:tcBorders/>
+            <w:vAlign w:val="center"/>
+          </w:tcPr>
+          <w:p>
+            <w:pPr>
+              <w:pStyle w:val="TableContents"/>
+              <w:bidi w:val="0"/>
+              <w:spacing w:before="0" w:after="283"/>
               <w:jc w:val="left"/>
               <w:rPr/>
             </w:pPr>
@@ -1726,16 +1683,15 @@
         </w:tc>
         <w:tc>
           <w:tcPr>
-            <w:tcW w:w="3899" w:type="dxa"/>
-            <w:tcBorders/>
-            <w:vAlign w:val="center"/>
-          </w:tcPr>
-          <w:p>
-            <w:pPr>
-              <w:pStyle w:val="TableContents"/>
-              <w:widowControl w:val="false"/>
-              <w:suppressLineNumbers/>
-              <w:bidi w:val="0"/>
+            <w:tcW w:w="4373" w:type="dxa"/>
+            <w:tcBorders/>
+            <w:vAlign w:val="center"/>
+          </w:tcPr>
+          <w:p>
+            <w:pPr>
+              <w:pStyle w:val="TableContents"/>
+              <w:bidi w:val="0"/>
+              <w:spacing w:before="0" w:after="283"/>
               <w:jc w:val="left"/>
               <w:rPr/>
             </w:pPr>
@@ -1750,16 +1706,15 @@
         <w:trPr/>
         <w:tc>
           <w:tcPr>
-            <w:tcW w:w="693" w:type="dxa"/>
-            <w:tcBorders/>
-            <w:vAlign w:val="center"/>
-          </w:tcPr>
-          <w:p>
-            <w:pPr>
-              <w:pStyle w:val="TableContents"/>
-              <w:widowControl w:val="false"/>
-              <w:suppressLineNumbers/>
-              <w:bidi w:val="0"/>
+            <w:tcW w:w="707" w:type="dxa"/>
+            <w:tcBorders/>
+            <w:vAlign w:val="center"/>
+          </w:tcPr>
+          <w:p>
+            <w:pPr>
+              <w:pStyle w:val="TableContents"/>
+              <w:bidi w:val="0"/>
+              <w:spacing w:before="0" w:after="283"/>
               <w:jc w:val="left"/>
               <w:rPr/>
             </w:pPr>
@@ -1771,16 +1726,15 @@
         </w:tc>
         <w:tc>
           <w:tcPr>
-            <w:tcW w:w="3900" w:type="dxa"/>
-            <w:tcBorders/>
-            <w:vAlign w:val="center"/>
-          </w:tcPr>
-          <w:p>
-            <w:pPr>
-              <w:pStyle w:val="TableContents"/>
-              <w:widowControl w:val="false"/>
-              <w:suppressLineNumbers/>
-              <w:bidi w:val="0"/>
+            <w:tcW w:w="4370" w:type="dxa"/>
+            <w:tcBorders/>
+            <w:vAlign w:val="center"/>
+          </w:tcPr>
+          <w:p>
+            <w:pPr>
+              <w:pStyle w:val="TableContents"/>
+              <w:bidi w:val="0"/>
+              <w:spacing w:before="0" w:after="283"/>
               <w:jc w:val="left"/>
               <w:rPr/>
             </w:pPr>
@@ -1792,16 +1746,15 @@
         </w:tc>
         <w:tc>
           <w:tcPr>
-            <w:tcW w:w="1826" w:type="dxa"/>
-            <w:tcBorders/>
-            <w:vAlign w:val="center"/>
-          </w:tcPr>
-          <w:p>
-            <w:pPr>
-              <w:pStyle w:val="TableContents"/>
-              <w:widowControl w:val="false"/>
-              <w:suppressLineNumbers/>
-              <w:bidi w:val="0"/>
+            <w:tcW w:w="1889" w:type="dxa"/>
+            <w:tcBorders/>
+            <w:vAlign w:val="center"/>
+          </w:tcPr>
+          <w:p>
+            <w:pPr>
+              <w:pStyle w:val="TableContents"/>
+              <w:bidi w:val="0"/>
+              <w:spacing w:before="0" w:after="283"/>
               <w:jc w:val="left"/>
               <w:rPr/>
             </w:pPr>
@@ -1819,16 +1772,15 @@
         </w:tc>
         <w:tc>
           <w:tcPr>
-            <w:tcW w:w="3899" w:type="dxa"/>
-            <w:tcBorders/>
-            <w:vAlign w:val="center"/>
-          </w:tcPr>
-          <w:p>
-            <w:pPr>
-              <w:pStyle w:val="TableContents"/>
-              <w:widowControl w:val="false"/>
-              <w:suppressLineNumbers/>
-              <w:bidi w:val="0"/>
+            <w:tcW w:w="4373" w:type="dxa"/>
+            <w:tcBorders/>
+            <w:vAlign w:val="center"/>
+          </w:tcPr>
+          <w:p>
+            <w:pPr>
+              <w:pStyle w:val="TableContents"/>
+              <w:bidi w:val="0"/>
+              <w:spacing w:before="0" w:after="283"/>
               <w:jc w:val="left"/>
               <w:rPr/>
             </w:pPr>
@@ -1843,16 +1795,15 @@
         <w:trPr/>
         <w:tc>
           <w:tcPr>
-            <w:tcW w:w="693" w:type="dxa"/>
-            <w:tcBorders/>
-            <w:vAlign w:val="center"/>
-          </w:tcPr>
-          <w:p>
-            <w:pPr>
-              <w:pStyle w:val="TableContents"/>
-              <w:widowControl w:val="false"/>
-              <w:suppressLineNumbers/>
-              <w:bidi w:val="0"/>
+            <w:tcW w:w="707" w:type="dxa"/>
+            <w:tcBorders/>
+            <w:vAlign w:val="center"/>
+          </w:tcPr>
+          <w:p>
+            <w:pPr>
+              <w:pStyle w:val="TableContents"/>
+              <w:bidi w:val="0"/>
+              <w:spacing w:before="0" w:after="283"/>
               <w:jc w:val="left"/>
               <w:rPr/>
             </w:pPr>
@@ -1864,16 +1815,15 @@
         </w:tc>
         <w:tc>
           <w:tcPr>
-            <w:tcW w:w="3900" w:type="dxa"/>
-            <w:tcBorders/>
-            <w:vAlign w:val="center"/>
-          </w:tcPr>
-          <w:p>
-            <w:pPr>
-              <w:pStyle w:val="TableContents"/>
-              <w:widowControl w:val="false"/>
-              <w:suppressLineNumbers/>
-              <w:bidi w:val="0"/>
+            <w:tcW w:w="4370" w:type="dxa"/>
+            <w:tcBorders/>
+            <w:vAlign w:val="center"/>
+          </w:tcPr>
+          <w:p>
+            <w:pPr>
+              <w:pStyle w:val="TableContents"/>
+              <w:bidi w:val="0"/>
+              <w:spacing w:before="0" w:after="283"/>
               <w:jc w:val="left"/>
               <w:rPr/>
             </w:pPr>
@@ -1885,16 +1835,15 @@
         </w:tc>
         <w:tc>
           <w:tcPr>
-            <w:tcW w:w="1826" w:type="dxa"/>
-            <w:tcBorders/>
-            <w:vAlign w:val="center"/>
-          </w:tcPr>
-          <w:p>
-            <w:pPr>
-              <w:pStyle w:val="TableContents"/>
-              <w:widowControl w:val="false"/>
-              <w:suppressLineNumbers/>
-              <w:bidi w:val="0"/>
+            <w:tcW w:w="1889" w:type="dxa"/>
+            <w:tcBorders/>
+            <w:vAlign w:val="center"/>
+          </w:tcPr>
+          <w:p>
+            <w:pPr>
+              <w:pStyle w:val="TableContents"/>
+              <w:bidi w:val="0"/>
+              <w:spacing w:before="0" w:after="283"/>
               <w:jc w:val="left"/>
               <w:rPr/>
             </w:pPr>
@@ -1906,16 +1855,15 @@
         </w:tc>
         <w:tc>
           <w:tcPr>
-            <w:tcW w:w="3899" w:type="dxa"/>
-            <w:tcBorders/>
-            <w:vAlign w:val="center"/>
-          </w:tcPr>
-          <w:p>
-            <w:pPr>
-              <w:pStyle w:val="TableContents"/>
-              <w:widowControl w:val="false"/>
-              <w:suppressLineNumbers/>
-              <w:bidi w:val="0"/>
+            <w:tcW w:w="4373" w:type="dxa"/>
+            <w:tcBorders/>
+            <w:vAlign w:val="center"/>
+          </w:tcPr>
+          <w:p>
+            <w:pPr>
+              <w:pStyle w:val="TableContents"/>
+              <w:bidi w:val="0"/>
+              <w:spacing w:before="0" w:after="283"/>
               <w:jc w:val="left"/>
               <w:rPr/>
             </w:pPr>
@@ -1930,16 +1878,15 @@
         <w:trPr/>
         <w:tc>
           <w:tcPr>
-            <w:tcW w:w="693" w:type="dxa"/>
-            <w:tcBorders/>
-            <w:vAlign w:val="center"/>
-          </w:tcPr>
-          <w:p>
-            <w:pPr>
-              <w:pStyle w:val="TableContents"/>
-              <w:widowControl w:val="false"/>
-              <w:suppressLineNumbers/>
-              <w:bidi w:val="0"/>
+            <w:tcW w:w="707" w:type="dxa"/>
+            <w:tcBorders/>
+            <w:vAlign w:val="center"/>
+          </w:tcPr>
+          <w:p>
+            <w:pPr>
+              <w:pStyle w:val="TableContents"/>
+              <w:bidi w:val="0"/>
+              <w:spacing w:before="0" w:after="283"/>
               <w:jc w:val="left"/>
               <w:rPr/>
             </w:pPr>
@@ -1951,16 +1898,15 @@
         </w:tc>
         <w:tc>
           <w:tcPr>
-            <w:tcW w:w="3900" w:type="dxa"/>
-            <w:tcBorders/>
-            <w:vAlign w:val="center"/>
-          </w:tcPr>
-          <w:p>
-            <w:pPr>
-              <w:pStyle w:val="TableContents"/>
-              <w:widowControl w:val="false"/>
-              <w:suppressLineNumbers/>
-              <w:bidi w:val="0"/>
+            <w:tcW w:w="4370" w:type="dxa"/>
+            <w:tcBorders/>
+            <w:vAlign w:val="center"/>
+          </w:tcPr>
+          <w:p>
+            <w:pPr>
+              <w:pStyle w:val="TableContents"/>
+              <w:bidi w:val="0"/>
+              <w:spacing w:before="0" w:after="283"/>
               <w:jc w:val="left"/>
               <w:rPr/>
             </w:pPr>
@@ -1972,16 +1918,15 @@
         </w:tc>
         <w:tc>
           <w:tcPr>
-            <w:tcW w:w="1826" w:type="dxa"/>
-            <w:tcBorders/>
-            <w:vAlign w:val="center"/>
-          </w:tcPr>
-          <w:p>
-            <w:pPr>
-              <w:pStyle w:val="TableContents"/>
-              <w:widowControl w:val="false"/>
-              <w:suppressLineNumbers/>
-              <w:bidi w:val="0"/>
+            <w:tcW w:w="1889" w:type="dxa"/>
+            <w:tcBorders/>
+            <w:vAlign w:val="center"/>
+          </w:tcPr>
+          <w:p>
+            <w:pPr>
+              <w:pStyle w:val="TableContents"/>
+              <w:bidi w:val="0"/>
+              <w:spacing w:before="0" w:after="283"/>
               <w:jc w:val="left"/>
               <w:rPr/>
             </w:pPr>
@@ -1995,16 +1940,15 @@
         </w:tc>
         <w:tc>
           <w:tcPr>
-            <w:tcW w:w="3899" w:type="dxa"/>
-            <w:tcBorders/>
-            <w:vAlign w:val="center"/>
-          </w:tcPr>
-          <w:p>
-            <w:pPr>
-              <w:pStyle w:val="TableContents"/>
-              <w:widowControl w:val="false"/>
-              <w:suppressLineNumbers/>
-              <w:bidi w:val="0"/>
+            <w:tcW w:w="4373" w:type="dxa"/>
+            <w:tcBorders/>
+            <w:vAlign w:val="center"/>
+          </w:tcPr>
+          <w:p>
+            <w:pPr>
+              <w:pStyle w:val="TableContents"/>
+              <w:bidi w:val="0"/>
+              <w:spacing w:before="0" w:after="283"/>
               <w:jc w:val="left"/>
               <w:rPr/>
             </w:pPr>
@@ -2019,16 +1963,15 @@
         <w:trPr/>
         <w:tc>
           <w:tcPr>
-            <w:tcW w:w="693" w:type="dxa"/>
-            <w:tcBorders/>
-            <w:vAlign w:val="center"/>
-          </w:tcPr>
-          <w:p>
-            <w:pPr>
-              <w:pStyle w:val="TableContents"/>
-              <w:widowControl w:val="false"/>
-              <w:suppressLineNumbers/>
-              <w:bidi w:val="0"/>
+            <w:tcW w:w="707" w:type="dxa"/>
+            <w:tcBorders/>
+            <w:vAlign w:val="center"/>
+          </w:tcPr>
+          <w:p>
+            <w:pPr>
+              <w:pStyle w:val="TableContents"/>
+              <w:bidi w:val="0"/>
+              <w:spacing w:before="0" w:after="283"/>
               <w:jc w:val="left"/>
               <w:rPr/>
             </w:pPr>
@@ -2040,16 +1983,15 @@
         </w:tc>
         <w:tc>
           <w:tcPr>
-            <w:tcW w:w="3900" w:type="dxa"/>
-            <w:tcBorders/>
-            <w:vAlign w:val="center"/>
-          </w:tcPr>
-          <w:p>
-            <w:pPr>
-              <w:pStyle w:val="TableContents"/>
-              <w:widowControl w:val="false"/>
-              <w:suppressLineNumbers/>
-              <w:bidi w:val="0"/>
+            <w:tcW w:w="4370" w:type="dxa"/>
+            <w:tcBorders/>
+            <w:vAlign w:val="center"/>
+          </w:tcPr>
+          <w:p>
+            <w:pPr>
+              <w:pStyle w:val="TableContents"/>
+              <w:bidi w:val="0"/>
+              <w:spacing w:before="0" w:after="283"/>
               <w:jc w:val="left"/>
               <w:rPr/>
             </w:pPr>
@@ -2061,16 +2003,15 @@
         </w:tc>
         <w:tc>
           <w:tcPr>
-            <w:tcW w:w="1826" w:type="dxa"/>
-            <w:tcBorders/>
-            <w:vAlign w:val="center"/>
-          </w:tcPr>
-          <w:p>
-            <w:pPr>
-              <w:pStyle w:val="TableContents"/>
-              <w:widowControl w:val="false"/>
-              <w:suppressLineNumbers/>
-              <w:bidi w:val="0"/>
+            <w:tcW w:w="1889" w:type="dxa"/>
+            <w:tcBorders/>
+            <w:vAlign w:val="center"/>
+          </w:tcPr>
+          <w:p>
+            <w:pPr>
+              <w:pStyle w:val="TableContents"/>
+              <w:bidi w:val="0"/>
+              <w:spacing w:before="0" w:after="283"/>
               <w:jc w:val="left"/>
               <w:rPr/>
             </w:pPr>
@@ -2084,16 +2025,15 @@
         </w:tc>
         <w:tc>
           <w:tcPr>
-            <w:tcW w:w="3899" w:type="dxa"/>
-            <w:tcBorders/>
-            <w:vAlign w:val="center"/>
-          </w:tcPr>
-          <w:p>
-            <w:pPr>
-              <w:pStyle w:val="TableContents"/>
-              <w:widowControl w:val="false"/>
-              <w:suppressLineNumbers/>
-              <w:bidi w:val="0"/>
+            <w:tcW w:w="4373" w:type="dxa"/>
+            <w:tcBorders/>
+            <w:vAlign w:val="center"/>
+          </w:tcPr>
+          <w:p>
+            <w:pPr>
+              <w:pStyle w:val="TableContents"/>
+              <w:bidi w:val="0"/>
+              <w:spacing w:before="0" w:after="283"/>
               <w:jc w:val="left"/>
               <w:rPr/>
             </w:pPr>
@@ -2108,16 +2048,15 @@
         <w:trPr/>
         <w:tc>
           <w:tcPr>
-            <w:tcW w:w="693" w:type="dxa"/>
-            <w:tcBorders/>
-            <w:vAlign w:val="center"/>
-          </w:tcPr>
-          <w:p>
-            <w:pPr>
-              <w:pStyle w:val="TableContents"/>
-              <w:widowControl w:val="false"/>
-              <w:suppressLineNumbers/>
-              <w:bidi w:val="0"/>
+            <w:tcW w:w="707" w:type="dxa"/>
+            <w:tcBorders/>
+            <w:vAlign w:val="center"/>
+          </w:tcPr>
+          <w:p>
+            <w:pPr>
+              <w:pStyle w:val="TableContents"/>
+              <w:bidi w:val="0"/>
+              <w:spacing w:before="0" w:after="283"/>
               <w:jc w:val="left"/>
               <w:rPr/>
             </w:pPr>
@@ -2129,16 +2068,15 @@
         </w:tc>
         <w:tc>
           <w:tcPr>
-            <w:tcW w:w="3900" w:type="dxa"/>
-            <w:tcBorders/>
-            <w:vAlign w:val="center"/>
-          </w:tcPr>
-          <w:p>
-            <w:pPr>
-              <w:pStyle w:val="TableContents"/>
-              <w:widowControl w:val="false"/>
-              <w:suppressLineNumbers/>
-              <w:bidi w:val="0"/>
+            <w:tcW w:w="4370" w:type="dxa"/>
+            <w:tcBorders/>
+            <w:vAlign w:val="center"/>
+          </w:tcPr>
+          <w:p>
+            <w:pPr>
+              <w:pStyle w:val="TableContents"/>
+              <w:bidi w:val="0"/>
+              <w:spacing w:before="0" w:after="283"/>
               <w:jc w:val="left"/>
               <w:rPr/>
             </w:pPr>
@@ -2160,16 +2098,15 @@
         </w:tc>
         <w:tc>
           <w:tcPr>
-            <w:tcW w:w="1826" w:type="dxa"/>
-            <w:tcBorders/>
-            <w:vAlign w:val="center"/>
-          </w:tcPr>
-          <w:p>
-            <w:pPr>
-              <w:pStyle w:val="TableContents"/>
-              <w:widowControl w:val="false"/>
-              <w:suppressLineNumbers/>
-              <w:bidi w:val="0"/>
+            <w:tcW w:w="1889" w:type="dxa"/>
+            <w:tcBorders/>
+            <w:vAlign w:val="center"/>
+          </w:tcPr>
+          <w:p>
+            <w:pPr>
+              <w:pStyle w:val="TableContents"/>
+              <w:bidi w:val="0"/>
+              <w:spacing w:before="0" w:after="283"/>
               <w:jc w:val="left"/>
               <w:rPr/>
             </w:pPr>
@@ -2183,16 +2120,15 @@
         </w:tc>
         <w:tc>
           <w:tcPr>
-            <w:tcW w:w="3899" w:type="dxa"/>
-            <w:tcBorders/>
-            <w:vAlign w:val="center"/>
-          </w:tcPr>
-          <w:p>
-            <w:pPr>
-              <w:pStyle w:val="TableContents"/>
-              <w:widowControl w:val="false"/>
-              <w:suppressLineNumbers/>
-              <w:bidi w:val="0"/>
+            <w:tcW w:w="4373" w:type="dxa"/>
+            <w:tcBorders/>
+            <w:vAlign w:val="center"/>
+          </w:tcPr>
+          <w:p>
+            <w:pPr>
+              <w:pStyle w:val="TableContents"/>
+              <w:bidi w:val="0"/>
+              <w:spacing w:before="0" w:after="283"/>
               <w:jc w:val="left"/>
               <w:rPr/>
             </w:pPr>
@@ -2207,16 +2143,15 @@
         <w:trPr/>
         <w:tc>
           <w:tcPr>
-            <w:tcW w:w="693" w:type="dxa"/>
-            <w:tcBorders/>
-            <w:vAlign w:val="center"/>
-          </w:tcPr>
-          <w:p>
-            <w:pPr>
-              <w:pStyle w:val="TableContents"/>
-              <w:widowControl w:val="false"/>
-              <w:suppressLineNumbers/>
-              <w:bidi w:val="0"/>
+            <w:tcW w:w="707" w:type="dxa"/>
+            <w:tcBorders/>
+            <w:vAlign w:val="center"/>
+          </w:tcPr>
+          <w:p>
+            <w:pPr>
+              <w:pStyle w:val="TableContents"/>
+              <w:bidi w:val="0"/>
+              <w:spacing w:before="0" w:after="283"/>
               <w:jc w:val="left"/>
               <w:rPr/>
             </w:pPr>
@@ -2228,16 +2163,15 @@
         </w:tc>
         <w:tc>
           <w:tcPr>
-            <w:tcW w:w="3900" w:type="dxa"/>
-            <w:tcBorders/>
-            <w:vAlign w:val="center"/>
-          </w:tcPr>
-          <w:p>
-            <w:pPr>
-              <w:pStyle w:val="TableContents"/>
-              <w:widowControl w:val="false"/>
-              <w:suppressLineNumbers/>
-              <w:bidi w:val="0"/>
+            <w:tcW w:w="4370" w:type="dxa"/>
+            <w:tcBorders/>
+            <w:vAlign w:val="center"/>
+          </w:tcPr>
+          <w:p>
+            <w:pPr>
+              <w:pStyle w:val="TableContents"/>
+              <w:bidi w:val="0"/>
+              <w:spacing w:before="0" w:after="283"/>
               <w:jc w:val="left"/>
               <w:rPr/>
             </w:pPr>
@@ -2249,16 +2183,15 @@
         </w:tc>
         <w:tc>
           <w:tcPr>
-            <w:tcW w:w="1826" w:type="dxa"/>
-            <w:tcBorders/>
-            <w:vAlign w:val="center"/>
-          </w:tcPr>
-          <w:p>
-            <w:pPr>
-              <w:pStyle w:val="TableContents"/>
-              <w:widowControl w:val="false"/>
-              <w:suppressLineNumbers/>
-              <w:bidi w:val="0"/>
+            <w:tcW w:w="1889" w:type="dxa"/>
+            <w:tcBorders/>
+            <w:vAlign w:val="center"/>
+          </w:tcPr>
+          <w:p>
+            <w:pPr>
+              <w:pStyle w:val="TableContents"/>
+              <w:bidi w:val="0"/>
+              <w:spacing w:before="0" w:after="283"/>
               <w:jc w:val="left"/>
               <w:rPr/>
             </w:pPr>
@@ -2272,16 +2205,15 @@
         </w:tc>
         <w:tc>
           <w:tcPr>
-            <w:tcW w:w="3899" w:type="dxa"/>
-            <w:tcBorders/>
-            <w:vAlign w:val="center"/>
-          </w:tcPr>
-          <w:p>
-            <w:pPr>
-              <w:pStyle w:val="TableContents"/>
-              <w:widowControl w:val="false"/>
-              <w:suppressLineNumbers/>
-              <w:bidi w:val="0"/>
+            <w:tcW w:w="4373" w:type="dxa"/>
+            <w:tcBorders/>
+            <w:vAlign w:val="center"/>
+          </w:tcPr>
+          <w:p>
+            <w:pPr>
+              <w:pStyle w:val="TableContents"/>
+              <w:bidi w:val="0"/>
+              <w:spacing w:before="0" w:after="283"/>
               <w:jc w:val="left"/>
               <w:rPr/>
             </w:pPr>
@@ -2296,16 +2228,15 @@
         <w:trPr/>
         <w:tc>
           <w:tcPr>
-            <w:tcW w:w="693" w:type="dxa"/>
-            <w:tcBorders/>
-            <w:vAlign w:val="center"/>
-          </w:tcPr>
-          <w:p>
-            <w:pPr>
-              <w:pStyle w:val="TableContents"/>
-              <w:widowControl w:val="false"/>
-              <w:suppressLineNumbers/>
-              <w:bidi w:val="0"/>
+            <w:tcW w:w="707" w:type="dxa"/>
+            <w:tcBorders/>
+            <w:vAlign w:val="center"/>
+          </w:tcPr>
+          <w:p>
+            <w:pPr>
+              <w:pStyle w:val="TableContents"/>
+              <w:bidi w:val="0"/>
+              <w:spacing w:before="0" w:after="283"/>
               <w:jc w:val="left"/>
               <w:rPr/>
             </w:pPr>
@@ -2317,16 +2248,15 @@
         </w:tc>
         <w:tc>
           <w:tcPr>
-            <w:tcW w:w="3900" w:type="dxa"/>
-            <w:tcBorders/>
-            <w:vAlign w:val="center"/>
-          </w:tcPr>
-          <w:p>
-            <w:pPr>
-              <w:pStyle w:val="TableContents"/>
-              <w:widowControl w:val="false"/>
-              <w:suppressLineNumbers/>
-              <w:bidi w:val="0"/>
+            <w:tcW w:w="4370" w:type="dxa"/>
+            <w:tcBorders/>
+            <w:vAlign w:val="center"/>
+          </w:tcPr>
+          <w:p>
+            <w:pPr>
+              <w:pStyle w:val="TableContents"/>
+              <w:bidi w:val="0"/>
+              <w:spacing w:before="0" w:after="283"/>
               <w:jc w:val="left"/>
               <w:rPr/>
             </w:pPr>
@@ -2338,16 +2268,15 @@
         </w:tc>
         <w:tc>
           <w:tcPr>
-            <w:tcW w:w="1826" w:type="dxa"/>
-            <w:tcBorders/>
-            <w:vAlign w:val="center"/>
-          </w:tcPr>
-          <w:p>
-            <w:pPr>
-              <w:pStyle w:val="TableContents"/>
-              <w:widowControl w:val="false"/>
-              <w:suppressLineNumbers/>
-              <w:bidi w:val="0"/>
+            <w:tcW w:w="1889" w:type="dxa"/>
+            <w:tcBorders/>
+            <w:vAlign w:val="center"/>
+          </w:tcPr>
+          <w:p>
+            <w:pPr>
+              <w:pStyle w:val="TableContents"/>
+              <w:bidi w:val="0"/>
+              <w:spacing w:before="0" w:after="283"/>
               <w:jc w:val="left"/>
               <w:rPr/>
             </w:pPr>
@@ -2361,16 +2290,15 @@
         </w:tc>
         <w:tc>
           <w:tcPr>
-            <w:tcW w:w="3899" w:type="dxa"/>
-            <w:tcBorders/>
-            <w:vAlign w:val="center"/>
-          </w:tcPr>
-          <w:p>
-            <w:pPr>
-              <w:pStyle w:val="TableContents"/>
-              <w:widowControl w:val="false"/>
-              <w:suppressLineNumbers/>
-              <w:bidi w:val="0"/>
+            <w:tcW w:w="4373" w:type="dxa"/>
+            <w:tcBorders/>
+            <w:vAlign w:val="center"/>
+          </w:tcPr>
+          <w:p>
+            <w:pPr>
+              <w:pStyle w:val="TableContents"/>
+              <w:bidi w:val="0"/>
+              <w:spacing w:before="0" w:after="283"/>
               <w:jc w:val="left"/>
               <w:rPr/>
             </w:pPr>
@@ -2385,16 +2313,15 @@
         <w:trPr/>
         <w:tc>
           <w:tcPr>
-            <w:tcW w:w="693" w:type="dxa"/>
-            <w:tcBorders/>
-            <w:vAlign w:val="center"/>
-          </w:tcPr>
-          <w:p>
-            <w:pPr>
-              <w:pStyle w:val="TableContents"/>
-              <w:widowControl w:val="false"/>
-              <w:suppressLineNumbers/>
-              <w:bidi w:val="0"/>
+            <w:tcW w:w="707" w:type="dxa"/>
+            <w:tcBorders/>
+            <w:vAlign w:val="center"/>
+          </w:tcPr>
+          <w:p>
+            <w:pPr>
+              <w:pStyle w:val="TableContents"/>
+              <w:bidi w:val="0"/>
+              <w:spacing w:before="0" w:after="283"/>
               <w:jc w:val="left"/>
               <w:rPr/>
             </w:pPr>
@@ -2406,16 +2333,15 @@
         </w:tc>
         <w:tc>
           <w:tcPr>
-            <w:tcW w:w="3900" w:type="dxa"/>
-            <w:tcBorders/>
-            <w:vAlign w:val="center"/>
-          </w:tcPr>
-          <w:p>
-            <w:pPr>
-              <w:pStyle w:val="TableContents"/>
-              <w:widowControl w:val="false"/>
-              <w:suppressLineNumbers/>
-              <w:bidi w:val="0"/>
+            <w:tcW w:w="4370" w:type="dxa"/>
+            <w:tcBorders/>
+            <w:vAlign w:val="center"/>
+          </w:tcPr>
+          <w:p>
+            <w:pPr>
+              <w:pStyle w:val="TableContents"/>
+              <w:bidi w:val="0"/>
+              <w:spacing w:before="0" w:after="283"/>
               <w:jc w:val="left"/>
               <w:rPr/>
             </w:pPr>
@@ -2427,16 +2353,15 @@
         </w:tc>
         <w:tc>
           <w:tcPr>
-            <w:tcW w:w="1826" w:type="dxa"/>
-            <w:tcBorders/>
-            <w:vAlign w:val="center"/>
-          </w:tcPr>
-          <w:p>
-            <w:pPr>
-              <w:pStyle w:val="TableContents"/>
-              <w:widowControl w:val="false"/>
-              <w:suppressLineNumbers/>
-              <w:bidi w:val="0"/>
+            <w:tcW w:w="1889" w:type="dxa"/>
+            <w:tcBorders/>
+            <w:vAlign w:val="center"/>
+          </w:tcPr>
+          <w:p>
+            <w:pPr>
+              <w:pStyle w:val="TableContents"/>
+              <w:bidi w:val="0"/>
+              <w:spacing w:before="0" w:after="283"/>
               <w:jc w:val="left"/>
               <w:rPr/>
             </w:pPr>
@@ -2450,16 +2375,15 @@
         </w:tc>
         <w:tc>
           <w:tcPr>
-            <w:tcW w:w="3899" w:type="dxa"/>
-            <w:tcBorders/>
-            <w:vAlign w:val="center"/>
-          </w:tcPr>
-          <w:p>
-            <w:pPr>
-              <w:pStyle w:val="TableContents"/>
-              <w:widowControl w:val="false"/>
-              <w:suppressLineNumbers/>
-              <w:bidi w:val="0"/>
+            <w:tcW w:w="4373" w:type="dxa"/>
+            <w:tcBorders/>
+            <w:vAlign w:val="center"/>
+          </w:tcPr>
+          <w:p>
+            <w:pPr>
+              <w:pStyle w:val="TableContents"/>
+              <w:bidi w:val="0"/>
+              <w:spacing w:before="0" w:after="283"/>
               <w:jc w:val="left"/>
               <w:rPr/>
             </w:pPr>
@@ -2474,16 +2398,15 @@
         <w:trPr/>
         <w:tc>
           <w:tcPr>
-            <w:tcW w:w="693" w:type="dxa"/>
-            <w:tcBorders/>
-            <w:vAlign w:val="center"/>
-          </w:tcPr>
-          <w:p>
-            <w:pPr>
-              <w:pStyle w:val="TableContents"/>
-              <w:widowControl w:val="false"/>
-              <w:suppressLineNumbers/>
-              <w:bidi w:val="0"/>
+            <w:tcW w:w="707" w:type="dxa"/>
+            <w:tcBorders/>
+            <w:vAlign w:val="center"/>
+          </w:tcPr>
+          <w:p>
+            <w:pPr>
+              <w:pStyle w:val="TableContents"/>
+              <w:bidi w:val="0"/>
+              <w:spacing w:before="0" w:after="283"/>
               <w:jc w:val="left"/>
               <w:rPr/>
             </w:pPr>
@@ -2495,16 +2418,15 @@
         </w:tc>
         <w:tc>
           <w:tcPr>
-            <w:tcW w:w="3900" w:type="dxa"/>
-            <w:tcBorders/>
-            <w:vAlign w:val="center"/>
-          </w:tcPr>
-          <w:p>
-            <w:pPr>
-              <w:pStyle w:val="TableContents"/>
-              <w:widowControl w:val="false"/>
-              <w:suppressLineNumbers/>
-              <w:bidi w:val="0"/>
+            <w:tcW w:w="4370" w:type="dxa"/>
+            <w:tcBorders/>
+            <w:vAlign w:val="center"/>
+          </w:tcPr>
+          <w:p>
+            <w:pPr>
+              <w:pStyle w:val="TableContents"/>
+              <w:bidi w:val="0"/>
+              <w:spacing w:before="0" w:after="283"/>
               <w:jc w:val="left"/>
               <w:rPr/>
             </w:pPr>
@@ -2516,16 +2438,15 @@
         </w:tc>
         <w:tc>
           <w:tcPr>
-            <w:tcW w:w="1826" w:type="dxa"/>
-            <w:tcBorders/>
-            <w:vAlign w:val="center"/>
-          </w:tcPr>
-          <w:p>
-            <w:pPr>
-              <w:pStyle w:val="TableContents"/>
-              <w:widowControl w:val="false"/>
-              <w:suppressLineNumbers/>
-              <w:bidi w:val="0"/>
+            <w:tcW w:w="1889" w:type="dxa"/>
+            <w:tcBorders/>
+            <w:vAlign w:val="center"/>
+          </w:tcPr>
+          <w:p>
+            <w:pPr>
+              <w:pStyle w:val="TableContents"/>
+              <w:bidi w:val="0"/>
+              <w:spacing w:before="0" w:after="283"/>
               <w:jc w:val="left"/>
               <w:rPr/>
             </w:pPr>
@@ -2539,16 +2460,15 @@
         </w:tc>
         <w:tc>
           <w:tcPr>
-            <w:tcW w:w="3899" w:type="dxa"/>
-            <w:tcBorders/>
-            <w:vAlign w:val="center"/>
-          </w:tcPr>
-          <w:p>
-            <w:pPr>
-              <w:pStyle w:val="TableContents"/>
-              <w:widowControl w:val="false"/>
-              <w:suppressLineNumbers/>
-              <w:bidi w:val="0"/>
+            <w:tcW w:w="4373" w:type="dxa"/>
+            <w:tcBorders/>
+            <w:vAlign w:val="center"/>
+          </w:tcPr>
+          <w:p>
+            <w:pPr>
+              <w:pStyle w:val="TableContents"/>
+              <w:bidi w:val="0"/>
+              <w:spacing w:before="0" w:after="283"/>
               <w:jc w:val="left"/>
               <w:rPr/>
             </w:pPr>
@@ -2563,16 +2483,15 @@
         <w:trPr/>
         <w:tc>
           <w:tcPr>
-            <w:tcW w:w="693" w:type="dxa"/>
-            <w:tcBorders/>
-            <w:vAlign w:val="center"/>
-          </w:tcPr>
-          <w:p>
-            <w:pPr>
-              <w:pStyle w:val="TableContents"/>
-              <w:widowControl w:val="false"/>
-              <w:suppressLineNumbers/>
-              <w:bidi w:val="0"/>
+            <w:tcW w:w="707" w:type="dxa"/>
+            <w:tcBorders/>
+            <w:vAlign w:val="center"/>
+          </w:tcPr>
+          <w:p>
+            <w:pPr>
+              <w:pStyle w:val="TableContents"/>
+              <w:bidi w:val="0"/>
+              <w:spacing w:before="0" w:after="283"/>
               <w:jc w:val="left"/>
               <w:rPr/>
             </w:pPr>
@@ -2584,16 +2503,15 @@
         </w:tc>
         <w:tc>
           <w:tcPr>
-            <w:tcW w:w="3900" w:type="dxa"/>
-            <w:tcBorders/>
-            <w:vAlign w:val="center"/>
-          </w:tcPr>
-          <w:p>
-            <w:pPr>
-              <w:pStyle w:val="TableContents"/>
-              <w:widowControl w:val="false"/>
-              <w:suppressLineNumbers/>
-              <w:bidi w:val="0"/>
+            <w:tcW w:w="4370" w:type="dxa"/>
+            <w:tcBorders/>
+            <w:vAlign w:val="center"/>
+          </w:tcPr>
+          <w:p>
+            <w:pPr>
+              <w:pStyle w:val="TableContents"/>
+              <w:bidi w:val="0"/>
+              <w:spacing w:before="0" w:after="283"/>
               <w:jc w:val="left"/>
               <w:rPr/>
             </w:pPr>
@@ -2605,16 +2523,15 @@
         </w:tc>
         <w:tc>
           <w:tcPr>
-            <w:tcW w:w="1826" w:type="dxa"/>
-            <w:tcBorders/>
-            <w:vAlign w:val="center"/>
-          </w:tcPr>
-          <w:p>
-            <w:pPr>
-              <w:pStyle w:val="TableContents"/>
-              <w:widowControl w:val="false"/>
-              <w:suppressLineNumbers/>
-              <w:bidi w:val="0"/>
+            <w:tcW w:w="1889" w:type="dxa"/>
+            <w:tcBorders/>
+            <w:vAlign w:val="center"/>
+          </w:tcPr>
+          <w:p>
+            <w:pPr>
+              <w:pStyle w:val="TableContents"/>
+              <w:bidi w:val="0"/>
+              <w:spacing w:before="0" w:after="283"/>
               <w:jc w:val="left"/>
               <w:rPr/>
             </w:pPr>
@@ -2628,16 +2545,15 @@
         </w:tc>
         <w:tc>
           <w:tcPr>
-            <w:tcW w:w="3899" w:type="dxa"/>
-            <w:tcBorders/>
-            <w:vAlign w:val="center"/>
-          </w:tcPr>
-          <w:p>
-            <w:pPr>
-              <w:pStyle w:val="TableContents"/>
-              <w:widowControl w:val="false"/>
-              <w:suppressLineNumbers/>
-              <w:bidi w:val="0"/>
+            <w:tcW w:w="4373" w:type="dxa"/>
+            <w:tcBorders/>
+            <w:vAlign w:val="center"/>
+          </w:tcPr>
+          <w:p>
+            <w:pPr>
+              <w:pStyle w:val="TableContents"/>
+              <w:bidi w:val="0"/>
+              <w:spacing w:before="0" w:after="283"/>
               <w:jc w:val="left"/>
               <w:rPr/>
             </w:pPr>
@@ -2652,16 +2568,15 @@
         <w:trPr/>
         <w:tc>
           <w:tcPr>
-            <w:tcW w:w="693" w:type="dxa"/>
-            <w:tcBorders/>
-            <w:vAlign w:val="center"/>
-          </w:tcPr>
-          <w:p>
-            <w:pPr>
-              <w:pStyle w:val="TableContents"/>
-              <w:widowControl w:val="false"/>
-              <w:suppressLineNumbers/>
-              <w:bidi w:val="0"/>
+            <w:tcW w:w="707" w:type="dxa"/>
+            <w:tcBorders/>
+            <w:vAlign w:val="center"/>
+          </w:tcPr>
+          <w:p>
+            <w:pPr>
+              <w:pStyle w:val="TableContents"/>
+              <w:bidi w:val="0"/>
+              <w:spacing w:before="0" w:after="283"/>
               <w:jc w:val="left"/>
               <w:rPr/>
             </w:pPr>
@@ -2673,16 +2588,15 @@
         </w:tc>
         <w:tc>
           <w:tcPr>
-            <w:tcW w:w="3900" w:type="dxa"/>
-            <w:tcBorders/>
-            <w:vAlign w:val="center"/>
-          </w:tcPr>
-          <w:p>
-            <w:pPr>
-              <w:pStyle w:val="TableContents"/>
-              <w:widowControl w:val="false"/>
-              <w:suppressLineNumbers/>
-              <w:bidi w:val="0"/>
+            <w:tcW w:w="4370" w:type="dxa"/>
+            <w:tcBorders/>
+            <w:vAlign w:val="center"/>
+          </w:tcPr>
+          <w:p>
+            <w:pPr>
+              <w:pStyle w:val="TableContents"/>
+              <w:bidi w:val="0"/>
+              <w:spacing w:before="0" w:after="283"/>
               <w:jc w:val="left"/>
               <w:rPr/>
             </w:pPr>
@@ -2694,16 +2608,15 @@
         </w:tc>
         <w:tc>
           <w:tcPr>
-            <w:tcW w:w="1826" w:type="dxa"/>
-            <w:tcBorders/>
-            <w:vAlign w:val="center"/>
-          </w:tcPr>
-          <w:p>
-            <w:pPr>
-              <w:pStyle w:val="TableContents"/>
-              <w:widowControl w:val="false"/>
-              <w:suppressLineNumbers/>
-              <w:bidi w:val="0"/>
+            <w:tcW w:w="1889" w:type="dxa"/>
+            <w:tcBorders/>
+            <w:vAlign w:val="center"/>
+          </w:tcPr>
+          <w:p>
+            <w:pPr>
+              <w:pStyle w:val="TableContents"/>
+              <w:bidi w:val="0"/>
+              <w:spacing w:before="0" w:after="283"/>
               <w:jc w:val="left"/>
               <w:rPr/>
             </w:pPr>
@@ -2717,16 +2630,15 @@
         </w:tc>
         <w:tc>
           <w:tcPr>
-            <w:tcW w:w="3899" w:type="dxa"/>
-            <w:tcBorders/>
-            <w:vAlign w:val="center"/>
-          </w:tcPr>
-          <w:p>
-            <w:pPr>
-              <w:pStyle w:val="TableContents"/>
-              <w:widowControl w:val="false"/>
-              <w:suppressLineNumbers/>
-              <w:bidi w:val="0"/>
+            <w:tcW w:w="4373" w:type="dxa"/>
+            <w:tcBorders/>
+            <w:vAlign w:val="center"/>
+          </w:tcPr>
+          <w:p>
+            <w:pPr>
+              <w:pStyle w:val="TableContents"/>
+              <w:bidi w:val="0"/>
+              <w:spacing w:before="0" w:after="283"/>
               <w:jc w:val="left"/>
               <w:rPr/>
             </w:pPr>
@@ -2741,16 +2653,15 @@
         <w:trPr/>
         <w:tc>
           <w:tcPr>
-            <w:tcW w:w="693" w:type="dxa"/>
-            <w:tcBorders/>
-            <w:vAlign w:val="center"/>
-          </w:tcPr>
-          <w:p>
-            <w:pPr>
-              <w:pStyle w:val="TableContents"/>
-              <w:widowControl w:val="false"/>
-              <w:suppressLineNumbers/>
-              <w:bidi w:val="0"/>
+            <w:tcW w:w="707" w:type="dxa"/>
+            <w:tcBorders/>
+            <w:vAlign w:val="center"/>
+          </w:tcPr>
+          <w:p>
+            <w:pPr>
+              <w:pStyle w:val="TableContents"/>
+              <w:bidi w:val="0"/>
+              <w:spacing w:before="0" w:after="283"/>
               <w:jc w:val="left"/>
               <w:rPr/>
             </w:pPr>
@@ -2762,16 +2673,15 @@
         </w:tc>
         <w:tc>
           <w:tcPr>
-            <w:tcW w:w="3900" w:type="dxa"/>
-            <w:tcBorders/>
-            <w:vAlign w:val="center"/>
-          </w:tcPr>
-          <w:p>
-            <w:pPr>
-              <w:pStyle w:val="TableContents"/>
-              <w:widowControl w:val="false"/>
-              <w:suppressLineNumbers/>
-              <w:bidi w:val="0"/>
+            <w:tcW w:w="4370" w:type="dxa"/>
+            <w:tcBorders/>
+            <w:vAlign w:val="center"/>
+          </w:tcPr>
+          <w:p>
+            <w:pPr>
+              <w:pStyle w:val="TableContents"/>
+              <w:bidi w:val="0"/>
+              <w:spacing w:before="0" w:after="283"/>
               <w:jc w:val="left"/>
               <w:rPr/>
             </w:pPr>
@@ -2783,16 +2693,15 @@
         </w:tc>
         <w:tc>
           <w:tcPr>
-            <w:tcW w:w="1826" w:type="dxa"/>
-            <w:tcBorders/>
-            <w:vAlign w:val="center"/>
-          </w:tcPr>
-          <w:p>
-            <w:pPr>
-              <w:pStyle w:val="TableContents"/>
-              <w:widowControl w:val="false"/>
-              <w:suppressLineNumbers/>
-              <w:bidi w:val="0"/>
+            <w:tcW w:w="1889" w:type="dxa"/>
+            <w:tcBorders/>
+            <w:vAlign w:val="center"/>
+          </w:tcPr>
+          <w:p>
+            <w:pPr>
+              <w:pStyle w:val="TableContents"/>
+              <w:bidi w:val="0"/>
+              <w:spacing w:before="0" w:after="283"/>
               <w:jc w:val="left"/>
               <w:rPr/>
             </w:pPr>
@@ -2806,16 +2715,15 @@
         </w:tc>
         <w:tc>
           <w:tcPr>
-            <w:tcW w:w="3899" w:type="dxa"/>
-            <w:tcBorders/>
-            <w:vAlign w:val="center"/>
-          </w:tcPr>
-          <w:p>
-            <w:pPr>
-              <w:pStyle w:val="TableContents"/>
-              <w:widowControl w:val="false"/>
-              <w:suppressLineNumbers/>
-              <w:bidi w:val="0"/>
+            <w:tcW w:w="4373" w:type="dxa"/>
+            <w:tcBorders/>
+            <w:vAlign w:val="center"/>
+          </w:tcPr>
+          <w:p>
+            <w:pPr>
+              <w:pStyle w:val="TableContents"/>
+              <w:bidi w:val="0"/>
+              <w:spacing w:before="0" w:after="283"/>
               <w:jc w:val="left"/>
               <w:rPr/>
             </w:pPr>
@@ -2830,16 +2738,15 @@
         <w:trPr/>
         <w:tc>
           <w:tcPr>
-            <w:tcW w:w="693" w:type="dxa"/>
-            <w:tcBorders/>
-            <w:vAlign w:val="center"/>
-          </w:tcPr>
-          <w:p>
-            <w:pPr>
-              <w:pStyle w:val="TableContents"/>
-              <w:widowControl w:val="false"/>
-              <w:suppressLineNumbers/>
-              <w:bidi w:val="0"/>
+            <w:tcW w:w="707" w:type="dxa"/>
+            <w:tcBorders/>
+            <w:vAlign w:val="center"/>
+          </w:tcPr>
+          <w:p>
+            <w:pPr>
+              <w:pStyle w:val="TableContents"/>
+              <w:bidi w:val="0"/>
+              <w:spacing w:before="0" w:after="283"/>
               <w:jc w:val="left"/>
               <w:rPr/>
             </w:pPr>
@@ -2851,16 +2758,15 @@
         </w:tc>
         <w:tc>
           <w:tcPr>
-            <w:tcW w:w="3900" w:type="dxa"/>
-            <w:tcBorders/>
-            <w:vAlign w:val="center"/>
-          </w:tcPr>
-          <w:p>
-            <w:pPr>
-              <w:pStyle w:val="TableContents"/>
-              <w:widowControl w:val="false"/>
-              <w:suppressLineNumbers/>
-              <w:bidi w:val="0"/>
+            <w:tcW w:w="4370" w:type="dxa"/>
+            <w:tcBorders/>
+            <w:vAlign w:val="center"/>
+          </w:tcPr>
+          <w:p>
+            <w:pPr>
+              <w:pStyle w:val="TableContents"/>
+              <w:bidi w:val="0"/>
+              <w:spacing w:before="0" w:after="283"/>
               <w:jc w:val="left"/>
               <w:rPr/>
             </w:pPr>
@@ -2908,16 +2814,15 @@
         </w:tc>
         <w:tc>
           <w:tcPr>
-            <w:tcW w:w="1826" w:type="dxa"/>
-            <w:tcBorders/>
-            <w:vAlign w:val="center"/>
-          </w:tcPr>
-          <w:p>
-            <w:pPr>
-              <w:pStyle w:val="TableContents"/>
-              <w:widowControl w:val="false"/>
-              <w:suppressLineNumbers/>
-              <w:bidi w:val="0"/>
+            <w:tcW w:w="1889" w:type="dxa"/>
+            <w:tcBorders/>
+            <w:vAlign w:val="center"/>
+          </w:tcPr>
+          <w:p>
+            <w:pPr>
+              <w:pStyle w:val="TableContents"/>
+              <w:bidi w:val="0"/>
+              <w:spacing w:before="0" w:after="283"/>
               <w:jc w:val="left"/>
               <w:rPr/>
             </w:pPr>
@@ -2931,16 +2836,15 @@
         </w:tc>
         <w:tc>
           <w:tcPr>
-            <w:tcW w:w="3899" w:type="dxa"/>
-            <w:tcBorders/>
-            <w:vAlign w:val="center"/>
-          </w:tcPr>
-          <w:p>
-            <w:pPr>
-              <w:pStyle w:val="TableContents"/>
-              <w:widowControl w:val="false"/>
-              <w:suppressLineNumbers/>
-              <w:bidi w:val="0"/>
+            <w:tcW w:w="4373" w:type="dxa"/>
+            <w:tcBorders/>
+            <w:vAlign w:val="center"/>
+          </w:tcPr>
+          <w:p>
+            <w:pPr>
+              <w:pStyle w:val="TableContents"/>
+              <w:bidi w:val="0"/>
+              <w:spacing w:before="0" w:after="283"/>
               <w:jc w:val="left"/>
               <w:rPr/>
             </w:pPr>
@@ -3006,7 +2910,7 @@
           <w:numId w:val="2"/>
         </w:numPr>
         <w:tabs>
-          <w:tab w:val="clear" w:pos="709"/>
+          <w:tab w:val="clear" w:pos="1134"/>
           <w:tab w:val="left" w:pos="709" w:leader="none"/>
         </w:tabs>
         <w:bidi w:val="0"/>
@@ -3034,7 +2938,7 @@
           <w:numId w:val="2"/>
         </w:numPr>
         <w:tabs>
-          <w:tab w:val="clear" w:pos="709"/>
+          <w:tab w:val="clear" w:pos="1134"/>
           <w:tab w:val="left" w:pos="709" w:leader="none"/>
         </w:tabs>
         <w:bidi w:val="0"/>
@@ -3099,7 +3003,7 @@
           <w:numId w:val="3"/>
         </w:numPr>
         <w:tabs>
-          <w:tab w:val="clear" w:pos="709"/>
+          <w:tab w:val="clear" w:pos="1134"/>
           <w:tab w:val="left" w:pos="709" w:leader="none"/>
         </w:tabs>
         <w:bidi w:val="0"/>
@@ -3127,7 +3031,7 @@
           <w:numId w:val="3"/>
         </w:numPr>
         <w:tabs>
-          <w:tab w:val="clear" w:pos="709"/>
+          <w:tab w:val="clear" w:pos="1134"/>
           <w:tab w:val="left" w:pos="709" w:leader="none"/>
         </w:tabs>
         <w:bidi w:val="0"/>
@@ -3182,7 +3086,7 @@
           <w:numId w:val="4"/>
         </w:numPr>
         <w:tabs>
-          <w:tab w:val="clear" w:pos="709"/>
+          <w:tab w:val="clear" w:pos="1134"/>
           <w:tab w:val="left" w:pos="709" w:leader="none"/>
         </w:tabs>
         <w:bidi w:val="0"/>
@@ -3210,7 +3114,7 @@
           <w:numId w:val="4"/>
         </w:numPr>
         <w:tabs>
-          <w:tab w:val="clear" w:pos="709"/>
+          <w:tab w:val="clear" w:pos="1134"/>
           <w:tab w:val="left" w:pos="709" w:leader="none"/>
         </w:tabs>
         <w:bidi w:val="0"/>
@@ -3258,7 +3162,7 @@
           <w:numId w:val="4"/>
         </w:numPr>
         <w:tabs>
-          <w:tab w:val="clear" w:pos="709"/>
+          <w:tab w:val="clear" w:pos="1134"/>
           <w:tab w:val="left" w:pos="709" w:leader="none"/>
         </w:tabs>
         <w:bidi w:val="0"/>
@@ -3416,7 +3320,7 @@
     </w:p>
     <w:tbl>
       <w:tblPr>
-        <w:tblW w:w="10318" w:type="dxa"/>
+        <w:tblW w:w="11339" w:type="dxa"/>
         <w:jc w:val="left"/>
         <w:tblInd w:w="28" w:type="dxa"/>
         <w:tblLayout w:type="fixed"/>
@@ -3428,8 +3332,8 @@
         </w:tblCellMar>
       </w:tblPr>
       <w:tblGrid>
-        <w:gridCol w:w="1606"/>
-        <w:gridCol w:w="8712"/>
+        <w:gridCol w:w="1725"/>
+        <w:gridCol w:w="9614"/>
       </w:tblGrid>
       <w:tr>
         <w:trPr>
@@ -3437,7 +3341,7 @@
         </w:trPr>
         <w:tc>
           <w:tcPr>
-            <w:tcW w:w="1606" w:type="dxa"/>
+            <w:tcW w:w="1725" w:type="dxa"/>
             <w:tcBorders/>
             <w:vAlign w:val="center"/>
           </w:tcPr>
@@ -3445,6 +3349,7 @@
             <w:pPr>
               <w:pStyle w:val="TableHeading"/>
               <w:bidi w:val="0"/>
+              <w:spacing w:before="0" w:after="283"/>
               <w:jc w:val="left"/>
               <w:rPr>
                 <w:sz w:val="4"/>
@@ -3461,7 +3366,7 @@
         </w:tc>
         <w:tc>
           <w:tcPr>
-            <w:tcW w:w="8712" w:type="dxa"/>
+            <w:tcW w:w="9614" w:type="dxa"/>
             <w:tcBorders/>
             <w:vAlign w:val="center"/>
           </w:tcPr>
@@ -3469,6 +3374,7 @@
             <w:pPr>
               <w:pStyle w:val="TableHeading"/>
               <w:bidi w:val="0"/>
+              <w:spacing w:before="0" w:after="283"/>
               <w:jc w:val="left"/>
               <w:rPr>
                 <w:sz w:val="4"/>
@@ -3488,16 +3394,15 @@
         <w:trPr/>
         <w:tc>
           <w:tcPr>
-            <w:tcW w:w="1606" w:type="dxa"/>
-            <w:tcBorders/>
-            <w:vAlign w:val="center"/>
-          </w:tcPr>
-          <w:p>
-            <w:pPr>
-              <w:pStyle w:val="TableContents"/>
-              <w:widowControl w:val="false"/>
-              <w:suppressLineNumbers/>
-              <w:bidi w:val="0"/>
+            <w:tcW w:w="1725" w:type="dxa"/>
+            <w:tcBorders/>
+            <w:vAlign w:val="center"/>
+          </w:tcPr>
+          <w:p>
+            <w:pPr>
+              <w:pStyle w:val="TableContents"/>
+              <w:bidi w:val="0"/>
+              <w:spacing w:before="0" w:after="283"/>
               <w:jc w:val="left"/>
               <w:rPr/>
             </w:pPr>
@@ -3511,16 +3416,15 @@
         </w:tc>
         <w:tc>
           <w:tcPr>
-            <w:tcW w:w="8712" w:type="dxa"/>
-            <w:tcBorders/>
-            <w:vAlign w:val="center"/>
-          </w:tcPr>
-          <w:p>
-            <w:pPr>
-              <w:pStyle w:val="TableContents"/>
-              <w:widowControl w:val="false"/>
-              <w:suppressLineNumbers/>
-              <w:bidi w:val="0"/>
+            <w:tcW w:w="9614" w:type="dxa"/>
+            <w:tcBorders/>
+            <w:vAlign w:val="center"/>
+          </w:tcPr>
+          <w:p>
+            <w:pPr>
+              <w:pStyle w:val="TableContents"/>
+              <w:bidi w:val="0"/>
+              <w:spacing w:before="0" w:after="283"/>
               <w:jc w:val="left"/>
               <w:rPr/>
             </w:pPr>
@@ -3535,16 +3439,15 @@
         <w:trPr/>
         <w:tc>
           <w:tcPr>
-            <w:tcW w:w="1606" w:type="dxa"/>
-            <w:tcBorders/>
-            <w:vAlign w:val="center"/>
-          </w:tcPr>
-          <w:p>
-            <w:pPr>
-              <w:pStyle w:val="TableContents"/>
-              <w:widowControl w:val="false"/>
-              <w:suppressLineNumbers/>
-              <w:bidi w:val="0"/>
+            <w:tcW w:w="1725" w:type="dxa"/>
+            <w:tcBorders/>
+            <w:vAlign w:val="center"/>
+          </w:tcPr>
+          <w:p>
+            <w:pPr>
+              <w:pStyle w:val="TableContents"/>
+              <w:bidi w:val="0"/>
+              <w:spacing w:before="0" w:after="283"/>
               <w:jc w:val="left"/>
               <w:rPr/>
             </w:pPr>
@@ -3558,16 +3461,15 @@
         </w:tc>
         <w:tc>
           <w:tcPr>
-            <w:tcW w:w="8712" w:type="dxa"/>
-            <w:tcBorders/>
-            <w:vAlign w:val="center"/>
-          </w:tcPr>
-          <w:p>
-            <w:pPr>
-              <w:pStyle w:val="TableContents"/>
-              <w:widowControl w:val="false"/>
-              <w:suppressLineNumbers/>
-              <w:bidi w:val="0"/>
+            <w:tcW w:w="9614" w:type="dxa"/>
+            <w:tcBorders/>
+            <w:vAlign w:val="center"/>
+          </w:tcPr>
+          <w:p>
+            <w:pPr>
+              <w:pStyle w:val="TableContents"/>
+              <w:bidi w:val="0"/>
+              <w:spacing w:before="0" w:after="283"/>
               <w:jc w:val="left"/>
               <w:rPr/>
             </w:pPr>
@@ -3632,16 +3534,15 @@
         <w:trPr/>
         <w:tc>
           <w:tcPr>
-            <w:tcW w:w="1606" w:type="dxa"/>
-            <w:tcBorders/>
-            <w:vAlign w:val="center"/>
-          </w:tcPr>
-          <w:p>
-            <w:pPr>
-              <w:pStyle w:val="TableContents"/>
-              <w:widowControl w:val="false"/>
-              <w:suppressLineNumbers/>
-              <w:bidi w:val="0"/>
+            <w:tcW w:w="1725" w:type="dxa"/>
+            <w:tcBorders/>
+            <w:vAlign w:val="center"/>
+          </w:tcPr>
+          <w:p>
+            <w:pPr>
+              <w:pStyle w:val="TableContents"/>
+              <w:bidi w:val="0"/>
+              <w:spacing w:before="0" w:after="283"/>
               <w:jc w:val="left"/>
               <w:rPr/>
             </w:pPr>
@@ -3655,16 +3556,15 @@
         </w:tc>
         <w:tc>
           <w:tcPr>
-            <w:tcW w:w="8712" w:type="dxa"/>
-            <w:tcBorders/>
-            <w:vAlign w:val="center"/>
-          </w:tcPr>
-          <w:p>
-            <w:pPr>
-              <w:pStyle w:val="TableContents"/>
-              <w:widowControl w:val="false"/>
-              <w:suppressLineNumbers/>
-              <w:bidi w:val="0"/>
+            <w:tcW w:w="9614" w:type="dxa"/>
+            <w:tcBorders/>
+            <w:vAlign w:val="center"/>
+          </w:tcPr>
+          <w:p>
+            <w:pPr>
+              <w:pStyle w:val="TableContents"/>
+              <w:bidi w:val="0"/>
+              <w:spacing w:before="0" w:after="283"/>
               <w:jc w:val="left"/>
               <w:rPr/>
             </w:pPr>
@@ -3679,16 +3579,15 @@
         <w:trPr/>
         <w:tc>
           <w:tcPr>
-            <w:tcW w:w="1606" w:type="dxa"/>
-            <w:tcBorders/>
-            <w:vAlign w:val="center"/>
-          </w:tcPr>
-          <w:p>
-            <w:pPr>
-              <w:pStyle w:val="TableContents"/>
-              <w:widowControl w:val="false"/>
-              <w:suppressLineNumbers/>
-              <w:bidi w:val="0"/>
+            <w:tcW w:w="1725" w:type="dxa"/>
+            <w:tcBorders/>
+            <w:vAlign w:val="center"/>
+          </w:tcPr>
+          <w:p>
+            <w:pPr>
+              <w:pStyle w:val="TableContents"/>
+              <w:bidi w:val="0"/>
+              <w:spacing w:before="0" w:after="283"/>
               <w:jc w:val="left"/>
               <w:rPr/>
             </w:pPr>
@@ -3702,16 +3601,15 @@
         </w:tc>
         <w:tc>
           <w:tcPr>
-            <w:tcW w:w="8712" w:type="dxa"/>
-            <w:tcBorders/>
-            <w:vAlign w:val="center"/>
-          </w:tcPr>
-          <w:p>
-            <w:pPr>
-              <w:pStyle w:val="TableContents"/>
-              <w:widowControl w:val="false"/>
-              <w:suppressLineNumbers/>
-              <w:bidi w:val="0"/>
+            <w:tcW w:w="9614" w:type="dxa"/>
+            <w:tcBorders/>
+            <w:vAlign w:val="center"/>
+          </w:tcPr>
+          <w:p>
+            <w:pPr>
+              <w:pStyle w:val="TableContents"/>
+              <w:bidi w:val="0"/>
+              <w:spacing w:before="0" w:after="283"/>
               <w:jc w:val="left"/>
               <w:rPr/>
             </w:pPr>
@@ -3736,16 +3634,15 @@
         <w:trPr/>
         <w:tc>
           <w:tcPr>
-            <w:tcW w:w="1606" w:type="dxa"/>
-            <w:tcBorders/>
-            <w:vAlign w:val="center"/>
-          </w:tcPr>
-          <w:p>
-            <w:pPr>
-              <w:pStyle w:val="TableContents"/>
-              <w:widowControl w:val="false"/>
-              <w:suppressLineNumbers/>
-              <w:bidi w:val="0"/>
+            <w:tcW w:w="1725" w:type="dxa"/>
+            <w:tcBorders/>
+            <w:vAlign w:val="center"/>
+          </w:tcPr>
+          <w:p>
+            <w:pPr>
+              <w:pStyle w:val="TableContents"/>
+              <w:bidi w:val="0"/>
+              <w:spacing w:before="0" w:after="283"/>
               <w:jc w:val="left"/>
               <w:rPr/>
             </w:pPr>
@@ -3759,16 +3656,15 @@
         </w:tc>
         <w:tc>
           <w:tcPr>
-            <w:tcW w:w="8712" w:type="dxa"/>
-            <w:tcBorders/>
-            <w:vAlign w:val="center"/>
-          </w:tcPr>
-          <w:p>
-            <w:pPr>
-              <w:pStyle w:val="TableContents"/>
-              <w:widowControl w:val="false"/>
-              <w:suppressLineNumbers/>
-              <w:bidi w:val="0"/>
+            <w:tcW w:w="9614" w:type="dxa"/>
+            <w:tcBorders/>
+            <w:vAlign w:val="center"/>
+          </w:tcPr>
+          <w:p>
+            <w:pPr>
+              <w:pStyle w:val="TableContents"/>
+              <w:bidi w:val="0"/>
+              <w:spacing w:before="0" w:after="283"/>
               <w:jc w:val="left"/>
               <w:rPr/>
             </w:pPr>
@@ -3783,16 +3679,15 @@
         <w:trPr/>
         <w:tc>
           <w:tcPr>
-            <w:tcW w:w="1606" w:type="dxa"/>
-            <w:tcBorders/>
-            <w:vAlign w:val="center"/>
-          </w:tcPr>
-          <w:p>
-            <w:pPr>
-              <w:pStyle w:val="TableContents"/>
-              <w:widowControl w:val="false"/>
-              <w:suppressLineNumbers/>
-              <w:bidi w:val="0"/>
+            <w:tcW w:w="1725" w:type="dxa"/>
+            <w:tcBorders/>
+            <w:vAlign w:val="center"/>
+          </w:tcPr>
+          <w:p>
+            <w:pPr>
+              <w:pStyle w:val="TableContents"/>
+              <w:bidi w:val="0"/>
+              <w:spacing w:before="0" w:after="283"/>
               <w:jc w:val="left"/>
               <w:rPr/>
             </w:pPr>
@@ -3806,16 +3701,15 @@
         </w:tc>
         <w:tc>
           <w:tcPr>
-            <w:tcW w:w="8712" w:type="dxa"/>
-            <w:tcBorders/>
-            <w:vAlign w:val="center"/>
-          </w:tcPr>
-          <w:p>
-            <w:pPr>
-              <w:pStyle w:val="TableContents"/>
-              <w:widowControl w:val="false"/>
-              <w:suppressLineNumbers/>
-              <w:bidi w:val="0"/>
+            <w:tcW w:w="9614" w:type="dxa"/>
+            <w:tcBorders/>
+            <w:vAlign w:val="center"/>
+          </w:tcPr>
+          <w:p>
+            <w:pPr>
+              <w:pStyle w:val="TableContents"/>
+              <w:bidi w:val="0"/>
+              <w:spacing w:before="0" w:after="283"/>
               <w:jc w:val="left"/>
               <w:rPr/>
             </w:pPr>
@@ -3830,16 +3724,15 @@
         <w:trPr/>
         <w:tc>
           <w:tcPr>
-            <w:tcW w:w="1606" w:type="dxa"/>
-            <w:tcBorders/>
-            <w:vAlign w:val="center"/>
-          </w:tcPr>
-          <w:p>
-            <w:pPr>
-              <w:pStyle w:val="TableContents"/>
-              <w:widowControl w:val="false"/>
-              <w:suppressLineNumbers/>
-              <w:bidi w:val="0"/>
+            <w:tcW w:w="1725" w:type="dxa"/>
+            <w:tcBorders/>
+            <w:vAlign w:val="center"/>
+          </w:tcPr>
+          <w:p>
+            <w:pPr>
+              <w:pStyle w:val="TableContents"/>
+              <w:bidi w:val="0"/>
+              <w:spacing w:before="0" w:after="283"/>
               <w:jc w:val="left"/>
               <w:rPr/>
             </w:pPr>
@@ -3853,16 +3746,15 @@
         </w:tc>
         <w:tc>
           <w:tcPr>
-            <w:tcW w:w="8712" w:type="dxa"/>
-            <w:tcBorders/>
-            <w:vAlign w:val="center"/>
-          </w:tcPr>
-          <w:p>
-            <w:pPr>
-              <w:pStyle w:val="TableContents"/>
-              <w:widowControl w:val="false"/>
-              <w:suppressLineNumbers/>
-              <w:bidi w:val="0"/>
+            <w:tcW w:w="9614" w:type="dxa"/>
+            <w:tcBorders/>
+            <w:vAlign w:val="center"/>
+          </w:tcPr>
+          <w:p>
+            <w:pPr>
+              <w:pStyle w:val="TableContents"/>
+              <w:bidi w:val="0"/>
+              <w:spacing w:before="0" w:after="283"/>
               <w:jc w:val="left"/>
               <w:rPr/>
             </w:pPr>
@@ -3970,7 +3862,7 @@
     </w:p>
     <w:tbl>
       <w:tblPr>
-        <w:tblW w:w="10318" w:type="dxa"/>
+        <w:tblW w:w="11339" w:type="dxa"/>
         <w:jc w:val="left"/>
         <w:tblInd w:w="28" w:type="dxa"/>
         <w:tblLayout w:type="fixed"/>
@@ -3982,8 +3874,8 @@
         </w:tblCellMar>
       </w:tblPr>
       <w:tblGrid>
-        <w:gridCol w:w="1320"/>
-        <w:gridCol w:w="8998"/>
+        <w:gridCol w:w="1375"/>
+        <w:gridCol w:w="9964"/>
       </w:tblGrid>
       <w:tr>
         <w:trPr>
@@ -3991,7 +3883,7 @@
         </w:trPr>
         <w:tc>
           <w:tcPr>
-            <w:tcW w:w="1320" w:type="dxa"/>
+            <w:tcW w:w="1375" w:type="dxa"/>
             <w:tcBorders/>
             <w:vAlign w:val="center"/>
           </w:tcPr>
@@ -3999,6 +3891,7 @@
             <w:pPr>
               <w:pStyle w:val="TableHeading"/>
               <w:bidi w:val="0"/>
+              <w:spacing w:before="0" w:after="283"/>
               <w:jc w:val="left"/>
               <w:rPr>
                 <w:sz w:val="4"/>
@@ -4015,7 +3908,7 @@
         </w:tc>
         <w:tc>
           <w:tcPr>
-            <w:tcW w:w="8998" w:type="dxa"/>
+            <w:tcW w:w="9964" w:type="dxa"/>
             <w:tcBorders/>
             <w:vAlign w:val="center"/>
           </w:tcPr>
@@ -4023,6 +3916,7 @@
             <w:pPr>
               <w:pStyle w:val="TableHeading"/>
               <w:bidi w:val="0"/>
+              <w:spacing w:before="0" w:after="283"/>
               <w:jc w:val="left"/>
               <w:rPr>
                 <w:sz w:val="4"/>
@@ -4042,16 +3936,15 @@
         <w:trPr/>
         <w:tc>
           <w:tcPr>
-            <w:tcW w:w="1320" w:type="dxa"/>
-            <w:tcBorders/>
-            <w:vAlign w:val="center"/>
-          </w:tcPr>
-          <w:p>
-            <w:pPr>
-              <w:pStyle w:val="TableContents"/>
-              <w:widowControl w:val="false"/>
-              <w:suppressLineNumbers/>
-              <w:bidi w:val="0"/>
+            <w:tcW w:w="1375" w:type="dxa"/>
+            <w:tcBorders/>
+            <w:vAlign w:val="center"/>
+          </w:tcPr>
+          <w:p>
+            <w:pPr>
+              <w:pStyle w:val="TableContents"/>
+              <w:bidi w:val="0"/>
+              <w:spacing w:before="0" w:after="283"/>
               <w:jc w:val="left"/>
               <w:rPr/>
             </w:pPr>
@@ -4065,16 +3958,15 @@
         </w:tc>
         <w:tc>
           <w:tcPr>
-            <w:tcW w:w="8998" w:type="dxa"/>
-            <w:tcBorders/>
-            <w:vAlign w:val="center"/>
-          </w:tcPr>
-          <w:p>
-            <w:pPr>
-              <w:pStyle w:val="TableContents"/>
-              <w:widowControl w:val="false"/>
-              <w:suppressLineNumbers/>
-              <w:bidi w:val="0"/>
+            <w:tcW w:w="9964" w:type="dxa"/>
+            <w:tcBorders/>
+            <w:vAlign w:val="center"/>
+          </w:tcPr>
+          <w:p>
+            <w:pPr>
+              <w:pStyle w:val="TableContents"/>
+              <w:bidi w:val="0"/>
+              <w:spacing w:before="0" w:after="283"/>
               <w:jc w:val="left"/>
               <w:rPr/>
             </w:pPr>
@@ -4089,16 +3981,15 @@
         <w:trPr/>
         <w:tc>
           <w:tcPr>
-            <w:tcW w:w="1320" w:type="dxa"/>
-            <w:tcBorders/>
-            <w:vAlign w:val="center"/>
-          </w:tcPr>
-          <w:p>
-            <w:pPr>
-              <w:pStyle w:val="TableContents"/>
-              <w:widowControl w:val="false"/>
-              <w:suppressLineNumbers/>
-              <w:bidi w:val="0"/>
+            <w:tcW w:w="1375" w:type="dxa"/>
+            <w:tcBorders/>
+            <w:vAlign w:val="center"/>
+          </w:tcPr>
+          <w:p>
+            <w:pPr>
+              <w:pStyle w:val="TableContents"/>
+              <w:bidi w:val="0"/>
+              <w:spacing w:before="0" w:after="283"/>
               <w:jc w:val="left"/>
               <w:rPr/>
             </w:pPr>
@@ -4112,16 +4003,15 @@
         </w:tc>
         <w:tc>
           <w:tcPr>
-            <w:tcW w:w="8998" w:type="dxa"/>
-            <w:tcBorders/>
-            <w:vAlign w:val="center"/>
-          </w:tcPr>
-          <w:p>
-            <w:pPr>
-              <w:pStyle w:val="TableContents"/>
-              <w:widowControl w:val="false"/>
-              <w:suppressLineNumbers/>
-              <w:bidi w:val="0"/>
+            <w:tcW w:w="9964" w:type="dxa"/>
+            <w:tcBorders/>
+            <w:vAlign w:val="center"/>
+          </w:tcPr>
+          <w:p>
+            <w:pPr>
+              <w:pStyle w:val="TableContents"/>
+              <w:bidi w:val="0"/>
+              <w:spacing w:before="0" w:after="283"/>
               <w:jc w:val="left"/>
               <w:rPr/>
             </w:pPr>
@@ -4166,16 +4056,15 @@
         <w:trPr/>
         <w:tc>
           <w:tcPr>
-            <w:tcW w:w="1320" w:type="dxa"/>
-            <w:tcBorders/>
-            <w:vAlign w:val="center"/>
-          </w:tcPr>
-          <w:p>
-            <w:pPr>
-              <w:pStyle w:val="TableContents"/>
-              <w:widowControl w:val="false"/>
-              <w:suppressLineNumbers/>
-              <w:bidi w:val="0"/>
+            <w:tcW w:w="1375" w:type="dxa"/>
+            <w:tcBorders/>
+            <w:vAlign w:val="center"/>
+          </w:tcPr>
+          <w:p>
+            <w:pPr>
+              <w:pStyle w:val="TableContents"/>
+              <w:bidi w:val="0"/>
+              <w:spacing w:before="0" w:after="283"/>
               <w:jc w:val="left"/>
               <w:rPr/>
             </w:pPr>
@@ -4189,16 +4078,15 @@
         </w:tc>
         <w:tc>
           <w:tcPr>
-            <w:tcW w:w="8998" w:type="dxa"/>
-            <w:tcBorders/>
-            <w:vAlign w:val="center"/>
-          </w:tcPr>
-          <w:p>
-            <w:pPr>
-              <w:pStyle w:val="TableContents"/>
-              <w:widowControl w:val="false"/>
-              <w:suppressLineNumbers/>
-              <w:bidi w:val="0"/>
+            <w:tcW w:w="9964" w:type="dxa"/>
+            <w:tcBorders/>
+            <w:vAlign w:val="center"/>
+          </w:tcPr>
+          <w:p>
+            <w:pPr>
+              <w:pStyle w:val="TableContents"/>
+              <w:bidi w:val="0"/>
+              <w:spacing w:before="0" w:after="283"/>
               <w:jc w:val="left"/>
               <w:rPr/>
             </w:pPr>
@@ -4233,16 +4121,15 @@
         <w:trPr/>
         <w:tc>
           <w:tcPr>
-            <w:tcW w:w="1320" w:type="dxa"/>
-            <w:tcBorders/>
-            <w:vAlign w:val="center"/>
-          </w:tcPr>
-          <w:p>
-            <w:pPr>
-              <w:pStyle w:val="TableContents"/>
-              <w:widowControl w:val="false"/>
-              <w:suppressLineNumbers/>
-              <w:bidi w:val="0"/>
+            <w:tcW w:w="1375" w:type="dxa"/>
+            <w:tcBorders/>
+            <w:vAlign w:val="center"/>
+          </w:tcPr>
+          <w:p>
+            <w:pPr>
+              <w:pStyle w:val="TableContents"/>
+              <w:bidi w:val="0"/>
+              <w:spacing w:before="0" w:after="283"/>
               <w:jc w:val="left"/>
               <w:rPr/>
             </w:pPr>
@@ -4256,16 +4143,15 @@
         </w:tc>
         <w:tc>
           <w:tcPr>
-            <w:tcW w:w="8998" w:type="dxa"/>
-            <w:tcBorders/>
-            <w:vAlign w:val="center"/>
-          </w:tcPr>
-          <w:p>
-            <w:pPr>
-              <w:pStyle w:val="TableContents"/>
-              <w:widowControl w:val="false"/>
-              <w:suppressLineNumbers/>
-              <w:bidi w:val="0"/>
+            <w:tcW w:w="9964" w:type="dxa"/>
+            <w:tcBorders/>
+            <w:vAlign w:val="center"/>
+          </w:tcPr>
+          <w:p>
+            <w:pPr>
+              <w:pStyle w:val="TableContents"/>
+              <w:bidi w:val="0"/>
+              <w:spacing w:before="0" w:after="283"/>
               <w:jc w:val="left"/>
               <w:rPr/>
             </w:pPr>
@@ -4280,16 +4166,15 @@
         <w:trPr/>
         <w:tc>
           <w:tcPr>
-            <w:tcW w:w="1320" w:type="dxa"/>
-            <w:tcBorders/>
-            <w:vAlign w:val="center"/>
-          </w:tcPr>
-          <w:p>
-            <w:pPr>
-              <w:pStyle w:val="TableContents"/>
-              <w:widowControl w:val="false"/>
-              <w:suppressLineNumbers/>
-              <w:bidi w:val="0"/>
+            <w:tcW w:w="1375" w:type="dxa"/>
+            <w:tcBorders/>
+            <w:vAlign w:val="center"/>
+          </w:tcPr>
+          <w:p>
+            <w:pPr>
+              <w:pStyle w:val="TableContents"/>
+              <w:bidi w:val="0"/>
+              <w:spacing w:before="0" w:after="283"/>
               <w:jc w:val="left"/>
               <w:rPr/>
             </w:pPr>
@@ -4303,16 +4188,15 @@
         </w:tc>
         <w:tc>
           <w:tcPr>
-            <w:tcW w:w="8998" w:type="dxa"/>
-            <w:tcBorders/>
-            <w:vAlign w:val="center"/>
-          </w:tcPr>
-          <w:p>
-            <w:pPr>
-              <w:pStyle w:val="TableContents"/>
-              <w:widowControl w:val="false"/>
-              <w:suppressLineNumbers/>
-              <w:bidi w:val="0"/>
+            <w:tcW w:w="9964" w:type="dxa"/>
+            <w:tcBorders/>
+            <w:vAlign w:val="center"/>
+          </w:tcPr>
+          <w:p>
+            <w:pPr>
+              <w:pStyle w:val="TableContents"/>
+              <w:bidi w:val="0"/>
+              <w:spacing w:before="0" w:after="283"/>
               <w:jc w:val="left"/>
               <w:rPr/>
             </w:pPr>
@@ -4337,16 +4221,15 @@
         <w:trPr/>
         <w:tc>
           <w:tcPr>
-            <w:tcW w:w="1320" w:type="dxa"/>
-            <w:tcBorders/>
-            <w:vAlign w:val="center"/>
-          </w:tcPr>
-          <w:p>
-            <w:pPr>
-              <w:pStyle w:val="TableContents"/>
-              <w:widowControl w:val="false"/>
-              <w:suppressLineNumbers/>
-              <w:bidi w:val="0"/>
+            <w:tcW w:w="1375" w:type="dxa"/>
+            <w:tcBorders/>
+            <w:vAlign w:val="center"/>
+          </w:tcPr>
+          <w:p>
+            <w:pPr>
+              <w:pStyle w:val="TableContents"/>
+              <w:bidi w:val="0"/>
+              <w:spacing w:before="0" w:after="283"/>
               <w:jc w:val="left"/>
               <w:rPr/>
             </w:pPr>
@@ -4360,16 +4243,15 @@
         </w:tc>
         <w:tc>
           <w:tcPr>
-            <w:tcW w:w="8998" w:type="dxa"/>
-            <w:tcBorders/>
-            <w:vAlign w:val="center"/>
-          </w:tcPr>
-          <w:p>
-            <w:pPr>
-              <w:pStyle w:val="TableContents"/>
-              <w:widowControl w:val="false"/>
-              <w:suppressLineNumbers/>
-              <w:bidi w:val="0"/>
+            <w:tcW w:w="9964" w:type="dxa"/>
+            <w:tcBorders/>
+            <w:vAlign w:val="center"/>
+          </w:tcPr>
+          <w:p>
+            <w:pPr>
+              <w:pStyle w:val="TableContents"/>
+              <w:bidi w:val="0"/>
+              <w:spacing w:before="0" w:after="283"/>
               <w:jc w:val="left"/>
               <w:rPr/>
             </w:pPr>
@@ -4384,16 +4266,15 @@
         <w:trPr/>
         <w:tc>
           <w:tcPr>
-            <w:tcW w:w="1320" w:type="dxa"/>
-            <w:tcBorders/>
-            <w:vAlign w:val="center"/>
-          </w:tcPr>
-          <w:p>
-            <w:pPr>
-              <w:pStyle w:val="TableContents"/>
-              <w:widowControl w:val="false"/>
-              <w:suppressLineNumbers/>
-              <w:bidi w:val="0"/>
+            <w:tcW w:w="1375" w:type="dxa"/>
+            <w:tcBorders/>
+            <w:vAlign w:val="center"/>
+          </w:tcPr>
+          <w:p>
+            <w:pPr>
+              <w:pStyle w:val="TableContents"/>
+              <w:bidi w:val="0"/>
+              <w:spacing w:before="0" w:after="283"/>
               <w:jc w:val="left"/>
               <w:rPr/>
             </w:pPr>
@@ -4407,16 +4288,15 @@
         </w:tc>
         <w:tc>
           <w:tcPr>
-            <w:tcW w:w="8998" w:type="dxa"/>
-            <w:tcBorders/>
-            <w:vAlign w:val="center"/>
-          </w:tcPr>
-          <w:p>
-            <w:pPr>
-              <w:pStyle w:val="TableContents"/>
-              <w:widowControl w:val="false"/>
-              <w:suppressLineNumbers/>
-              <w:bidi w:val="0"/>
+            <w:tcW w:w="9964" w:type="dxa"/>
+            <w:tcBorders/>
+            <w:vAlign w:val="center"/>
+          </w:tcPr>
+          <w:p>
+            <w:pPr>
+              <w:pStyle w:val="TableContents"/>
+              <w:bidi w:val="0"/>
+              <w:spacing w:before="0" w:after="283"/>
               <w:jc w:val="left"/>
               <w:rPr/>
             </w:pPr>
@@ -4451,16 +4331,15 @@
         <w:trPr/>
         <w:tc>
           <w:tcPr>
-            <w:tcW w:w="1320" w:type="dxa"/>
-            <w:tcBorders/>
-            <w:vAlign w:val="center"/>
-          </w:tcPr>
-          <w:p>
-            <w:pPr>
-              <w:pStyle w:val="TableContents"/>
-              <w:widowControl w:val="false"/>
-              <w:suppressLineNumbers/>
-              <w:bidi w:val="0"/>
+            <w:tcW w:w="1375" w:type="dxa"/>
+            <w:tcBorders/>
+            <w:vAlign w:val="center"/>
+          </w:tcPr>
+          <w:p>
+            <w:pPr>
+              <w:pStyle w:val="TableContents"/>
+              <w:bidi w:val="0"/>
+              <w:spacing w:before="0" w:after="283"/>
               <w:jc w:val="left"/>
               <w:rPr/>
             </w:pPr>
@@ -4474,16 +4353,15 @@
         </w:tc>
         <w:tc>
           <w:tcPr>
-            <w:tcW w:w="8998" w:type="dxa"/>
-            <w:tcBorders/>
-            <w:vAlign w:val="center"/>
-          </w:tcPr>
-          <w:p>
-            <w:pPr>
-              <w:pStyle w:val="TableContents"/>
-              <w:widowControl w:val="false"/>
-              <w:suppressLineNumbers/>
-              <w:bidi w:val="0"/>
+            <w:tcW w:w="9964" w:type="dxa"/>
+            <w:tcBorders/>
+            <w:vAlign w:val="center"/>
+          </w:tcPr>
+          <w:p>
+            <w:pPr>
+              <w:pStyle w:val="TableContents"/>
+              <w:bidi w:val="0"/>
+              <w:spacing w:before="0" w:after="283"/>
               <w:jc w:val="left"/>
               <w:rPr/>
             </w:pPr>
@@ -4636,7 +4514,7 @@
     </w:p>
     <w:tbl>
       <w:tblPr>
-        <w:tblW w:w="10318" w:type="dxa"/>
+        <w:tblW w:w="11339" w:type="dxa"/>
         <w:jc w:val="left"/>
         <w:tblInd w:w="28" w:type="dxa"/>
         <w:tblLayout w:type="fixed"/>
@@ -4648,8 +4526,8 @@
         </w:tblCellMar>
       </w:tblPr>
       <w:tblGrid>
-        <w:gridCol w:w="1263"/>
-        <w:gridCol w:w="9055"/>
+        <w:gridCol w:w="1305"/>
+        <w:gridCol w:w="10034"/>
       </w:tblGrid>
       <w:tr>
         <w:trPr>
@@ -4657,7 +4535,7 @@
         </w:trPr>
         <w:tc>
           <w:tcPr>
-            <w:tcW w:w="1263" w:type="dxa"/>
+            <w:tcW w:w="1305" w:type="dxa"/>
             <w:tcBorders/>
             <w:vAlign w:val="center"/>
           </w:tcPr>
@@ -4665,6 +4543,7 @@
             <w:pPr>
               <w:pStyle w:val="TableHeading"/>
               <w:bidi w:val="0"/>
+              <w:spacing w:before="0" w:after="283"/>
               <w:jc w:val="left"/>
               <w:rPr>
                 <w:sz w:val="4"/>
@@ -4681,7 +4560,7 @@
         </w:tc>
         <w:tc>
           <w:tcPr>
-            <w:tcW w:w="9055" w:type="dxa"/>
+            <w:tcW w:w="10034" w:type="dxa"/>
             <w:tcBorders/>
             <w:vAlign w:val="center"/>
           </w:tcPr>
@@ -4689,6 +4568,7 @@
             <w:pPr>
               <w:pStyle w:val="TableHeading"/>
               <w:bidi w:val="0"/>
+              <w:spacing w:before="0" w:after="283"/>
               <w:jc w:val="left"/>
               <w:rPr>
                 <w:sz w:val="4"/>
@@ -4708,16 +4588,15 @@
         <w:trPr/>
         <w:tc>
           <w:tcPr>
-            <w:tcW w:w="1263" w:type="dxa"/>
-            <w:tcBorders/>
-            <w:vAlign w:val="center"/>
-          </w:tcPr>
-          <w:p>
-            <w:pPr>
-              <w:pStyle w:val="TableContents"/>
-              <w:widowControl w:val="false"/>
-              <w:suppressLineNumbers/>
-              <w:bidi w:val="0"/>
+            <w:tcW w:w="1305" w:type="dxa"/>
+            <w:tcBorders/>
+            <w:vAlign w:val="center"/>
+          </w:tcPr>
+          <w:p>
+            <w:pPr>
+              <w:pStyle w:val="TableContents"/>
+              <w:bidi w:val="0"/>
+              <w:spacing w:before="0" w:after="283"/>
               <w:jc w:val="left"/>
               <w:rPr/>
             </w:pPr>
@@ -4731,16 +4610,15 @@
         </w:tc>
         <w:tc>
           <w:tcPr>
-            <w:tcW w:w="9055" w:type="dxa"/>
-            <w:tcBorders/>
-            <w:vAlign w:val="center"/>
-          </w:tcPr>
-          <w:p>
-            <w:pPr>
-              <w:pStyle w:val="TableContents"/>
-              <w:widowControl w:val="false"/>
-              <w:suppressLineNumbers/>
-              <w:bidi w:val="0"/>
+            <w:tcW w:w="10034" w:type="dxa"/>
+            <w:tcBorders/>
+            <w:vAlign w:val="center"/>
+          </w:tcPr>
+          <w:p>
+            <w:pPr>
+              <w:pStyle w:val="TableContents"/>
+              <w:bidi w:val="0"/>
+              <w:spacing w:before="0" w:after="283"/>
               <w:jc w:val="left"/>
               <w:rPr/>
             </w:pPr>
@@ -4755,16 +4633,15 @@
         <w:trPr/>
         <w:tc>
           <w:tcPr>
-            <w:tcW w:w="1263" w:type="dxa"/>
-            <w:tcBorders/>
-            <w:vAlign w:val="center"/>
-          </w:tcPr>
-          <w:p>
-            <w:pPr>
-              <w:pStyle w:val="TableContents"/>
-              <w:widowControl w:val="false"/>
-              <w:suppressLineNumbers/>
-              <w:bidi w:val="0"/>
+            <w:tcW w:w="1305" w:type="dxa"/>
+            <w:tcBorders/>
+            <w:vAlign w:val="center"/>
+          </w:tcPr>
+          <w:p>
+            <w:pPr>
+              <w:pStyle w:val="TableContents"/>
+              <w:bidi w:val="0"/>
+              <w:spacing w:before="0" w:after="283"/>
               <w:jc w:val="left"/>
               <w:rPr/>
             </w:pPr>
@@ -4778,16 +4655,15 @@
         </w:tc>
         <w:tc>
           <w:tcPr>
-            <w:tcW w:w="9055" w:type="dxa"/>
-            <w:tcBorders/>
-            <w:vAlign w:val="center"/>
-          </w:tcPr>
-          <w:p>
-            <w:pPr>
-              <w:pStyle w:val="TableContents"/>
-              <w:widowControl w:val="false"/>
-              <w:suppressLineNumbers/>
-              <w:bidi w:val="0"/>
+            <w:tcW w:w="10034" w:type="dxa"/>
+            <w:tcBorders/>
+            <w:vAlign w:val="center"/>
+          </w:tcPr>
+          <w:p>
+            <w:pPr>
+              <w:pStyle w:val="TableContents"/>
+              <w:bidi w:val="0"/>
+              <w:spacing w:before="0" w:after="283"/>
               <w:jc w:val="left"/>
               <w:rPr/>
             </w:pPr>
@@ -4842,16 +4718,15 @@
         <w:trPr/>
         <w:tc>
           <w:tcPr>
-            <w:tcW w:w="1263" w:type="dxa"/>
-            <w:tcBorders/>
-            <w:vAlign w:val="center"/>
-          </w:tcPr>
-          <w:p>
-            <w:pPr>
-              <w:pStyle w:val="TableContents"/>
-              <w:widowControl w:val="false"/>
-              <w:suppressLineNumbers/>
-              <w:bidi w:val="0"/>
+            <w:tcW w:w="1305" w:type="dxa"/>
+            <w:tcBorders/>
+            <w:vAlign w:val="center"/>
+          </w:tcPr>
+          <w:p>
+            <w:pPr>
+              <w:pStyle w:val="TableContents"/>
+              <w:bidi w:val="0"/>
+              <w:spacing w:before="0" w:after="283"/>
               <w:jc w:val="left"/>
               <w:rPr/>
             </w:pPr>
@@ -4865,16 +4740,15 @@
         </w:tc>
         <w:tc>
           <w:tcPr>
-            <w:tcW w:w="9055" w:type="dxa"/>
-            <w:tcBorders/>
-            <w:vAlign w:val="center"/>
-          </w:tcPr>
-          <w:p>
-            <w:pPr>
-              <w:pStyle w:val="TableContents"/>
-              <w:widowControl w:val="false"/>
-              <w:suppressLineNumbers/>
-              <w:bidi w:val="0"/>
+            <w:tcW w:w="10034" w:type="dxa"/>
+            <w:tcBorders/>
+            <w:vAlign w:val="center"/>
+          </w:tcPr>
+          <w:p>
+            <w:pPr>
+              <w:pStyle w:val="TableContents"/>
+              <w:bidi w:val="0"/>
+              <w:spacing w:before="0" w:after="283"/>
               <w:jc w:val="left"/>
               <w:rPr/>
             </w:pPr>
@@ -4889,16 +4763,15 @@
         <w:trPr/>
         <w:tc>
           <w:tcPr>
-            <w:tcW w:w="1263" w:type="dxa"/>
-            <w:tcBorders/>
-            <w:vAlign w:val="center"/>
-          </w:tcPr>
-          <w:p>
-            <w:pPr>
-              <w:pStyle w:val="TableContents"/>
-              <w:widowControl w:val="false"/>
-              <w:suppressLineNumbers/>
-              <w:bidi w:val="0"/>
+            <w:tcW w:w="1305" w:type="dxa"/>
+            <w:tcBorders/>
+            <w:vAlign w:val="center"/>
+          </w:tcPr>
+          <w:p>
+            <w:pPr>
+              <w:pStyle w:val="TableContents"/>
+              <w:bidi w:val="0"/>
+              <w:spacing w:before="0" w:after="283"/>
               <w:jc w:val="left"/>
               <w:rPr/>
             </w:pPr>
@@ -4912,16 +4785,15 @@
         </w:tc>
         <w:tc>
           <w:tcPr>
-            <w:tcW w:w="9055" w:type="dxa"/>
-            <w:tcBorders/>
-            <w:vAlign w:val="center"/>
-          </w:tcPr>
-          <w:p>
-            <w:pPr>
-              <w:pStyle w:val="TableContents"/>
-              <w:widowControl w:val="false"/>
-              <w:suppressLineNumbers/>
-              <w:bidi w:val="0"/>
+            <w:tcW w:w="10034" w:type="dxa"/>
+            <w:tcBorders/>
+            <w:vAlign w:val="center"/>
+          </w:tcPr>
+          <w:p>
+            <w:pPr>
+              <w:pStyle w:val="TableContents"/>
+              <w:bidi w:val="0"/>
+              <w:spacing w:before="0" w:after="283"/>
               <w:jc w:val="left"/>
               <w:rPr/>
             </w:pPr>
@@ -4966,16 +4838,15 @@
         <w:trPr/>
         <w:tc>
           <w:tcPr>
-            <w:tcW w:w="1263" w:type="dxa"/>
-            <w:tcBorders/>
-            <w:vAlign w:val="center"/>
-          </w:tcPr>
-          <w:p>
-            <w:pPr>
-              <w:pStyle w:val="TableContents"/>
-              <w:widowControl w:val="false"/>
-              <w:suppressLineNumbers/>
-              <w:bidi w:val="0"/>
+            <w:tcW w:w="1305" w:type="dxa"/>
+            <w:tcBorders/>
+            <w:vAlign w:val="center"/>
+          </w:tcPr>
+          <w:p>
+            <w:pPr>
+              <w:pStyle w:val="TableContents"/>
+              <w:bidi w:val="0"/>
+              <w:spacing w:before="0" w:after="283"/>
               <w:jc w:val="left"/>
               <w:rPr/>
             </w:pPr>
@@ -4989,16 +4860,15 @@
         </w:tc>
         <w:tc>
           <w:tcPr>
-            <w:tcW w:w="9055" w:type="dxa"/>
-            <w:tcBorders/>
-            <w:vAlign w:val="center"/>
-          </w:tcPr>
-          <w:p>
-            <w:pPr>
-              <w:pStyle w:val="TableContents"/>
-              <w:widowControl w:val="false"/>
-              <w:suppressLineNumbers/>
-              <w:bidi w:val="0"/>
+            <w:tcW w:w="10034" w:type="dxa"/>
+            <w:tcBorders/>
+            <w:vAlign w:val="center"/>
+          </w:tcPr>
+          <w:p>
+            <w:pPr>
+              <w:pStyle w:val="TableContents"/>
+              <w:bidi w:val="0"/>
+              <w:spacing w:before="0" w:after="283"/>
               <w:jc w:val="left"/>
               <w:rPr/>
             </w:pPr>
@@ -5013,16 +4883,15 @@
         <w:trPr/>
         <w:tc>
           <w:tcPr>
-            <w:tcW w:w="1263" w:type="dxa"/>
-            <w:tcBorders/>
-            <w:vAlign w:val="center"/>
-          </w:tcPr>
-          <w:p>
-            <w:pPr>
-              <w:pStyle w:val="TableContents"/>
-              <w:widowControl w:val="false"/>
-              <w:suppressLineNumbers/>
-              <w:bidi w:val="0"/>
+            <w:tcW w:w="1305" w:type="dxa"/>
+            <w:tcBorders/>
+            <w:vAlign w:val="center"/>
+          </w:tcPr>
+          <w:p>
+            <w:pPr>
+              <w:pStyle w:val="TableContents"/>
+              <w:bidi w:val="0"/>
+              <w:spacing w:before="0" w:after="283"/>
               <w:jc w:val="left"/>
               <w:rPr/>
             </w:pPr>
@@ -5036,16 +4905,15 @@
         </w:tc>
         <w:tc>
           <w:tcPr>
-            <w:tcW w:w="9055" w:type="dxa"/>
-            <w:tcBorders/>
-            <w:vAlign w:val="center"/>
-          </w:tcPr>
-          <w:p>
-            <w:pPr>
-              <w:pStyle w:val="TableContents"/>
-              <w:widowControl w:val="false"/>
-              <w:suppressLineNumbers/>
-              <w:bidi w:val="0"/>
+            <w:tcW w:w="10034" w:type="dxa"/>
+            <w:tcBorders/>
+            <w:vAlign w:val="center"/>
+          </w:tcPr>
+          <w:p>
+            <w:pPr>
+              <w:pStyle w:val="TableContents"/>
+              <w:bidi w:val="0"/>
+              <w:spacing w:before="0" w:after="283"/>
               <w:jc w:val="left"/>
               <w:rPr/>
             </w:pPr>
@@ -5100,16 +4968,15 @@
         <w:trPr/>
         <w:tc>
           <w:tcPr>
-            <w:tcW w:w="1263" w:type="dxa"/>
-            <w:tcBorders/>
-            <w:vAlign w:val="center"/>
-          </w:tcPr>
-          <w:p>
-            <w:pPr>
-              <w:pStyle w:val="TableContents"/>
-              <w:widowControl w:val="false"/>
-              <w:suppressLineNumbers/>
-              <w:bidi w:val="0"/>
+            <w:tcW w:w="1305" w:type="dxa"/>
+            <w:tcBorders/>
+            <w:vAlign w:val="center"/>
+          </w:tcPr>
+          <w:p>
+            <w:pPr>
+              <w:pStyle w:val="TableContents"/>
+              <w:bidi w:val="0"/>
+              <w:spacing w:before="0" w:after="283"/>
               <w:jc w:val="left"/>
               <w:rPr/>
             </w:pPr>
@@ -5123,16 +4990,15 @@
         </w:tc>
         <w:tc>
           <w:tcPr>
-            <w:tcW w:w="9055" w:type="dxa"/>
-            <w:tcBorders/>
-            <w:vAlign w:val="center"/>
-          </w:tcPr>
-          <w:p>
-            <w:pPr>
-              <w:pStyle w:val="TableContents"/>
-              <w:widowControl w:val="false"/>
-              <w:suppressLineNumbers/>
-              <w:bidi w:val="0"/>
+            <w:tcW w:w="10034" w:type="dxa"/>
+            <w:tcBorders/>
+            <w:vAlign w:val="center"/>
+          </w:tcPr>
+          <w:p>
+            <w:pPr>
+              <w:pStyle w:val="TableContents"/>
+              <w:bidi w:val="0"/>
+              <w:spacing w:before="0" w:after="283"/>
               <w:jc w:val="left"/>
               <w:rPr/>
             </w:pPr>
@@ -5195,7 +5061,7 @@
     </w:p>
     <w:tbl>
       <w:tblPr>
-        <w:tblW w:w="10318" w:type="dxa"/>
+        <w:tblW w:w="11339" w:type="dxa"/>
         <w:jc w:val="left"/>
         <w:tblInd w:w="28" w:type="dxa"/>
         <w:tblLayout w:type="fixed"/>
@@ -5207,8 +5073,8 @@
         </w:tblCellMar>
       </w:tblPr>
       <w:tblGrid>
-        <w:gridCol w:w="1384"/>
-        <w:gridCol w:w="8934"/>
+        <w:gridCol w:w="1453"/>
+        <w:gridCol w:w="9886"/>
       </w:tblGrid>
       <w:tr>
         <w:trPr>
@@ -5216,7 +5082,7 @@
         </w:trPr>
         <w:tc>
           <w:tcPr>
-            <w:tcW w:w="1384" w:type="dxa"/>
+            <w:tcW w:w="1453" w:type="dxa"/>
             <w:tcBorders/>
             <w:vAlign w:val="center"/>
           </w:tcPr>
@@ -5224,6 +5090,7 @@
             <w:pPr>
               <w:pStyle w:val="TableHeading"/>
               <w:bidi w:val="0"/>
+              <w:spacing w:before="0" w:after="283"/>
               <w:jc w:val="left"/>
               <w:rPr>
                 <w:sz w:val="4"/>
@@ -5240,7 +5107,7 @@
         </w:tc>
         <w:tc>
           <w:tcPr>
-            <w:tcW w:w="8934" w:type="dxa"/>
+            <w:tcW w:w="9886" w:type="dxa"/>
             <w:tcBorders/>
             <w:vAlign w:val="center"/>
           </w:tcPr>
@@ -5248,6 +5115,7 @@
             <w:pPr>
               <w:pStyle w:val="TableHeading"/>
               <w:bidi w:val="0"/>
+              <w:spacing w:before="0" w:after="283"/>
               <w:jc w:val="left"/>
               <w:rPr>
                 <w:sz w:val="4"/>
@@ -5267,16 +5135,15 @@
         <w:trPr/>
         <w:tc>
           <w:tcPr>
-            <w:tcW w:w="1384" w:type="dxa"/>
-            <w:tcBorders/>
-            <w:vAlign w:val="center"/>
-          </w:tcPr>
-          <w:p>
-            <w:pPr>
-              <w:pStyle w:val="TableContents"/>
-              <w:widowControl w:val="false"/>
-              <w:suppressLineNumbers/>
-              <w:bidi w:val="0"/>
+            <w:tcW w:w="1453" w:type="dxa"/>
+            <w:tcBorders/>
+            <w:vAlign w:val="center"/>
+          </w:tcPr>
+          <w:p>
+            <w:pPr>
+              <w:pStyle w:val="TableContents"/>
+              <w:bidi w:val="0"/>
+              <w:spacing w:before="0" w:after="283"/>
               <w:jc w:val="left"/>
               <w:rPr/>
             </w:pPr>
@@ -5290,16 +5157,15 @@
         </w:tc>
         <w:tc>
           <w:tcPr>
-            <w:tcW w:w="8934" w:type="dxa"/>
-            <w:tcBorders/>
-            <w:vAlign w:val="center"/>
-          </w:tcPr>
-          <w:p>
-            <w:pPr>
-              <w:pStyle w:val="TableContents"/>
-              <w:widowControl w:val="false"/>
-              <w:suppressLineNumbers/>
-              <w:bidi w:val="0"/>
+            <w:tcW w:w="9886" w:type="dxa"/>
+            <w:tcBorders/>
+            <w:vAlign w:val="center"/>
+          </w:tcPr>
+          <w:p>
+            <w:pPr>
+              <w:pStyle w:val="TableContents"/>
+              <w:bidi w:val="0"/>
+              <w:spacing w:before="0" w:after="283"/>
               <w:jc w:val="left"/>
               <w:rPr/>
             </w:pPr>
@@ -5314,16 +5180,15 @@
         <w:trPr/>
         <w:tc>
           <w:tcPr>
-            <w:tcW w:w="1384" w:type="dxa"/>
-            <w:tcBorders/>
-            <w:vAlign w:val="center"/>
-          </w:tcPr>
-          <w:p>
-            <w:pPr>
-              <w:pStyle w:val="TableContents"/>
-              <w:widowControl w:val="false"/>
-              <w:suppressLineNumbers/>
-              <w:bidi w:val="0"/>
+            <w:tcW w:w="1453" w:type="dxa"/>
+            <w:tcBorders/>
+            <w:vAlign w:val="center"/>
+          </w:tcPr>
+          <w:p>
+            <w:pPr>
+              <w:pStyle w:val="TableContents"/>
+              <w:bidi w:val="0"/>
+              <w:spacing w:before="0" w:after="283"/>
               <w:jc w:val="left"/>
               <w:rPr/>
             </w:pPr>
@@ -5337,16 +5202,15 @@
         </w:tc>
         <w:tc>
           <w:tcPr>
-            <w:tcW w:w="8934" w:type="dxa"/>
-            <w:tcBorders/>
-            <w:vAlign w:val="center"/>
-          </w:tcPr>
-          <w:p>
-            <w:pPr>
-              <w:pStyle w:val="TableContents"/>
-              <w:widowControl w:val="false"/>
-              <w:suppressLineNumbers/>
-              <w:bidi w:val="0"/>
+            <w:tcW w:w="9886" w:type="dxa"/>
+            <w:tcBorders/>
+            <w:vAlign w:val="center"/>
+          </w:tcPr>
+          <w:p>
+            <w:pPr>
+              <w:pStyle w:val="TableContents"/>
+              <w:bidi w:val="0"/>
+              <w:spacing w:before="0" w:after="283"/>
               <w:jc w:val="left"/>
               <w:rPr/>
             </w:pPr>
@@ -5401,16 +5265,15 @@
         <w:trPr/>
         <w:tc>
           <w:tcPr>
-            <w:tcW w:w="1384" w:type="dxa"/>
-            <w:tcBorders/>
-            <w:vAlign w:val="center"/>
-          </w:tcPr>
-          <w:p>
-            <w:pPr>
-              <w:pStyle w:val="TableContents"/>
-              <w:widowControl w:val="false"/>
-              <w:suppressLineNumbers/>
-              <w:bidi w:val="0"/>
+            <w:tcW w:w="1453" w:type="dxa"/>
+            <w:tcBorders/>
+            <w:vAlign w:val="center"/>
+          </w:tcPr>
+          <w:p>
+            <w:pPr>
+              <w:pStyle w:val="TableContents"/>
+              <w:bidi w:val="0"/>
+              <w:spacing w:before="0" w:after="283"/>
               <w:jc w:val="left"/>
               <w:rPr/>
             </w:pPr>
@@ -5424,16 +5287,15 @@
         </w:tc>
         <w:tc>
           <w:tcPr>
-            <w:tcW w:w="8934" w:type="dxa"/>
-            <w:tcBorders/>
-            <w:vAlign w:val="center"/>
-          </w:tcPr>
-          <w:p>
-            <w:pPr>
-              <w:pStyle w:val="TableContents"/>
-              <w:widowControl w:val="false"/>
-              <w:suppressLineNumbers/>
-              <w:bidi w:val="0"/>
+            <w:tcW w:w="9886" w:type="dxa"/>
+            <w:tcBorders/>
+            <w:vAlign w:val="center"/>
+          </w:tcPr>
+          <w:p>
+            <w:pPr>
+              <w:pStyle w:val="TableContents"/>
+              <w:bidi w:val="0"/>
+              <w:spacing w:before="0" w:after="283"/>
               <w:jc w:val="left"/>
               <w:rPr/>
             </w:pPr>
@@ -5468,16 +5330,15 @@
         <w:trPr/>
         <w:tc>
           <w:tcPr>
-            <w:tcW w:w="1384" w:type="dxa"/>
-            <w:tcBorders/>
-            <w:vAlign w:val="center"/>
-          </w:tcPr>
-          <w:p>
-            <w:pPr>
-              <w:pStyle w:val="TableContents"/>
-              <w:widowControl w:val="false"/>
-              <w:suppressLineNumbers/>
-              <w:bidi w:val="0"/>
+            <w:tcW w:w="1453" w:type="dxa"/>
+            <w:tcBorders/>
+            <w:vAlign w:val="center"/>
+          </w:tcPr>
+          <w:p>
+            <w:pPr>
+              <w:pStyle w:val="TableContents"/>
+              <w:bidi w:val="0"/>
+              <w:spacing w:before="0" w:after="283"/>
               <w:jc w:val="left"/>
               <w:rPr/>
             </w:pPr>
@@ -5491,16 +5352,15 @@
         </w:tc>
         <w:tc>
           <w:tcPr>
-            <w:tcW w:w="8934" w:type="dxa"/>
-            <w:tcBorders/>
-            <w:vAlign w:val="center"/>
-          </w:tcPr>
-          <w:p>
-            <w:pPr>
-              <w:pStyle w:val="TableContents"/>
-              <w:widowControl w:val="false"/>
-              <w:suppressLineNumbers/>
-              <w:bidi w:val="0"/>
+            <w:tcW w:w="9886" w:type="dxa"/>
+            <w:tcBorders/>
+            <w:vAlign w:val="center"/>
+          </w:tcPr>
+          <w:p>
+            <w:pPr>
+              <w:pStyle w:val="TableContents"/>
+              <w:bidi w:val="0"/>
+              <w:spacing w:before="0" w:after="283"/>
               <w:jc w:val="left"/>
               <w:rPr/>
             </w:pPr>
@@ -5545,16 +5405,15 @@
         <w:trPr/>
         <w:tc>
           <w:tcPr>
-            <w:tcW w:w="1384" w:type="dxa"/>
-            <w:tcBorders/>
-            <w:vAlign w:val="center"/>
-          </w:tcPr>
-          <w:p>
-            <w:pPr>
-              <w:pStyle w:val="TableContents"/>
-              <w:widowControl w:val="false"/>
-              <w:suppressLineNumbers/>
-              <w:bidi w:val="0"/>
+            <w:tcW w:w="1453" w:type="dxa"/>
+            <w:tcBorders/>
+            <w:vAlign w:val="center"/>
+          </w:tcPr>
+          <w:p>
+            <w:pPr>
+              <w:pStyle w:val="TableContents"/>
+              <w:bidi w:val="0"/>
+              <w:spacing w:before="0" w:after="283"/>
               <w:jc w:val="left"/>
               <w:rPr/>
             </w:pPr>
@@ -5568,16 +5427,15 @@
         </w:tc>
         <w:tc>
           <w:tcPr>
-            <w:tcW w:w="8934" w:type="dxa"/>
-            <w:tcBorders/>
-            <w:vAlign w:val="center"/>
-          </w:tcPr>
-          <w:p>
-            <w:pPr>
-              <w:pStyle w:val="TableContents"/>
-              <w:widowControl w:val="false"/>
-              <w:suppressLineNumbers/>
-              <w:bidi w:val="0"/>
+            <w:tcW w:w="9886" w:type="dxa"/>
+            <w:tcBorders/>
+            <w:vAlign w:val="center"/>
+          </w:tcPr>
+          <w:p>
+            <w:pPr>
+              <w:pStyle w:val="TableContents"/>
+              <w:bidi w:val="0"/>
+              <w:spacing w:before="0" w:after="283"/>
               <w:jc w:val="left"/>
               <w:rPr/>
             </w:pPr>
@@ -5592,16 +5450,15 @@
         <w:trPr/>
         <w:tc>
           <w:tcPr>
-            <w:tcW w:w="1384" w:type="dxa"/>
-            <w:tcBorders/>
-            <w:vAlign w:val="center"/>
-          </w:tcPr>
-          <w:p>
-            <w:pPr>
-              <w:pStyle w:val="TableContents"/>
-              <w:widowControl w:val="false"/>
-              <w:suppressLineNumbers/>
-              <w:bidi w:val="0"/>
+            <w:tcW w:w="1453" w:type="dxa"/>
+            <w:tcBorders/>
+            <w:vAlign w:val="center"/>
+          </w:tcPr>
+          <w:p>
+            <w:pPr>
+              <w:pStyle w:val="TableContents"/>
+              <w:bidi w:val="0"/>
+              <w:spacing w:before="0" w:after="283"/>
               <w:jc w:val="left"/>
               <w:rPr/>
             </w:pPr>
@@ -5615,16 +5472,15 @@
         </w:tc>
         <w:tc>
           <w:tcPr>
-            <w:tcW w:w="8934" w:type="dxa"/>
-            <w:tcBorders/>
-            <w:vAlign w:val="center"/>
-          </w:tcPr>
-          <w:p>
-            <w:pPr>
-              <w:pStyle w:val="TableContents"/>
-              <w:widowControl w:val="false"/>
-              <w:suppressLineNumbers/>
-              <w:bidi w:val="0"/>
+            <w:tcW w:w="9886" w:type="dxa"/>
+            <w:tcBorders/>
+            <w:vAlign w:val="center"/>
+          </w:tcPr>
+          <w:p>
+            <w:pPr>
+              <w:pStyle w:val="TableContents"/>
+              <w:bidi w:val="0"/>
+              <w:spacing w:before="0" w:after="283"/>
               <w:jc w:val="left"/>
               <w:rPr/>
             </w:pPr>
@@ -5695,7 +5551,7 @@
     </w:p>
     <w:tbl>
       <w:tblPr>
-        <w:tblW w:w="10318" w:type="dxa"/>
+        <w:tblW w:w="11339" w:type="dxa"/>
         <w:jc w:val="left"/>
         <w:tblInd w:w="28" w:type="dxa"/>
         <w:tblLayout w:type="fixed"/>
@@ -5707,8 +5563,8 @@
         </w:tblCellMar>
       </w:tblPr>
       <w:tblGrid>
-        <w:gridCol w:w="1286"/>
-        <w:gridCol w:w="9032"/>
+        <w:gridCol w:w="1333"/>
+        <w:gridCol w:w="10006"/>
       </w:tblGrid>
       <w:tr>
         <w:trPr>
@@ -5716,7 +5572,7 @@
         </w:trPr>
         <w:tc>
           <w:tcPr>
-            <w:tcW w:w="1286" w:type="dxa"/>
+            <w:tcW w:w="1333" w:type="dxa"/>
             <w:tcBorders/>
             <w:vAlign w:val="center"/>
           </w:tcPr>
@@ -5724,6 +5580,7 @@
             <w:pPr>
               <w:pStyle w:val="TableHeading"/>
               <w:bidi w:val="0"/>
+              <w:spacing w:before="0" w:after="283"/>
               <w:jc w:val="left"/>
               <w:rPr>
                 <w:sz w:val="4"/>
@@ -5740,7 +5597,7 @@
         </w:tc>
         <w:tc>
           <w:tcPr>
-            <w:tcW w:w="9032" w:type="dxa"/>
+            <w:tcW w:w="10006" w:type="dxa"/>
             <w:tcBorders/>
             <w:vAlign w:val="center"/>
           </w:tcPr>
@@ -5748,6 +5605,7 @@
             <w:pPr>
               <w:pStyle w:val="TableHeading"/>
               <w:bidi w:val="0"/>
+              <w:spacing w:before="0" w:after="283"/>
               <w:jc w:val="left"/>
               <w:rPr>
                 <w:sz w:val="4"/>
@@ -5767,16 +5625,15 @@
         <w:trPr/>
         <w:tc>
           <w:tcPr>
-            <w:tcW w:w="1286" w:type="dxa"/>
-            <w:tcBorders/>
-            <w:vAlign w:val="center"/>
-          </w:tcPr>
-          <w:p>
-            <w:pPr>
-              <w:pStyle w:val="TableContents"/>
-              <w:widowControl w:val="false"/>
-              <w:suppressLineNumbers/>
-              <w:bidi w:val="0"/>
+            <w:tcW w:w="1333" w:type="dxa"/>
+            <w:tcBorders/>
+            <w:vAlign w:val="center"/>
+          </w:tcPr>
+          <w:p>
+            <w:pPr>
+              <w:pStyle w:val="TableContents"/>
+              <w:bidi w:val="0"/>
+              <w:spacing w:before="0" w:after="283"/>
               <w:jc w:val="left"/>
               <w:rPr/>
             </w:pPr>
@@ -5790,16 +5647,15 @@
         </w:tc>
         <w:tc>
           <w:tcPr>
-            <w:tcW w:w="9032" w:type="dxa"/>
-            <w:tcBorders/>
-            <w:vAlign w:val="center"/>
-          </w:tcPr>
-          <w:p>
-            <w:pPr>
-              <w:pStyle w:val="TableContents"/>
-              <w:widowControl w:val="false"/>
-              <w:suppressLineNumbers/>
-              <w:bidi w:val="0"/>
+            <w:tcW w:w="10006" w:type="dxa"/>
+            <w:tcBorders/>
+            <w:vAlign w:val="center"/>
+          </w:tcPr>
+          <w:p>
+            <w:pPr>
+              <w:pStyle w:val="TableContents"/>
+              <w:bidi w:val="0"/>
+              <w:spacing w:before="0" w:after="283"/>
               <w:jc w:val="left"/>
               <w:rPr/>
             </w:pPr>
@@ -5814,16 +5670,15 @@
         <w:trPr/>
         <w:tc>
           <w:tcPr>
-            <w:tcW w:w="1286" w:type="dxa"/>
-            <w:tcBorders/>
-            <w:vAlign w:val="center"/>
-          </w:tcPr>
-          <w:p>
-            <w:pPr>
-              <w:pStyle w:val="TableContents"/>
-              <w:widowControl w:val="false"/>
-              <w:suppressLineNumbers/>
-              <w:bidi w:val="0"/>
+            <w:tcW w:w="1333" w:type="dxa"/>
+            <w:tcBorders/>
+            <w:vAlign w:val="center"/>
+          </w:tcPr>
+          <w:p>
+            <w:pPr>
+              <w:pStyle w:val="TableContents"/>
+              <w:bidi w:val="0"/>
+              <w:spacing w:before="0" w:after="283"/>
               <w:jc w:val="left"/>
               <w:rPr/>
             </w:pPr>
@@ -5837,16 +5692,15 @@
         </w:tc>
         <w:tc>
           <w:tcPr>
-            <w:tcW w:w="9032" w:type="dxa"/>
-            <w:tcBorders/>
-            <w:vAlign w:val="center"/>
-          </w:tcPr>
-          <w:p>
-            <w:pPr>
-              <w:pStyle w:val="TableContents"/>
-              <w:widowControl w:val="false"/>
-              <w:suppressLineNumbers/>
-              <w:bidi w:val="0"/>
+            <w:tcW w:w="10006" w:type="dxa"/>
+            <w:tcBorders/>
+            <w:vAlign w:val="center"/>
+          </w:tcPr>
+          <w:p>
+            <w:pPr>
+              <w:pStyle w:val="TableContents"/>
+              <w:bidi w:val="0"/>
+              <w:spacing w:before="0" w:after="283"/>
               <w:jc w:val="left"/>
               <w:rPr/>
             </w:pPr>
@@ -5901,16 +5755,15 @@
         <w:trPr/>
         <w:tc>
           <w:tcPr>
-            <w:tcW w:w="1286" w:type="dxa"/>
-            <w:tcBorders/>
-            <w:vAlign w:val="center"/>
-          </w:tcPr>
-          <w:p>
-            <w:pPr>
-              <w:pStyle w:val="TableContents"/>
-              <w:widowControl w:val="false"/>
-              <w:suppressLineNumbers/>
-              <w:bidi w:val="0"/>
+            <w:tcW w:w="1333" w:type="dxa"/>
+            <w:tcBorders/>
+            <w:vAlign w:val="center"/>
+          </w:tcPr>
+          <w:p>
+            <w:pPr>
+              <w:pStyle w:val="TableContents"/>
+              <w:bidi w:val="0"/>
+              <w:spacing w:before="0" w:after="283"/>
               <w:jc w:val="left"/>
               <w:rPr/>
             </w:pPr>
@@ -5924,16 +5777,15 @@
         </w:tc>
         <w:tc>
           <w:tcPr>
-            <w:tcW w:w="9032" w:type="dxa"/>
-            <w:tcBorders/>
-            <w:vAlign w:val="center"/>
-          </w:tcPr>
-          <w:p>
-            <w:pPr>
-              <w:pStyle w:val="TableContents"/>
-              <w:widowControl w:val="false"/>
-              <w:suppressLineNumbers/>
-              <w:bidi w:val="0"/>
+            <w:tcW w:w="10006" w:type="dxa"/>
+            <w:tcBorders/>
+            <w:vAlign w:val="center"/>
+          </w:tcPr>
+          <w:p>
+            <w:pPr>
+              <w:pStyle w:val="TableContents"/>
+              <w:bidi w:val="0"/>
+              <w:spacing w:before="0" w:after="283"/>
               <w:jc w:val="left"/>
               <w:rPr/>
             </w:pPr>
@@ -5948,16 +5800,15 @@
         <w:trPr/>
         <w:tc>
           <w:tcPr>
-            <w:tcW w:w="1286" w:type="dxa"/>
-            <w:tcBorders/>
-            <w:vAlign w:val="center"/>
-          </w:tcPr>
-          <w:p>
-            <w:pPr>
-              <w:pStyle w:val="TableContents"/>
-              <w:widowControl w:val="false"/>
-              <w:suppressLineNumbers/>
-              <w:bidi w:val="0"/>
+            <w:tcW w:w="1333" w:type="dxa"/>
+            <w:tcBorders/>
+            <w:vAlign w:val="center"/>
+          </w:tcPr>
+          <w:p>
+            <w:pPr>
+              <w:pStyle w:val="TableContents"/>
+              <w:bidi w:val="0"/>
+              <w:spacing w:before="0" w:after="283"/>
               <w:jc w:val="left"/>
               <w:rPr/>
             </w:pPr>
@@ -5971,16 +5822,15 @@
         </w:tc>
         <w:tc>
           <w:tcPr>
-            <w:tcW w:w="9032" w:type="dxa"/>
-            <w:tcBorders/>
-            <w:vAlign w:val="center"/>
-          </w:tcPr>
-          <w:p>
-            <w:pPr>
-              <w:pStyle w:val="TableContents"/>
-              <w:widowControl w:val="false"/>
-              <w:suppressLineNumbers/>
-              <w:bidi w:val="0"/>
+            <w:tcW w:w="10006" w:type="dxa"/>
+            <w:tcBorders/>
+            <w:vAlign w:val="center"/>
+          </w:tcPr>
+          <w:p>
+            <w:pPr>
+              <w:pStyle w:val="TableContents"/>
+              <w:bidi w:val="0"/>
+              <w:spacing w:before="0" w:after="283"/>
               <w:jc w:val="left"/>
               <w:rPr/>
             </w:pPr>
@@ -6035,16 +5885,15 @@
         <w:trPr/>
         <w:tc>
           <w:tcPr>
-            <w:tcW w:w="1286" w:type="dxa"/>
-            <w:tcBorders/>
-            <w:vAlign w:val="center"/>
-          </w:tcPr>
-          <w:p>
-            <w:pPr>
-              <w:pStyle w:val="TableContents"/>
-              <w:widowControl w:val="false"/>
-              <w:suppressLineNumbers/>
-              <w:bidi w:val="0"/>
+            <w:tcW w:w="1333" w:type="dxa"/>
+            <w:tcBorders/>
+            <w:vAlign w:val="center"/>
+          </w:tcPr>
+          <w:p>
+            <w:pPr>
+              <w:pStyle w:val="TableContents"/>
+              <w:bidi w:val="0"/>
+              <w:spacing w:before="0" w:after="283"/>
               <w:jc w:val="left"/>
               <w:rPr/>
             </w:pPr>
@@ -6058,16 +5907,15 @@
         </w:tc>
         <w:tc>
           <w:tcPr>
-            <w:tcW w:w="9032" w:type="dxa"/>
-            <w:tcBorders/>
-            <w:vAlign w:val="center"/>
-          </w:tcPr>
-          <w:p>
-            <w:pPr>
-              <w:pStyle w:val="TableContents"/>
-              <w:widowControl w:val="false"/>
-              <w:suppressLineNumbers/>
-              <w:bidi w:val="0"/>
+            <w:tcW w:w="10006" w:type="dxa"/>
+            <w:tcBorders/>
+            <w:vAlign w:val="center"/>
+          </w:tcPr>
+          <w:p>
+            <w:pPr>
+              <w:pStyle w:val="TableContents"/>
+              <w:bidi w:val="0"/>
+              <w:spacing w:before="0" w:after="283"/>
               <w:jc w:val="left"/>
               <w:rPr/>
             </w:pPr>
@@ -6082,16 +5930,15 @@
         <w:trPr/>
         <w:tc>
           <w:tcPr>
-            <w:tcW w:w="1286" w:type="dxa"/>
-            <w:tcBorders/>
-            <w:vAlign w:val="center"/>
-          </w:tcPr>
-          <w:p>
-            <w:pPr>
-              <w:pStyle w:val="TableContents"/>
-              <w:widowControl w:val="false"/>
-              <w:suppressLineNumbers/>
-              <w:bidi w:val="0"/>
+            <w:tcW w:w="1333" w:type="dxa"/>
+            <w:tcBorders/>
+            <w:vAlign w:val="center"/>
+          </w:tcPr>
+          <w:p>
+            <w:pPr>
+              <w:pStyle w:val="TableContents"/>
+              <w:bidi w:val="0"/>
+              <w:spacing w:before="0" w:after="283"/>
               <w:jc w:val="left"/>
               <w:rPr/>
             </w:pPr>
@@ -6105,16 +5952,15 @@
         </w:tc>
         <w:tc>
           <w:tcPr>
-            <w:tcW w:w="9032" w:type="dxa"/>
-            <w:tcBorders/>
-            <w:vAlign w:val="center"/>
-          </w:tcPr>
-          <w:p>
-            <w:pPr>
-              <w:pStyle w:val="TableContents"/>
-              <w:widowControl w:val="false"/>
-              <w:suppressLineNumbers/>
-              <w:bidi w:val="0"/>
+            <w:tcW w:w="10006" w:type="dxa"/>
+            <w:tcBorders/>
+            <w:vAlign w:val="center"/>
+          </w:tcPr>
+          <w:p>
+            <w:pPr>
+              <w:pStyle w:val="TableContents"/>
+              <w:bidi w:val="0"/>
+              <w:spacing w:before="0" w:after="283"/>
               <w:jc w:val="left"/>
               <w:rPr/>
             </w:pPr>
@@ -6139,16 +5985,15 @@
         <w:trPr/>
         <w:tc>
           <w:tcPr>
-            <w:tcW w:w="1286" w:type="dxa"/>
-            <w:tcBorders/>
-            <w:vAlign w:val="center"/>
-          </w:tcPr>
-          <w:p>
-            <w:pPr>
-              <w:pStyle w:val="TableContents"/>
-              <w:widowControl w:val="false"/>
-              <w:suppressLineNumbers/>
-              <w:bidi w:val="0"/>
+            <w:tcW w:w="1333" w:type="dxa"/>
+            <w:tcBorders/>
+            <w:vAlign w:val="center"/>
+          </w:tcPr>
+          <w:p>
+            <w:pPr>
+              <w:pStyle w:val="TableContents"/>
+              <w:bidi w:val="0"/>
+              <w:spacing w:before="0" w:after="283"/>
               <w:jc w:val="left"/>
               <w:rPr/>
             </w:pPr>
@@ -6162,16 +6007,15 @@
         </w:tc>
         <w:tc>
           <w:tcPr>
-            <w:tcW w:w="9032" w:type="dxa"/>
-            <w:tcBorders/>
-            <w:vAlign w:val="center"/>
-          </w:tcPr>
-          <w:p>
-            <w:pPr>
-              <w:pStyle w:val="TableContents"/>
-              <w:widowControl w:val="false"/>
-              <w:suppressLineNumbers/>
-              <w:bidi w:val="0"/>
+            <w:tcW w:w="10006" w:type="dxa"/>
+            <w:tcBorders/>
+            <w:vAlign w:val="center"/>
+          </w:tcPr>
+          <w:p>
+            <w:pPr>
+              <w:pStyle w:val="TableContents"/>
+              <w:bidi w:val="0"/>
+              <w:spacing w:before="0" w:after="283"/>
               <w:jc w:val="left"/>
               <w:rPr/>
             </w:pPr>
@@ -6350,15 +6194,17 @@
         <w:rPr/>
         <w:t xml:space="preserve"> </w:t>
       </w:r>
-      <w:r>
-        <w:rPr>
-          <w:rStyle w:val="SourceText"/>
-        </w:rPr>
-        <w:t>&lt;add your public GitHub URL here&gt;</w:t>
-      </w:r>
-      <w:r>
-        <w:rPr/>
-        <w:t xml:space="preserve"> (code is in this folder; see </w:t>
+      <w:hyperlink r:id="rId13">
+        <w:r>
+          <w:rPr>
+            <w:rStyle w:val="Hyperlink"/>
+          </w:rPr>
+          <w:t>github.com/stern-batch/souceDemoAutomation</w:t>
+        </w:r>
+      </w:hyperlink>
+      <w:r>
+        <w:rPr/>
+        <w:t xml:space="preserve"> (see </w:t>
       </w:r>
       <w:r>
         <w:rPr>
@@ -6525,7 +6371,7 @@
     </w:p>
     <w:tbl>
       <w:tblPr>
-        <w:tblW w:w="10318" w:type="dxa"/>
+        <w:tblW w:w="11250" w:type="dxa"/>
         <w:jc w:val="left"/>
         <w:tblInd w:w="28" w:type="dxa"/>
         <w:tblLayout w:type="fixed"/>
@@ -6537,11 +6383,11 @@
         </w:tblCellMar>
       </w:tblPr>
       <w:tblGrid>
-        <w:gridCol w:w="1512"/>
-        <w:gridCol w:w="1988"/>
-        <w:gridCol w:w="2839"/>
-        <w:gridCol w:w="1032"/>
-        <w:gridCol w:w="2947"/>
+        <w:gridCol w:w="1571"/>
+        <w:gridCol w:w="2150"/>
+        <w:gridCol w:w="3243"/>
+        <w:gridCol w:w="1085"/>
+        <w:gridCol w:w="3201"/>
       </w:tblGrid>
       <w:tr>
         <w:trPr>
@@ -6549,7 +6395,7 @@
         </w:trPr>
         <w:tc>
           <w:tcPr>
-            <w:tcW w:w="1512" w:type="dxa"/>
+            <w:tcW w:w="1571" w:type="dxa"/>
             <w:tcBorders/>
             <w:vAlign w:val="center"/>
           </w:tcPr>
@@ -6559,6 +6405,7 @@
               <w:suppressLineNumbers/>
               <w:shd w:fill="F0F3F6" w:val="clear"/>
               <w:bidi w:val="0"/>
+              <w:spacing w:before="0" w:after="283"/>
               <w:jc w:val="left"/>
               <w:rPr/>
             </w:pPr>
@@ -6570,7 +6417,7 @@
         </w:tc>
         <w:tc>
           <w:tcPr>
-            <w:tcW w:w="1988" w:type="dxa"/>
+            <w:tcW w:w="2150" w:type="dxa"/>
             <w:tcBorders/>
             <w:vAlign w:val="center"/>
           </w:tcPr>
@@ -6580,6 +6427,7 @@
               <w:suppressLineNumbers/>
               <w:shd w:fill="F0F3F6" w:val="clear"/>
               <w:bidi w:val="0"/>
+              <w:spacing w:before="0" w:after="283"/>
               <w:jc w:val="left"/>
               <w:rPr/>
             </w:pPr>
@@ -6591,7 +6439,7 @@
         </w:tc>
         <w:tc>
           <w:tcPr>
-            <w:tcW w:w="2839" w:type="dxa"/>
+            <w:tcW w:w="3243" w:type="dxa"/>
             <w:tcBorders/>
             <w:vAlign w:val="center"/>
           </w:tcPr>
@@ -6601,6 +6449,7 @@
               <w:suppressLineNumbers/>
               <w:shd w:fill="F0F3F6" w:val="clear"/>
               <w:bidi w:val="0"/>
+              <w:spacing w:before="0" w:after="283"/>
               <w:jc w:val="left"/>
               <w:rPr/>
             </w:pPr>
@@ -6612,7 +6461,7 @@
         </w:tc>
         <w:tc>
           <w:tcPr>
-            <w:tcW w:w="1032" w:type="dxa"/>
+            <w:tcW w:w="1085" w:type="dxa"/>
             <w:tcBorders/>
             <w:vAlign w:val="center"/>
           </w:tcPr>
@@ -6622,6 +6471,7 @@
               <w:suppressLineNumbers/>
               <w:shd w:fill="F0F3F6" w:val="clear"/>
               <w:bidi w:val="0"/>
+              <w:spacing w:before="0" w:after="283"/>
               <w:jc w:val="left"/>
               <w:rPr/>
             </w:pPr>
@@ -6633,7 +6483,7 @@
         </w:tc>
         <w:tc>
           <w:tcPr>
-            <w:tcW w:w="2947" w:type="dxa"/>
+            <w:tcW w:w="3201" w:type="dxa"/>
             <w:tcBorders/>
             <w:vAlign w:val="center"/>
           </w:tcPr>
@@ -6643,6 +6493,7 @@
               <w:suppressLineNumbers/>
               <w:shd w:fill="F0F3F6" w:val="clear"/>
               <w:bidi w:val="0"/>
+              <w:spacing w:before="0" w:after="283"/>
               <w:jc w:val="left"/>
               <w:rPr/>
             </w:pPr>
@@ -6657,16 +6508,15 @@
         <w:trPr/>
         <w:tc>
           <w:tcPr>
-            <w:tcW w:w="1512" w:type="dxa"/>
-            <w:tcBorders/>
-            <w:vAlign w:val="center"/>
-          </w:tcPr>
-          <w:p>
-            <w:pPr>
-              <w:pStyle w:val="TableContents"/>
-              <w:widowControl w:val="false"/>
-              <w:suppressLineNumbers/>
-              <w:bidi w:val="0"/>
+            <w:tcW w:w="1571" w:type="dxa"/>
+            <w:tcBorders/>
+            <w:vAlign w:val="center"/>
+          </w:tcPr>
+          <w:p>
+            <w:pPr>
+              <w:pStyle w:val="TableContents"/>
+              <w:bidi w:val="0"/>
+              <w:spacing w:before="0" w:after="283"/>
               <w:jc w:val="left"/>
               <w:rPr/>
             </w:pPr>
@@ -6678,16 +6528,15 @@
         </w:tc>
         <w:tc>
           <w:tcPr>
-            <w:tcW w:w="1988" w:type="dxa"/>
-            <w:tcBorders/>
-            <w:vAlign w:val="center"/>
-          </w:tcPr>
-          <w:p>
-            <w:pPr>
-              <w:pStyle w:val="TableContents"/>
-              <w:widowControl w:val="false"/>
-              <w:suppressLineNumbers/>
-              <w:bidi w:val="0"/>
+            <w:tcW w:w="2150" w:type="dxa"/>
+            <w:tcBorders/>
+            <w:vAlign w:val="center"/>
+          </w:tcPr>
+          <w:p>
+            <w:pPr>
+              <w:pStyle w:val="TableContents"/>
+              <w:bidi w:val="0"/>
+              <w:spacing w:before="0" w:after="283"/>
               <w:jc w:val="left"/>
               <w:rPr/>
             </w:pPr>
@@ -6701,16 +6550,15 @@
         </w:tc>
         <w:tc>
           <w:tcPr>
-            <w:tcW w:w="2839" w:type="dxa"/>
-            <w:tcBorders/>
-            <w:vAlign w:val="center"/>
-          </w:tcPr>
-          <w:p>
-            <w:pPr>
-              <w:pStyle w:val="TableContents"/>
-              <w:widowControl w:val="false"/>
-              <w:suppressLineNumbers/>
-              <w:bidi w:val="0"/>
+            <w:tcW w:w="3243" w:type="dxa"/>
+            <w:tcBorders/>
+            <w:vAlign w:val="center"/>
+          </w:tcPr>
+          <w:p>
+            <w:pPr>
+              <w:pStyle w:val="TableContents"/>
+              <w:bidi w:val="0"/>
+              <w:spacing w:before="0" w:after="283"/>
               <w:jc w:val="left"/>
               <w:rPr/>
             </w:pPr>
@@ -6722,16 +6570,15 @@
         </w:tc>
         <w:tc>
           <w:tcPr>
-            <w:tcW w:w="1032" w:type="dxa"/>
-            <w:tcBorders/>
-            <w:vAlign w:val="center"/>
-          </w:tcPr>
-          <w:p>
-            <w:pPr>
-              <w:pStyle w:val="TableContents"/>
-              <w:widowControl w:val="false"/>
-              <w:suppressLineNumbers/>
-              <w:bidi w:val="0"/>
+            <w:tcW w:w="1085" w:type="dxa"/>
+            <w:tcBorders/>
+            <w:vAlign w:val="center"/>
+          </w:tcPr>
+          <w:p>
+            <w:pPr>
+              <w:pStyle w:val="TableContents"/>
+              <w:bidi w:val="0"/>
+              <w:spacing w:before="0" w:after="283"/>
               <w:jc w:val="left"/>
               <w:rPr/>
             </w:pPr>
@@ -6747,16 +6594,15 @@
         </w:tc>
         <w:tc>
           <w:tcPr>
-            <w:tcW w:w="2947" w:type="dxa"/>
-            <w:tcBorders/>
-            <w:vAlign w:val="center"/>
-          </w:tcPr>
-          <w:p>
-            <w:pPr>
-              <w:pStyle w:val="TableContents"/>
-              <w:widowControl w:val="false"/>
-              <w:suppressLineNumbers/>
-              <w:bidi w:val="0"/>
+            <w:tcW w:w="3201" w:type="dxa"/>
+            <w:tcBorders/>
+            <w:vAlign w:val="center"/>
+          </w:tcPr>
+          <w:p>
+            <w:pPr>
+              <w:pStyle w:val="TableContents"/>
+              <w:bidi w:val="0"/>
+              <w:spacing w:before="0" w:after="283"/>
               <w:jc w:val="left"/>
               <w:rPr/>
             </w:pPr>
@@ -6771,16 +6617,15 @@
         <w:trPr/>
         <w:tc>
           <w:tcPr>
-            <w:tcW w:w="1512" w:type="dxa"/>
-            <w:tcBorders/>
-            <w:vAlign w:val="center"/>
-          </w:tcPr>
-          <w:p>
-            <w:pPr>
-              <w:pStyle w:val="TableContents"/>
-              <w:widowControl w:val="false"/>
-              <w:suppressLineNumbers/>
-              <w:bidi w:val="0"/>
+            <w:tcW w:w="1571" w:type="dxa"/>
+            <w:tcBorders/>
+            <w:vAlign w:val="center"/>
+          </w:tcPr>
+          <w:p>
+            <w:pPr>
+              <w:pStyle w:val="TableContents"/>
+              <w:bidi w:val="0"/>
+              <w:spacing w:before="0" w:after="283"/>
               <w:jc w:val="left"/>
               <w:rPr/>
             </w:pPr>
@@ -6792,16 +6637,15 @@
         </w:tc>
         <w:tc>
           <w:tcPr>
-            <w:tcW w:w="1988" w:type="dxa"/>
-            <w:tcBorders/>
-            <w:vAlign w:val="center"/>
-          </w:tcPr>
-          <w:p>
-            <w:pPr>
-              <w:pStyle w:val="TableContents"/>
-              <w:widowControl w:val="false"/>
-              <w:suppressLineNumbers/>
-              <w:bidi w:val="0"/>
+            <w:tcW w:w="2150" w:type="dxa"/>
+            <w:tcBorders/>
+            <w:vAlign w:val="center"/>
+          </w:tcPr>
+          <w:p>
+            <w:pPr>
+              <w:pStyle w:val="TableContents"/>
+              <w:bidi w:val="0"/>
+              <w:spacing w:before="0" w:after="283"/>
               <w:jc w:val="left"/>
               <w:rPr/>
             </w:pPr>
@@ -6815,16 +6659,15 @@
         </w:tc>
         <w:tc>
           <w:tcPr>
-            <w:tcW w:w="2839" w:type="dxa"/>
-            <w:tcBorders/>
-            <w:vAlign w:val="center"/>
-          </w:tcPr>
-          <w:p>
-            <w:pPr>
-              <w:pStyle w:val="TableContents"/>
-              <w:widowControl w:val="false"/>
-              <w:suppressLineNumbers/>
-              <w:bidi w:val="0"/>
+            <w:tcW w:w="3243" w:type="dxa"/>
+            <w:tcBorders/>
+            <w:vAlign w:val="center"/>
+          </w:tcPr>
+          <w:p>
+            <w:pPr>
+              <w:pStyle w:val="TableContents"/>
+              <w:bidi w:val="0"/>
+              <w:spacing w:before="0" w:after="283"/>
               <w:jc w:val="left"/>
               <w:rPr/>
             </w:pPr>
@@ -6836,16 +6679,15 @@
         </w:tc>
         <w:tc>
           <w:tcPr>
-            <w:tcW w:w="1032" w:type="dxa"/>
-            <w:tcBorders/>
-            <w:vAlign w:val="center"/>
-          </w:tcPr>
-          <w:p>
-            <w:pPr>
-              <w:pStyle w:val="TableContents"/>
-              <w:widowControl w:val="false"/>
-              <w:suppressLineNumbers/>
-              <w:bidi w:val="0"/>
+            <w:tcW w:w="1085" w:type="dxa"/>
+            <w:tcBorders/>
+            <w:vAlign w:val="center"/>
+          </w:tcPr>
+          <w:p>
+            <w:pPr>
+              <w:pStyle w:val="TableContents"/>
+              <w:bidi w:val="0"/>
+              <w:spacing w:before="0" w:after="283"/>
               <w:jc w:val="left"/>
               <w:rPr/>
             </w:pPr>
@@ -6861,16 +6703,15 @@
         </w:tc>
         <w:tc>
           <w:tcPr>
-            <w:tcW w:w="2947" w:type="dxa"/>
-            <w:tcBorders/>
-            <w:vAlign w:val="center"/>
-          </w:tcPr>
-          <w:p>
-            <w:pPr>
-              <w:pStyle w:val="TableContents"/>
-              <w:widowControl w:val="false"/>
-              <w:suppressLineNumbers/>
-              <w:bidi w:val="0"/>
+            <w:tcW w:w="3201" w:type="dxa"/>
+            <w:tcBorders/>
+            <w:vAlign w:val="center"/>
+          </w:tcPr>
+          <w:p>
+            <w:pPr>
+              <w:pStyle w:val="TableContents"/>
+              <w:bidi w:val="0"/>
+              <w:spacing w:before="0" w:after="283"/>
               <w:jc w:val="left"/>
               <w:rPr/>
             </w:pPr>
@@ -6885,16 +6726,15 @@
         <w:trPr/>
         <w:tc>
           <w:tcPr>
-            <w:tcW w:w="1512" w:type="dxa"/>
-            <w:tcBorders/>
-            <w:vAlign w:val="center"/>
-          </w:tcPr>
-          <w:p>
-            <w:pPr>
-              <w:pStyle w:val="TableContents"/>
-              <w:widowControl w:val="false"/>
-              <w:suppressLineNumbers/>
-              <w:bidi w:val="0"/>
+            <w:tcW w:w="1571" w:type="dxa"/>
+            <w:tcBorders/>
+            <w:vAlign w:val="center"/>
+          </w:tcPr>
+          <w:p>
+            <w:pPr>
+              <w:pStyle w:val="TableContents"/>
+              <w:bidi w:val="0"/>
+              <w:spacing w:before="0" w:after="283"/>
               <w:jc w:val="left"/>
               <w:rPr/>
             </w:pPr>
@@ -6906,16 +6746,15 @@
         </w:tc>
         <w:tc>
           <w:tcPr>
-            <w:tcW w:w="1988" w:type="dxa"/>
-            <w:tcBorders/>
-            <w:vAlign w:val="center"/>
-          </w:tcPr>
-          <w:p>
-            <w:pPr>
-              <w:pStyle w:val="TableContents"/>
-              <w:widowControl w:val="false"/>
-              <w:suppressLineNumbers/>
-              <w:bidi w:val="0"/>
+            <w:tcW w:w="2150" w:type="dxa"/>
+            <w:tcBorders/>
+            <w:vAlign w:val="center"/>
+          </w:tcPr>
+          <w:p>
+            <w:pPr>
+              <w:pStyle w:val="TableContents"/>
+              <w:bidi w:val="0"/>
+              <w:spacing w:before="0" w:after="283"/>
               <w:jc w:val="left"/>
               <w:rPr/>
             </w:pPr>
@@ -6929,16 +6768,15 @@
         </w:tc>
         <w:tc>
           <w:tcPr>
-            <w:tcW w:w="2839" w:type="dxa"/>
-            <w:tcBorders/>
-            <w:vAlign w:val="center"/>
-          </w:tcPr>
-          <w:p>
-            <w:pPr>
-              <w:pStyle w:val="TableContents"/>
-              <w:widowControl w:val="false"/>
-              <w:suppressLineNumbers/>
-              <w:bidi w:val="0"/>
+            <w:tcW w:w="3243" w:type="dxa"/>
+            <w:tcBorders/>
+            <w:vAlign w:val="center"/>
+          </w:tcPr>
+          <w:p>
+            <w:pPr>
+              <w:pStyle w:val="TableContents"/>
+              <w:bidi w:val="0"/>
+              <w:spacing w:before="0" w:after="283"/>
               <w:jc w:val="left"/>
               <w:rPr/>
             </w:pPr>
@@ -6950,16 +6788,15 @@
         </w:tc>
         <w:tc>
           <w:tcPr>
-            <w:tcW w:w="1032" w:type="dxa"/>
-            <w:tcBorders/>
-            <w:vAlign w:val="center"/>
-          </w:tcPr>
-          <w:p>
-            <w:pPr>
-              <w:pStyle w:val="TableContents"/>
-              <w:widowControl w:val="false"/>
-              <w:suppressLineNumbers/>
-              <w:bidi w:val="0"/>
+            <w:tcW w:w="1085" w:type="dxa"/>
+            <w:tcBorders/>
+            <w:vAlign w:val="center"/>
+          </w:tcPr>
+          <w:p>
+            <w:pPr>
+              <w:pStyle w:val="TableContents"/>
+              <w:bidi w:val="0"/>
+              <w:spacing w:before="0" w:after="283"/>
               <w:jc w:val="left"/>
               <w:rPr/>
             </w:pPr>
@@ -6975,16 +6812,15 @@
         </w:tc>
         <w:tc>
           <w:tcPr>
-            <w:tcW w:w="2947" w:type="dxa"/>
-            <w:tcBorders/>
-            <w:vAlign w:val="center"/>
-          </w:tcPr>
-          <w:p>
-            <w:pPr>
-              <w:pStyle w:val="TableContents"/>
-              <w:widowControl w:val="false"/>
-              <w:suppressLineNumbers/>
-              <w:bidi w:val="0"/>
+            <w:tcW w:w="3201" w:type="dxa"/>
+            <w:tcBorders/>
+            <w:vAlign w:val="center"/>
+          </w:tcPr>
+          <w:p>
+            <w:pPr>
+              <w:pStyle w:val="TableContents"/>
+              <w:bidi w:val="0"/>
+              <w:spacing w:before="0" w:after="283"/>
               <w:jc w:val="left"/>
               <w:rPr/>
             </w:pPr>
@@ -7096,7 +6932,7 @@
     </w:p>
     <w:tbl>
       <w:tblPr>
-        <w:tblW w:w="10318" w:type="dxa"/>
+        <w:tblW w:w="11339" w:type="dxa"/>
         <w:jc w:val="left"/>
         <w:tblInd w:w="28" w:type="dxa"/>
         <w:tblLayout w:type="fixed"/>
@@ -7109,8 +6945,8 @@
       </w:tblPr>
       <w:tblGrid>
         <w:gridCol w:w="373"/>
-        <w:gridCol w:w="4143"/>
-        <w:gridCol w:w="5802"/>
+        <w:gridCol w:w="4551"/>
+        <w:gridCol w:w="6415"/>
       </w:tblGrid>
       <w:tr>
         <w:trPr>
@@ -7128,6 +6964,7 @@
               <w:suppressLineNumbers/>
               <w:shd w:fill="F0F3F6" w:val="clear"/>
               <w:bidi w:val="0"/>
+              <w:spacing w:before="0" w:after="283"/>
               <w:jc w:val="left"/>
               <w:rPr/>
             </w:pPr>
@@ -7139,7 +6976,7 @@
         </w:tc>
         <w:tc>
           <w:tcPr>
-            <w:tcW w:w="4143" w:type="dxa"/>
+            <w:tcW w:w="4551" w:type="dxa"/>
             <w:tcBorders/>
             <w:vAlign w:val="center"/>
           </w:tcPr>
@@ -7149,6 +6986,7 @@
               <w:suppressLineNumbers/>
               <w:shd w:fill="F0F3F6" w:val="clear"/>
               <w:bidi w:val="0"/>
+              <w:spacing w:before="0" w:after="283"/>
               <w:jc w:val="left"/>
               <w:rPr/>
             </w:pPr>
@@ -7160,7 +6998,7 @@
         </w:tc>
         <w:tc>
           <w:tcPr>
-            <w:tcW w:w="5802" w:type="dxa"/>
+            <w:tcW w:w="6415" w:type="dxa"/>
             <w:tcBorders/>
             <w:vAlign w:val="center"/>
           </w:tcPr>
@@ -7170,6 +7008,7 @@
               <w:suppressLineNumbers/>
               <w:shd w:fill="F0F3F6" w:val="clear"/>
               <w:bidi w:val="0"/>
+              <w:spacing w:before="0" w:after="283"/>
               <w:jc w:val="left"/>
               <w:rPr/>
             </w:pPr>
@@ -7191,9 +7030,8 @@
           <w:p>
             <w:pPr>
               <w:pStyle w:val="TableContents"/>
-              <w:widowControl w:val="false"/>
-              <w:suppressLineNumbers/>
-              <w:bidi w:val="0"/>
+              <w:bidi w:val="0"/>
+              <w:spacing w:before="0" w:after="283"/>
               <w:jc w:val="left"/>
               <w:rPr/>
             </w:pPr>
@@ -7205,16 +7043,15 @@
         </w:tc>
         <w:tc>
           <w:tcPr>
-            <w:tcW w:w="4143" w:type="dxa"/>
-            <w:tcBorders/>
-            <w:vAlign w:val="center"/>
-          </w:tcPr>
-          <w:p>
-            <w:pPr>
-              <w:pStyle w:val="TableContents"/>
-              <w:widowControl w:val="false"/>
-              <w:suppressLineNumbers/>
-              <w:bidi w:val="0"/>
+            <w:tcW w:w="4551" w:type="dxa"/>
+            <w:tcBorders/>
+            <w:vAlign w:val="center"/>
+          </w:tcPr>
+          <w:p>
+            <w:pPr>
+              <w:pStyle w:val="TableContents"/>
+              <w:bidi w:val="0"/>
+              <w:spacing w:before="0" w:after="283"/>
               <w:jc w:val="left"/>
               <w:rPr/>
             </w:pPr>
@@ -7246,16 +7083,15 @@
         </w:tc>
         <w:tc>
           <w:tcPr>
-            <w:tcW w:w="5802" w:type="dxa"/>
-            <w:tcBorders/>
-            <w:vAlign w:val="center"/>
-          </w:tcPr>
-          <w:p>
-            <w:pPr>
-              <w:pStyle w:val="TableContents"/>
-              <w:widowControl w:val="false"/>
-              <w:suppressLineNumbers/>
-              <w:bidi w:val="0"/>
+            <w:tcW w:w="6415" w:type="dxa"/>
+            <w:tcBorders/>
+            <w:vAlign w:val="center"/>
+          </w:tcPr>
+          <w:p>
+            <w:pPr>
+              <w:pStyle w:val="TableContents"/>
+              <w:bidi w:val="0"/>
+              <w:spacing w:before="0" w:after="283"/>
               <w:jc w:val="left"/>
               <w:rPr/>
             </w:pPr>
@@ -7307,9 +7143,8 @@
           <w:p>
             <w:pPr>
               <w:pStyle w:val="TableContents"/>
-              <w:widowControl w:val="false"/>
-              <w:suppressLineNumbers/>
-              <w:bidi w:val="0"/>
+              <w:bidi w:val="0"/>
+              <w:spacing w:before="0" w:after="283"/>
               <w:jc w:val="left"/>
               <w:rPr/>
             </w:pPr>
@@ -7321,16 +7156,15 @@
         </w:tc>
         <w:tc>
           <w:tcPr>
-            <w:tcW w:w="4143" w:type="dxa"/>
-            <w:tcBorders/>
-            <w:vAlign w:val="center"/>
-          </w:tcPr>
-          <w:p>
-            <w:pPr>
-              <w:pStyle w:val="TableContents"/>
-              <w:widowControl w:val="false"/>
-              <w:suppressLineNumbers/>
-              <w:bidi w:val="0"/>
+            <w:tcW w:w="4551" w:type="dxa"/>
+            <w:tcBorders/>
+            <w:vAlign w:val="center"/>
+          </w:tcPr>
+          <w:p>
+            <w:pPr>
+              <w:pStyle w:val="TableContents"/>
+              <w:bidi w:val="0"/>
+              <w:spacing w:before="0" w:after="283"/>
               <w:jc w:val="left"/>
               <w:rPr/>
             </w:pPr>
@@ -7352,16 +7186,15 @@
         </w:tc>
         <w:tc>
           <w:tcPr>
-            <w:tcW w:w="5802" w:type="dxa"/>
-            <w:tcBorders/>
-            <w:vAlign w:val="center"/>
-          </w:tcPr>
-          <w:p>
-            <w:pPr>
-              <w:pStyle w:val="TableContents"/>
-              <w:widowControl w:val="false"/>
-              <w:suppressLineNumbers/>
-              <w:bidi w:val="0"/>
+            <w:tcW w:w="6415" w:type="dxa"/>
+            <w:tcBorders/>
+            <w:vAlign w:val="center"/>
+          </w:tcPr>
+          <w:p>
+            <w:pPr>
+              <w:pStyle w:val="TableContents"/>
+              <w:bidi w:val="0"/>
+              <w:spacing w:before="0" w:after="283"/>
               <w:jc w:val="left"/>
               <w:rPr/>
             </w:pPr>
@@ -7403,9 +7236,8 @@
           <w:p>
             <w:pPr>
               <w:pStyle w:val="TableContents"/>
-              <w:widowControl w:val="false"/>
-              <w:suppressLineNumbers/>
-              <w:bidi w:val="0"/>
+              <w:bidi w:val="0"/>
+              <w:spacing w:before="0" w:after="283"/>
               <w:jc w:val="left"/>
               <w:rPr/>
             </w:pPr>
@@ -7417,16 +7249,15 @@
         </w:tc>
         <w:tc>
           <w:tcPr>
-            <w:tcW w:w="4143" w:type="dxa"/>
-            <w:tcBorders/>
-            <w:vAlign w:val="center"/>
-          </w:tcPr>
-          <w:p>
-            <w:pPr>
-              <w:pStyle w:val="TableContents"/>
-              <w:widowControl w:val="false"/>
-              <w:suppressLineNumbers/>
-              <w:bidi w:val="0"/>
+            <w:tcW w:w="4551" w:type="dxa"/>
+            <w:tcBorders/>
+            <w:vAlign w:val="center"/>
+          </w:tcPr>
+          <w:p>
+            <w:pPr>
+              <w:pStyle w:val="TableContents"/>
+              <w:bidi w:val="0"/>
+              <w:spacing w:before="0" w:after="283"/>
               <w:jc w:val="left"/>
               <w:rPr/>
             </w:pPr>
@@ -7438,16 +7269,15 @@
         </w:tc>
         <w:tc>
           <w:tcPr>
-            <w:tcW w:w="5802" w:type="dxa"/>
-            <w:tcBorders/>
-            <w:vAlign w:val="center"/>
-          </w:tcPr>
-          <w:p>
-            <w:pPr>
-              <w:pStyle w:val="TableContents"/>
-              <w:widowControl w:val="false"/>
-              <w:suppressLineNumbers/>
-              <w:bidi w:val="0"/>
+            <w:tcW w:w="6415" w:type="dxa"/>
+            <w:tcBorders/>
+            <w:vAlign w:val="center"/>
+          </w:tcPr>
+          <w:p>
+            <w:pPr>
+              <w:pStyle w:val="TableContents"/>
+              <w:bidi w:val="0"/>
+              <w:spacing w:before="0" w:after="283"/>
               <w:jc w:val="left"/>
               <w:rPr/>
             </w:pPr>
@@ -7479,9 +7309,8 @@
           <w:p>
             <w:pPr>
               <w:pStyle w:val="TableContents"/>
-              <w:widowControl w:val="false"/>
-              <w:suppressLineNumbers/>
-              <w:bidi w:val="0"/>
+              <w:bidi w:val="0"/>
+              <w:spacing w:before="0" w:after="283"/>
               <w:jc w:val="left"/>
               <w:rPr/>
             </w:pPr>
@@ -7493,16 +7322,15 @@
         </w:tc>
         <w:tc>
           <w:tcPr>
-            <w:tcW w:w="4143" w:type="dxa"/>
-            <w:tcBorders/>
-            <w:vAlign w:val="center"/>
-          </w:tcPr>
-          <w:p>
-            <w:pPr>
-              <w:pStyle w:val="TableContents"/>
-              <w:widowControl w:val="false"/>
-              <w:suppressLineNumbers/>
-              <w:bidi w:val="0"/>
+            <w:tcW w:w="4551" w:type="dxa"/>
+            <w:tcBorders/>
+            <w:vAlign w:val="center"/>
+          </w:tcPr>
+          <w:p>
+            <w:pPr>
+              <w:pStyle w:val="TableContents"/>
+              <w:bidi w:val="0"/>
+              <w:spacing w:before="0" w:after="283"/>
               <w:jc w:val="left"/>
               <w:rPr/>
             </w:pPr>
@@ -7514,16 +7342,15 @@
         </w:tc>
         <w:tc>
           <w:tcPr>
-            <w:tcW w:w="5802" w:type="dxa"/>
-            <w:tcBorders/>
-            <w:vAlign w:val="center"/>
-          </w:tcPr>
-          <w:p>
-            <w:pPr>
-              <w:pStyle w:val="TableContents"/>
-              <w:widowControl w:val="false"/>
-              <w:suppressLineNumbers/>
-              <w:bidi w:val="0"/>
+            <w:tcW w:w="6415" w:type="dxa"/>
+            <w:tcBorders/>
+            <w:vAlign w:val="center"/>
+          </w:tcPr>
+          <w:p>
+            <w:pPr>
+              <w:pStyle w:val="TableContents"/>
+              <w:bidi w:val="0"/>
+              <w:spacing w:before="0" w:after="283"/>
               <w:jc w:val="left"/>
               <w:rPr/>
             </w:pPr>
@@ -7575,9 +7402,8 @@
           <w:p>
             <w:pPr>
               <w:pStyle w:val="TableContents"/>
-              <w:widowControl w:val="false"/>
-              <w:suppressLineNumbers/>
-              <w:bidi w:val="0"/>
+              <w:bidi w:val="0"/>
+              <w:spacing w:before="0" w:after="283"/>
               <w:jc w:val="left"/>
               <w:rPr/>
             </w:pPr>
@@ -7589,16 +7415,15 @@
         </w:tc>
         <w:tc>
           <w:tcPr>
-            <w:tcW w:w="4143" w:type="dxa"/>
-            <w:tcBorders/>
-            <w:vAlign w:val="center"/>
-          </w:tcPr>
-          <w:p>
-            <w:pPr>
-              <w:pStyle w:val="TableContents"/>
-              <w:widowControl w:val="false"/>
-              <w:suppressLineNumbers/>
-              <w:bidi w:val="0"/>
+            <w:tcW w:w="4551" w:type="dxa"/>
+            <w:tcBorders/>
+            <w:vAlign w:val="center"/>
+          </w:tcPr>
+          <w:p>
+            <w:pPr>
+              <w:pStyle w:val="TableContents"/>
+              <w:bidi w:val="0"/>
+              <w:spacing w:before="0" w:after="283"/>
               <w:jc w:val="left"/>
               <w:rPr/>
             </w:pPr>
@@ -7620,16 +7445,15 @@
         </w:tc>
         <w:tc>
           <w:tcPr>
-            <w:tcW w:w="5802" w:type="dxa"/>
-            <w:tcBorders/>
-            <w:vAlign w:val="center"/>
-          </w:tcPr>
-          <w:p>
-            <w:pPr>
-              <w:pStyle w:val="TableContents"/>
-              <w:widowControl w:val="false"/>
-              <w:suppressLineNumbers/>
-              <w:bidi w:val="0"/>
+            <w:tcW w:w="6415" w:type="dxa"/>
+            <w:tcBorders/>
+            <w:vAlign w:val="center"/>
+          </w:tcPr>
+          <w:p>
+            <w:pPr>
+              <w:pStyle w:val="TableContents"/>
+              <w:bidi w:val="0"/>
+              <w:spacing w:before="0" w:after="283"/>
               <w:jc w:val="left"/>
               <w:rPr/>
             </w:pPr>
@@ -7651,9 +7475,8 @@
           <w:p>
             <w:pPr>
               <w:pStyle w:val="TableContents"/>
-              <w:widowControl w:val="false"/>
-              <w:suppressLineNumbers/>
-              <w:bidi w:val="0"/>
+              <w:bidi w:val="0"/>
+              <w:spacing w:before="0" w:after="283"/>
               <w:jc w:val="left"/>
               <w:rPr/>
             </w:pPr>
@@ -7665,16 +7488,15 @@
         </w:tc>
         <w:tc>
           <w:tcPr>
-            <w:tcW w:w="4143" w:type="dxa"/>
-            <w:tcBorders/>
-            <w:vAlign w:val="center"/>
-          </w:tcPr>
-          <w:p>
-            <w:pPr>
-              <w:pStyle w:val="TableContents"/>
-              <w:widowControl w:val="false"/>
-              <w:suppressLineNumbers/>
-              <w:bidi w:val="0"/>
+            <w:tcW w:w="4551" w:type="dxa"/>
+            <w:tcBorders/>
+            <w:vAlign w:val="center"/>
+          </w:tcPr>
+          <w:p>
+            <w:pPr>
+              <w:pStyle w:val="TableContents"/>
+              <w:bidi w:val="0"/>
+              <w:spacing w:before="0" w:after="283"/>
               <w:jc w:val="left"/>
               <w:rPr/>
             </w:pPr>
@@ -7686,16 +7508,15 @@
         </w:tc>
         <w:tc>
           <w:tcPr>
-            <w:tcW w:w="5802" w:type="dxa"/>
-            <w:tcBorders/>
-            <w:vAlign w:val="center"/>
-          </w:tcPr>
-          <w:p>
-            <w:pPr>
-              <w:pStyle w:val="TableContents"/>
-              <w:widowControl w:val="false"/>
-              <w:suppressLineNumbers/>
-              <w:bidi w:val="0"/>
+            <w:tcW w:w="6415" w:type="dxa"/>
+            <w:tcBorders/>
+            <w:vAlign w:val="center"/>
+          </w:tcPr>
+          <w:p>
+            <w:pPr>
+              <w:pStyle w:val="TableContents"/>
+              <w:bidi w:val="0"/>
+              <w:spacing w:before="0" w:after="283"/>
               <w:jc w:val="left"/>
               <w:rPr/>
             </w:pPr>
@@ -7737,7 +7558,7 @@
           <w:numId w:val="5"/>
         </w:numPr>
         <w:tabs>
-          <w:tab w:val="clear" w:pos="709"/>
+          <w:tab w:val="clear" w:pos="1134"/>
           <w:tab w:val="left" w:pos="709" w:leader="none"/>
         </w:tabs>
         <w:bidi w:val="0"/>
@@ -7795,7 +7616,7 @@
           <w:numId w:val="5"/>
         </w:numPr>
         <w:tabs>
-          <w:tab w:val="clear" w:pos="709"/>
+          <w:tab w:val="clear" w:pos="1134"/>
           <w:tab w:val="left" w:pos="709" w:leader="none"/>
         </w:tabs>
         <w:bidi w:val="0"/>
@@ -7823,7 +7644,7 @@
           <w:numId w:val="5"/>
         </w:numPr>
         <w:tabs>
-          <w:tab w:val="clear" w:pos="709"/>
+          <w:tab w:val="clear" w:pos="1134"/>
           <w:tab w:val="left" w:pos="709" w:leader="none"/>
         </w:tabs>
         <w:bidi w:val="0"/>
@@ -7861,7 +7682,7 @@
           <w:numId w:val="5"/>
         </w:numPr>
         <w:tabs>
-          <w:tab w:val="clear" w:pos="709"/>
+          <w:tab w:val="clear" w:pos="1134"/>
           <w:tab w:val="left" w:pos="709" w:leader="none"/>
         </w:tabs>
         <w:bidi w:val="0"/>
@@ -7900,7 +7721,7 @@
           <w:numId w:val="6"/>
         </w:numPr>
         <w:tabs>
-          <w:tab w:val="clear" w:pos="709"/>
+          <w:tab w:val="clear" w:pos="1134"/>
           <w:tab w:val="left" w:pos="709" w:leader="none"/>
         </w:tabs>
         <w:bidi w:val="0"/>
@@ -7928,7 +7749,7 @@
           <w:numId w:val="6"/>
         </w:numPr>
         <w:tabs>
-          <w:tab w:val="clear" w:pos="709"/>
+          <w:tab w:val="clear" w:pos="1134"/>
           <w:tab w:val="left" w:pos="709" w:leader="none"/>
         </w:tabs>
         <w:bidi w:val="0"/>
@@ -7966,7 +7787,7 @@
           <w:numId w:val="6"/>
         </w:numPr>
         <w:tabs>
-          <w:tab w:val="clear" w:pos="709"/>
+          <w:tab w:val="clear" w:pos="1134"/>
           <w:tab w:val="left" w:pos="709" w:leader="none"/>
         </w:tabs>
         <w:bidi w:val="0"/>
@@ -7994,7 +7815,7 @@
           <w:numId w:val="6"/>
         </w:numPr>
         <w:tabs>
-          <w:tab w:val="clear" w:pos="709"/>
+          <w:tab w:val="clear" w:pos="1134"/>
           <w:tab w:val="left" w:pos="709" w:leader="none"/>
         </w:tabs>
         <w:bidi w:val="0"/>
@@ -8022,7 +7843,7 @@
           <w:numId w:val="6"/>
         </w:numPr>
         <w:tabs>
-          <w:tab w:val="clear" w:pos="709"/>
+          <w:tab w:val="clear" w:pos="1134"/>
           <w:tab w:val="left" w:pos="709" w:leader="none"/>
         </w:tabs>
         <w:bidi w:val="0"/>
@@ -8060,7 +7881,7 @@
           <w:numId w:val="6"/>
         </w:numPr>
         <w:tabs>
-          <w:tab w:val="clear" w:pos="709"/>
+          <w:tab w:val="clear" w:pos="1134"/>
           <w:tab w:val="left" w:pos="709" w:leader="none"/>
         </w:tabs>
         <w:bidi w:val="0"/>
@@ -8134,7 +7955,7 @@
           <w:numId w:val="7"/>
         </w:numPr>
         <w:tabs>
-          <w:tab w:val="clear" w:pos="709"/>
+          <w:tab w:val="clear" w:pos="1134"/>
           <w:tab w:val="left" w:pos="709" w:leader="none"/>
         </w:tabs>
         <w:bidi w:val="0"/>
@@ -8162,7 +7983,7 @@
           <w:numId w:val="7"/>
         </w:numPr>
         <w:tabs>
-          <w:tab w:val="clear" w:pos="709"/>
+          <w:tab w:val="clear" w:pos="1134"/>
           <w:tab w:val="left" w:pos="709" w:leader="none"/>
         </w:tabs>
         <w:bidi w:val="0"/>
@@ -8190,7 +8011,7 @@
           <w:numId w:val="7"/>
         </w:numPr>
         <w:tabs>
-          <w:tab w:val="clear" w:pos="709"/>
+          <w:tab w:val="clear" w:pos="1134"/>
           <w:tab w:val="left" w:pos="709" w:leader="none"/>
         </w:tabs>
         <w:bidi w:val="0"/>
@@ -8218,7 +8039,7 @@
           <w:numId w:val="7"/>
         </w:numPr>
         <w:tabs>
-          <w:tab w:val="clear" w:pos="709"/>
+          <w:tab w:val="clear" w:pos="1134"/>
           <w:tab w:val="left" w:pos="709" w:leader="none"/>
         </w:tabs>
         <w:bidi w:val="0"/>
@@ -8259,7 +8080,7 @@
           <w:numId w:val="8"/>
         </w:numPr>
         <w:tabs>
-          <w:tab w:val="clear" w:pos="709"/>
+          <w:tab w:val="clear" w:pos="1134"/>
           <w:tab w:val="left" w:pos="709" w:leader="none"/>
         </w:tabs>
         <w:bidi w:val="0"/>
@@ -8281,7 +8102,7 @@
           <w:numId w:val="8"/>
         </w:numPr>
         <w:tabs>
-          <w:tab w:val="clear" w:pos="709"/>
+          <w:tab w:val="clear" w:pos="1134"/>
           <w:tab w:val="left" w:pos="709" w:leader="none"/>
         </w:tabs>
         <w:bidi w:val="0"/>
@@ -8303,7 +8124,7 @@
           <w:numId w:val="8"/>
         </w:numPr>
         <w:tabs>
-          <w:tab w:val="clear" w:pos="709"/>
+          <w:tab w:val="clear" w:pos="1134"/>
           <w:tab w:val="left" w:pos="709" w:leader="none"/>
         </w:tabs>
         <w:bidi w:val="0"/>
@@ -8325,7 +8146,7 @@
           <w:numId w:val="8"/>
         </w:numPr>
         <w:tabs>
-          <w:tab w:val="clear" w:pos="709"/>
+          <w:tab w:val="clear" w:pos="1134"/>
           <w:tab w:val="left" w:pos="709" w:leader="none"/>
         </w:tabs>
         <w:bidi w:val="0"/>
@@ -8360,7 +8181,7 @@
           <w:numId w:val="9"/>
         </w:numPr>
         <w:tabs>
-          <w:tab w:val="clear" w:pos="709"/>
+          <w:tab w:val="clear" w:pos="1134"/>
           <w:tab w:val="left" w:pos="709" w:leader="none"/>
         </w:tabs>
         <w:bidi w:val="0"/>
@@ -8382,7 +8203,7 @@
           <w:numId w:val="9"/>
         </w:numPr>
         <w:tabs>
-          <w:tab w:val="clear" w:pos="709"/>
+          <w:tab w:val="clear" w:pos="1134"/>
           <w:tab w:val="left" w:pos="709" w:leader="none"/>
         </w:tabs>
         <w:bidi w:val="0"/>
@@ -8404,7 +8225,7 @@
           <w:numId w:val="9"/>
         </w:numPr>
         <w:tabs>
-          <w:tab w:val="clear" w:pos="709"/>
+          <w:tab w:val="clear" w:pos="1134"/>
           <w:tab w:val="left" w:pos="709" w:leader="none"/>
         </w:tabs>
         <w:bidi w:val="0"/>
@@ -8426,7 +8247,7 @@
           <w:numId w:val="9"/>
         </w:numPr>
         <w:tabs>
-          <w:tab w:val="clear" w:pos="709"/>
+          <w:tab w:val="clear" w:pos="1134"/>
           <w:tab w:val="left" w:pos="709" w:leader="none"/>
         </w:tabs>
         <w:bidi w:val="0"/>
@@ -8458,7 +8279,7 @@
           <w:numId w:val="9"/>
         </w:numPr>
         <w:tabs>
-          <w:tab w:val="clear" w:pos="709"/>
+          <w:tab w:val="clear" w:pos="1134"/>
           <w:tab w:val="left" w:pos="709" w:leader="none"/>
         </w:tabs>
         <w:bidi w:val="0"/>
@@ -8480,7 +8301,7 @@
           <w:numId w:val="9"/>
         </w:numPr>
         <w:tabs>
-          <w:tab w:val="clear" w:pos="709"/>
+          <w:tab w:val="clear" w:pos="1134"/>
           <w:tab w:val="left" w:pos="709" w:leader="none"/>
         </w:tabs>
         <w:bidi w:val="0"/>
@@ -8502,7 +8323,7 @@
           <w:numId w:val="9"/>
         </w:numPr>
         <w:tabs>
-          <w:tab w:val="clear" w:pos="709"/>
+          <w:tab w:val="clear" w:pos="1134"/>
           <w:tab w:val="left" w:pos="709" w:leader="none"/>
         </w:tabs>
         <w:bidi w:val="0"/>
@@ -8537,7 +8358,7 @@
           <w:numId w:val="10"/>
         </w:numPr>
         <w:tabs>
-          <w:tab w:val="clear" w:pos="709"/>
+          <w:tab w:val="clear" w:pos="1134"/>
           <w:tab w:val="left" w:pos="709" w:leader="none"/>
         </w:tabs>
         <w:bidi w:val="0"/>
@@ -8565,7 +8386,7 @@
           <w:numId w:val="10"/>
         </w:numPr>
         <w:tabs>
-          <w:tab w:val="clear" w:pos="709"/>
+          <w:tab w:val="clear" w:pos="1134"/>
           <w:tab w:val="left" w:pos="709" w:leader="none"/>
         </w:tabs>
         <w:bidi w:val="0"/>
@@ -8603,7 +8424,7 @@
           <w:numId w:val="10"/>
         </w:numPr>
         <w:tabs>
-          <w:tab w:val="clear" w:pos="709"/>
+          <w:tab w:val="clear" w:pos="1134"/>
           <w:tab w:val="left" w:pos="709" w:leader="none"/>
         </w:tabs>
         <w:bidi w:val="0"/>
@@ -8638,7 +8459,7 @@
     </w:p>
     <w:tbl>
       <w:tblPr>
-        <w:tblW w:w="10318" w:type="dxa"/>
+        <w:tblW w:w="11339" w:type="dxa"/>
         <w:jc w:val="left"/>
         <w:tblInd w:w="28" w:type="dxa"/>
         <w:tblLayout w:type="fixed"/>
@@ -8650,8 +8471,8 @@
         </w:tblCellMar>
       </w:tblPr>
       <w:tblGrid>
-        <w:gridCol w:w="1257"/>
-        <w:gridCol w:w="9061"/>
+        <w:gridCol w:w="1306"/>
+        <w:gridCol w:w="10033"/>
       </w:tblGrid>
       <w:tr>
         <w:trPr>
@@ -8659,7 +8480,7 @@
         </w:trPr>
         <w:tc>
           <w:tcPr>
-            <w:tcW w:w="1257" w:type="dxa"/>
+            <w:tcW w:w="1306" w:type="dxa"/>
             <w:tcBorders/>
             <w:vAlign w:val="center"/>
           </w:tcPr>
@@ -8669,6 +8490,7 @@
               <w:suppressLineNumbers/>
               <w:shd w:fill="F0F3F6" w:val="clear"/>
               <w:bidi w:val="0"/>
+              <w:spacing w:before="0" w:after="283"/>
               <w:jc w:val="left"/>
               <w:rPr/>
             </w:pPr>
@@ -8680,7 +8502,7 @@
         </w:tc>
         <w:tc>
           <w:tcPr>
-            <w:tcW w:w="9061" w:type="dxa"/>
+            <w:tcW w:w="10033" w:type="dxa"/>
             <w:tcBorders/>
             <w:vAlign w:val="center"/>
           </w:tcPr>
@@ -8690,6 +8512,7 @@
               <w:suppressLineNumbers/>
               <w:shd w:fill="F0F3F6" w:val="clear"/>
               <w:bidi w:val="0"/>
+              <w:spacing w:before="0" w:after="283"/>
               <w:jc w:val="left"/>
               <w:rPr/>
             </w:pPr>
@@ -8704,16 +8527,15 @@
         <w:trPr/>
         <w:tc>
           <w:tcPr>
-            <w:tcW w:w="1257" w:type="dxa"/>
-            <w:tcBorders/>
-            <w:vAlign w:val="center"/>
-          </w:tcPr>
-          <w:p>
-            <w:pPr>
-              <w:pStyle w:val="TableContents"/>
-              <w:widowControl w:val="false"/>
-              <w:suppressLineNumbers/>
-              <w:bidi w:val="0"/>
+            <w:tcW w:w="1306" w:type="dxa"/>
+            <w:tcBorders/>
+            <w:vAlign w:val="center"/>
+          </w:tcPr>
+          <w:p>
+            <w:pPr>
+              <w:pStyle w:val="TableContents"/>
+              <w:bidi w:val="0"/>
+              <w:spacing w:before="0" w:after="283"/>
               <w:jc w:val="left"/>
               <w:rPr/>
             </w:pPr>
@@ -8725,16 +8547,15 @@
         </w:tc>
         <w:tc>
           <w:tcPr>
-            <w:tcW w:w="9061" w:type="dxa"/>
-            <w:tcBorders/>
-            <w:vAlign w:val="center"/>
-          </w:tcPr>
-          <w:p>
-            <w:pPr>
-              <w:pStyle w:val="TableContents"/>
-              <w:widowControl w:val="false"/>
-              <w:suppressLineNumbers/>
-              <w:bidi w:val="0"/>
+            <w:tcW w:w="10033" w:type="dxa"/>
+            <w:tcBorders/>
+            <w:vAlign w:val="center"/>
+          </w:tcPr>
+          <w:p>
+            <w:pPr>
+              <w:pStyle w:val="TableContents"/>
+              <w:bidi w:val="0"/>
+              <w:spacing w:before="0" w:after="283"/>
               <w:jc w:val="left"/>
               <w:rPr/>
             </w:pPr>
@@ -8749,16 +8570,15 @@
         <w:trPr/>
         <w:tc>
           <w:tcPr>
-            <w:tcW w:w="1257" w:type="dxa"/>
-            <w:tcBorders/>
-            <w:vAlign w:val="center"/>
-          </w:tcPr>
-          <w:p>
-            <w:pPr>
-              <w:pStyle w:val="TableContents"/>
-              <w:widowControl w:val="false"/>
-              <w:suppressLineNumbers/>
-              <w:bidi w:val="0"/>
+            <w:tcW w:w="1306" w:type="dxa"/>
+            <w:tcBorders/>
+            <w:vAlign w:val="center"/>
+          </w:tcPr>
+          <w:p>
+            <w:pPr>
+              <w:pStyle w:val="TableContents"/>
+              <w:bidi w:val="0"/>
+              <w:spacing w:before="0" w:after="283"/>
               <w:jc w:val="left"/>
               <w:rPr/>
             </w:pPr>
@@ -8770,16 +8590,15 @@
         </w:tc>
         <w:tc>
           <w:tcPr>
-            <w:tcW w:w="9061" w:type="dxa"/>
-            <w:tcBorders/>
-            <w:vAlign w:val="center"/>
-          </w:tcPr>
-          <w:p>
-            <w:pPr>
-              <w:pStyle w:val="TableContents"/>
-              <w:widowControl w:val="false"/>
-              <w:suppressLineNumbers/>
-              <w:bidi w:val="0"/>
+            <w:tcW w:w="10033" w:type="dxa"/>
+            <w:tcBorders/>
+            <w:vAlign w:val="center"/>
+          </w:tcPr>
+          <w:p>
+            <w:pPr>
+              <w:pStyle w:val="TableContents"/>
+              <w:bidi w:val="0"/>
+              <w:spacing w:before="0" w:after="283"/>
               <w:jc w:val="left"/>
               <w:rPr/>
             </w:pPr>
@@ -8794,16 +8613,15 @@
         <w:trPr/>
         <w:tc>
           <w:tcPr>
-            <w:tcW w:w="1257" w:type="dxa"/>
-            <w:tcBorders/>
-            <w:vAlign w:val="center"/>
-          </w:tcPr>
-          <w:p>
-            <w:pPr>
-              <w:pStyle w:val="TableContents"/>
-              <w:widowControl w:val="false"/>
-              <w:suppressLineNumbers/>
-              <w:bidi w:val="0"/>
+            <w:tcW w:w="1306" w:type="dxa"/>
+            <w:tcBorders/>
+            <w:vAlign w:val="center"/>
+          </w:tcPr>
+          <w:p>
+            <w:pPr>
+              <w:pStyle w:val="TableContents"/>
+              <w:bidi w:val="0"/>
+              <w:spacing w:before="0" w:after="283"/>
               <w:jc w:val="left"/>
               <w:rPr/>
             </w:pPr>
@@ -8815,16 +8633,15 @@
         </w:tc>
         <w:tc>
           <w:tcPr>
-            <w:tcW w:w="9061" w:type="dxa"/>
-            <w:tcBorders/>
-            <w:vAlign w:val="center"/>
-          </w:tcPr>
-          <w:p>
-            <w:pPr>
-              <w:pStyle w:val="TableContents"/>
-              <w:widowControl w:val="false"/>
-              <w:suppressLineNumbers/>
-              <w:bidi w:val="0"/>
+            <w:tcW w:w="10033" w:type="dxa"/>
+            <w:tcBorders/>
+            <w:vAlign w:val="center"/>
+          </w:tcPr>
+          <w:p>
+            <w:pPr>
+              <w:pStyle w:val="TableContents"/>
+              <w:bidi w:val="0"/>
+              <w:spacing w:before="0" w:after="283"/>
               <w:jc w:val="left"/>
               <w:rPr/>
             </w:pPr>
@@ -8839,16 +8656,15 @@
         <w:trPr/>
         <w:tc>
           <w:tcPr>
-            <w:tcW w:w="1257" w:type="dxa"/>
-            <w:tcBorders/>
-            <w:vAlign w:val="center"/>
-          </w:tcPr>
-          <w:p>
-            <w:pPr>
-              <w:pStyle w:val="TableContents"/>
-              <w:widowControl w:val="false"/>
-              <w:suppressLineNumbers/>
-              <w:bidi w:val="0"/>
+            <w:tcW w:w="1306" w:type="dxa"/>
+            <w:tcBorders/>
+            <w:vAlign w:val="center"/>
+          </w:tcPr>
+          <w:p>
+            <w:pPr>
+              <w:pStyle w:val="TableContents"/>
+              <w:bidi w:val="0"/>
+              <w:spacing w:before="0" w:after="283"/>
               <w:jc w:val="left"/>
               <w:rPr/>
             </w:pPr>
@@ -8860,16 +8676,15 @@
         </w:tc>
         <w:tc>
           <w:tcPr>
-            <w:tcW w:w="9061" w:type="dxa"/>
-            <w:tcBorders/>
-            <w:vAlign w:val="center"/>
-          </w:tcPr>
-          <w:p>
-            <w:pPr>
-              <w:pStyle w:val="TableContents"/>
-              <w:widowControl w:val="false"/>
-              <w:suppressLineNumbers/>
-              <w:bidi w:val="0"/>
+            <w:tcW w:w="10033" w:type="dxa"/>
+            <w:tcBorders/>
+            <w:vAlign w:val="center"/>
+          </w:tcPr>
+          <w:p>
+            <w:pPr>
+              <w:pStyle w:val="TableContents"/>
+              <w:bidi w:val="0"/>
+              <w:spacing w:before="0" w:after="283"/>
               <w:jc w:val="left"/>
               <w:rPr/>
             </w:pPr>
@@ -8897,7 +8712,7 @@
     </w:p>
     <w:tbl>
       <w:tblPr>
-        <w:tblW w:w="10318" w:type="dxa"/>
+        <w:tblW w:w="11339" w:type="dxa"/>
         <w:jc w:val="left"/>
         <w:tblInd w:w="28" w:type="dxa"/>
         <w:tblLayout w:type="fixed"/>
@@ -8909,8 +8724,8 @@
         </w:tblCellMar>
       </w:tblPr>
       <w:tblGrid>
-        <w:gridCol w:w="5051"/>
-        <w:gridCol w:w="5267"/>
+        <w:gridCol w:w="5517"/>
+        <w:gridCol w:w="5822"/>
       </w:tblGrid>
       <w:tr>
         <w:trPr>
@@ -8918,7 +8733,7 @@
         </w:trPr>
         <w:tc>
           <w:tcPr>
-            <w:tcW w:w="5051" w:type="dxa"/>
+            <w:tcW w:w="5517" w:type="dxa"/>
             <w:tcBorders/>
             <w:vAlign w:val="center"/>
           </w:tcPr>
@@ -8928,6 +8743,7 @@
               <w:suppressLineNumbers/>
               <w:shd w:fill="F0F3F6" w:val="clear"/>
               <w:bidi w:val="0"/>
+              <w:spacing w:before="0" w:after="283"/>
               <w:jc w:val="left"/>
               <w:rPr/>
             </w:pPr>
@@ -8939,7 +8755,7 @@
         </w:tc>
         <w:tc>
           <w:tcPr>
-            <w:tcW w:w="5267" w:type="dxa"/>
+            <w:tcW w:w="5822" w:type="dxa"/>
             <w:tcBorders/>
             <w:vAlign w:val="center"/>
           </w:tcPr>
@@ -8949,6 +8765,7 @@
               <w:suppressLineNumbers/>
               <w:shd w:fill="F0F3F6" w:val="clear"/>
               <w:bidi w:val="0"/>
+              <w:spacing w:before="0" w:after="283"/>
               <w:jc w:val="left"/>
               <w:rPr/>
             </w:pPr>
@@ -8963,16 +8780,15 @@
         <w:trPr/>
         <w:tc>
           <w:tcPr>
-            <w:tcW w:w="5051" w:type="dxa"/>
-            <w:tcBorders/>
-            <w:vAlign w:val="center"/>
-          </w:tcPr>
-          <w:p>
-            <w:pPr>
-              <w:pStyle w:val="TableContents"/>
-              <w:widowControl w:val="false"/>
-              <w:suppressLineNumbers/>
-              <w:bidi w:val="0"/>
+            <w:tcW w:w="5517" w:type="dxa"/>
+            <w:tcBorders/>
+            <w:vAlign w:val="center"/>
+          </w:tcPr>
+          <w:p>
+            <w:pPr>
+              <w:pStyle w:val="TableContents"/>
+              <w:bidi w:val="0"/>
+              <w:spacing w:before="0" w:after="283"/>
               <w:jc w:val="left"/>
               <w:rPr/>
             </w:pPr>
@@ -9004,16 +8820,15 @@
         </w:tc>
         <w:tc>
           <w:tcPr>
-            <w:tcW w:w="5267" w:type="dxa"/>
-            <w:tcBorders/>
-            <w:vAlign w:val="center"/>
-          </w:tcPr>
-          <w:p>
-            <w:pPr>
-              <w:pStyle w:val="TableContents"/>
-              <w:widowControl w:val="false"/>
-              <w:suppressLineNumbers/>
-              <w:bidi w:val="0"/>
+            <w:tcW w:w="5822" w:type="dxa"/>
+            <w:tcBorders/>
+            <w:vAlign w:val="center"/>
+          </w:tcPr>
+          <w:p>
+            <w:pPr>
+              <w:pStyle w:val="TableContents"/>
+              <w:bidi w:val="0"/>
+              <w:spacing w:before="0" w:after="283"/>
               <w:jc w:val="left"/>
               <w:rPr/>
             </w:pPr>
@@ -9028,16 +8843,15 @@
         <w:trPr/>
         <w:tc>
           <w:tcPr>
-            <w:tcW w:w="5051" w:type="dxa"/>
-            <w:tcBorders/>
-            <w:vAlign w:val="center"/>
-          </w:tcPr>
-          <w:p>
-            <w:pPr>
-              <w:pStyle w:val="TableContents"/>
-              <w:widowControl w:val="false"/>
-              <w:suppressLineNumbers/>
-              <w:bidi w:val="0"/>
+            <w:tcW w:w="5517" w:type="dxa"/>
+            <w:tcBorders/>
+            <w:vAlign w:val="center"/>
+          </w:tcPr>
+          <w:p>
+            <w:pPr>
+              <w:pStyle w:val="TableContents"/>
+              <w:bidi w:val="0"/>
+              <w:spacing w:before="0" w:after="283"/>
               <w:jc w:val="left"/>
               <w:rPr/>
             </w:pPr>
@@ -9049,16 +8863,15 @@
         </w:tc>
         <w:tc>
           <w:tcPr>
-            <w:tcW w:w="5267" w:type="dxa"/>
-            <w:tcBorders/>
-            <w:vAlign w:val="center"/>
-          </w:tcPr>
-          <w:p>
-            <w:pPr>
-              <w:pStyle w:val="TableContents"/>
-              <w:widowControl w:val="false"/>
-              <w:suppressLineNumbers/>
-              <w:bidi w:val="0"/>
+            <w:tcW w:w="5822" w:type="dxa"/>
+            <w:tcBorders/>
+            <w:vAlign w:val="center"/>
+          </w:tcPr>
+          <w:p>
+            <w:pPr>
+              <w:pStyle w:val="TableContents"/>
+              <w:bidi w:val="0"/>
+              <w:spacing w:before="0" w:after="283"/>
               <w:jc w:val="left"/>
               <w:rPr/>
             </w:pPr>
@@ -9089,16 +8902,15 @@
         <w:trPr/>
         <w:tc>
           <w:tcPr>
-            <w:tcW w:w="5051" w:type="dxa"/>
-            <w:tcBorders/>
-            <w:vAlign w:val="center"/>
-          </w:tcPr>
-          <w:p>
-            <w:pPr>
-              <w:pStyle w:val="TableContents"/>
-              <w:widowControl w:val="false"/>
-              <w:suppressLineNumbers/>
-              <w:bidi w:val="0"/>
+            <w:tcW w:w="5517" w:type="dxa"/>
+            <w:tcBorders/>
+            <w:vAlign w:val="center"/>
+          </w:tcPr>
+          <w:p>
+            <w:pPr>
+              <w:pStyle w:val="TableContents"/>
+              <w:bidi w:val="0"/>
+              <w:spacing w:before="0" w:after="283"/>
               <w:jc w:val="left"/>
               <w:rPr/>
             </w:pPr>
@@ -9110,16 +8922,15 @@
         </w:tc>
         <w:tc>
           <w:tcPr>
-            <w:tcW w:w="5267" w:type="dxa"/>
-            <w:tcBorders/>
-            <w:vAlign w:val="center"/>
-          </w:tcPr>
-          <w:p>
-            <w:pPr>
-              <w:pStyle w:val="TableContents"/>
-              <w:widowControl w:val="false"/>
-              <w:suppressLineNumbers/>
-              <w:bidi w:val="0"/>
+            <w:tcW w:w="5822" w:type="dxa"/>
+            <w:tcBorders/>
+            <w:vAlign w:val="center"/>
+          </w:tcPr>
+          <w:p>
+            <w:pPr>
+              <w:pStyle w:val="TableContents"/>
+              <w:bidi w:val="0"/>
+              <w:spacing w:before="0" w:after="283"/>
               <w:jc w:val="left"/>
               <w:rPr/>
             </w:pPr>
@@ -9134,16 +8945,15 @@
         <w:trPr/>
         <w:tc>
           <w:tcPr>
-            <w:tcW w:w="5051" w:type="dxa"/>
-            <w:tcBorders/>
-            <w:vAlign w:val="center"/>
-          </w:tcPr>
-          <w:p>
-            <w:pPr>
-              <w:pStyle w:val="TableContents"/>
-              <w:widowControl w:val="false"/>
-              <w:suppressLineNumbers/>
-              <w:bidi w:val="0"/>
+            <w:tcW w:w="5517" w:type="dxa"/>
+            <w:tcBorders/>
+            <w:vAlign w:val="center"/>
+          </w:tcPr>
+          <w:p>
+            <w:pPr>
+              <w:pStyle w:val="TableContents"/>
+              <w:bidi w:val="0"/>
+              <w:spacing w:before="0" w:after="283"/>
               <w:jc w:val="left"/>
               <w:rPr/>
             </w:pPr>
@@ -9155,16 +8965,15 @@
         </w:tc>
         <w:tc>
           <w:tcPr>
-            <w:tcW w:w="5267" w:type="dxa"/>
-            <w:tcBorders/>
-            <w:vAlign w:val="center"/>
-          </w:tcPr>
-          <w:p>
-            <w:pPr>
-              <w:pStyle w:val="TableContents"/>
-              <w:widowControl w:val="false"/>
-              <w:suppressLineNumbers/>
-              <w:bidi w:val="0"/>
+            <w:tcW w:w="5822" w:type="dxa"/>
+            <w:tcBorders/>
+            <w:vAlign w:val="center"/>
+          </w:tcPr>
+          <w:p>
+            <w:pPr>
+              <w:pStyle w:val="TableContents"/>
+              <w:bidi w:val="0"/>
+              <w:spacing w:before="0" w:after="283"/>
               <w:jc w:val="left"/>
               <w:rPr/>
             </w:pPr>
@@ -9179,16 +8988,15 @@
         <w:trPr/>
         <w:tc>
           <w:tcPr>
-            <w:tcW w:w="5051" w:type="dxa"/>
-            <w:tcBorders/>
-            <w:vAlign w:val="center"/>
-          </w:tcPr>
-          <w:p>
-            <w:pPr>
-              <w:pStyle w:val="TableContents"/>
-              <w:widowControl w:val="false"/>
-              <w:suppressLineNumbers/>
-              <w:bidi w:val="0"/>
+            <w:tcW w:w="5517" w:type="dxa"/>
+            <w:tcBorders/>
+            <w:vAlign w:val="center"/>
+          </w:tcPr>
+          <w:p>
+            <w:pPr>
+              <w:pStyle w:val="TableContents"/>
+              <w:bidi w:val="0"/>
+              <w:spacing w:before="0" w:after="283"/>
               <w:jc w:val="left"/>
               <w:rPr/>
             </w:pPr>
@@ -9200,16 +9008,15 @@
         </w:tc>
         <w:tc>
           <w:tcPr>
-            <w:tcW w:w="5267" w:type="dxa"/>
-            <w:tcBorders/>
-            <w:vAlign w:val="center"/>
-          </w:tcPr>
-          <w:p>
-            <w:pPr>
-              <w:pStyle w:val="TableContents"/>
-              <w:widowControl w:val="false"/>
-              <w:suppressLineNumbers/>
-              <w:bidi w:val="0"/>
+            <w:tcW w:w="5822" w:type="dxa"/>
+            <w:tcBorders/>
+            <w:vAlign w:val="center"/>
+          </w:tcPr>
+          <w:p>
+            <w:pPr>
+              <w:pStyle w:val="TableContents"/>
+              <w:bidi w:val="0"/>
+              <w:spacing w:before="0" w:after="283"/>
               <w:jc w:val="left"/>
               <w:rPr/>
             </w:pPr>
@@ -9224,16 +9031,15 @@
         <w:trPr/>
         <w:tc>
           <w:tcPr>
-            <w:tcW w:w="5051" w:type="dxa"/>
-            <w:tcBorders/>
-            <w:vAlign w:val="center"/>
-          </w:tcPr>
-          <w:p>
-            <w:pPr>
-              <w:pStyle w:val="TableContents"/>
-              <w:widowControl w:val="false"/>
-              <w:suppressLineNumbers/>
-              <w:bidi w:val="0"/>
+            <w:tcW w:w="5517" w:type="dxa"/>
+            <w:tcBorders/>
+            <w:vAlign w:val="center"/>
+          </w:tcPr>
+          <w:p>
+            <w:pPr>
+              <w:pStyle w:val="TableContents"/>
+              <w:bidi w:val="0"/>
+              <w:spacing w:before="0" w:after="283"/>
               <w:jc w:val="left"/>
               <w:rPr/>
             </w:pPr>
@@ -9245,16 +9051,15 @@
         </w:tc>
         <w:tc>
           <w:tcPr>
-            <w:tcW w:w="5267" w:type="dxa"/>
-            <w:tcBorders/>
-            <w:vAlign w:val="center"/>
-          </w:tcPr>
-          <w:p>
-            <w:pPr>
-              <w:pStyle w:val="TableContents"/>
-              <w:widowControl w:val="false"/>
-              <w:suppressLineNumbers/>
-              <w:bidi w:val="0"/>
+            <w:tcW w:w="5822" w:type="dxa"/>
+            <w:tcBorders/>
+            <w:vAlign w:val="center"/>
+          </w:tcPr>
+          <w:p>
+            <w:pPr>
+              <w:pStyle w:val="TableContents"/>
+              <w:bidi w:val="0"/>
+              <w:spacing w:before="0" w:after="283"/>
               <w:jc w:val="left"/>
               <w:rPr/>
             </w:pPr>
@@ -9291,7 +9096,7 @@
     </w:p>
     <w:tbl>
       <w:tblPr>
-        <w:tblW w:w="10318" w:type="dxa"/>
+        <w:tblW w:w="11339" w:type="dxa"/>
         <w:jc w:val="left"/>
         <w:tblInd w:w="28" w:type="dxa"/>
         <w:tblLayout w:type="fixed"/>
@@ -9304,7 +9109,7 @@
       </w:tblPr>
       <w:tblGrid>
         <w:gridCol w:w="1288"/>
-        <w:gridCol w:w="9030"/>
+        <w:gridCol w:w="10051"/>
       </w:tblGrid>
       <w:tr>
         <w:trPr>
@@ -9322,6 +9127,7 @@
               <w:suppressLineNumbers/>
               <w:shd w:fill="F0F3F6" w:val="clear"/>
               <w:bidi w:val="0"/>
+              <w:spacing w:before="0" w:after="283"/>
               <w:jc w:val="left"/>
               <w:rPr/>
             </w:pPr>
@@ -9333,7 +9139,7 @@
         </w:tc>
         <w:tc>
           <w:tcPr>
-            <w:tcW w:w="9030" w:type="dxa"/>
+            <w:tcW w:w="10051" w:type="dxa"/>
             <w:tcBorders/>
             <w:vAlign w:val="center"/>
           </w:tcPr>
@@ -9343,6 +9149,7 @@
               <w:suppressLineNumbers/>
               <w:shd w:fill="F0F3F6" w:val="clear"/>
               <w:bidi w:val="0"/>
+              <w:spacing w:before="0" w:after="283"/>
               <w:jc w:val="left"/>
               <w:rPr/>
             </w:pPr>
@@ -9364,9 +9171,8 @@
           <w:p>
             <w:pPr>
               <w:pStyle w:val="TableContents"/>
-              <w:widowControl w:val="false"/>
-              <w:suppressLineNumbers/>
-              <w:bidi w:val="0"/>
+              <w:bidi w:val="0"/>
+              <w:spacing w:before="0" w:after="283"/>
               <w:jc w:val="left"/>
               <w:rPr/>
             </w:pPr>
@@ -9378,16 +9184,15 @@
         </w:tc>
         <w:tc>
           <w:tcPr>
-            <w:tcW w:w="9030" w:type="dxa"/>
-            <w:tcBorders/>
-            <w:vAlign w:val="center"/>
-          </w:tcPr>
-          <w:p>
-            <w:pPr>
-              <w:pStyle w:val="TableContents"/>
-              <w:widowControl w:val="false"/>
-              <w:suppressLineNumbers/>
-              <w:bidi w:val="0"/>
+            <w:tcW w:w="10051" w:type="dxa"/>
+            <w:tcBorders/>
+            <w:vAlign w:val="center"/>
+          </w:tcPr>
+          <w:p>
+            <w:pPr>
+              <w:pStyle w:val="TableContents"/>
+              <w:bidi w:val="0"/>
+              <w:spacing w:before="0" w:after="283"/>
               <w:jc w:val="left"/>
               <w:rPr/>
             </w:pPr>
@@ -9409,9 +9214,8 @@
           <w:p>
             <w:pPr>
               <w:pStyle w:val="TableContents"/>
-              <w:widowControl w:val="false"/>
-              <w:suppressLineNumbers/>
-              <w:bidi w:val="0"/>
+              <w:bidi w:val="0"/>
+              <w:spacing w:before="0" w:after="283"/>
               <w:jc w:val="left"/>
               <w:rPr/>
             </w:pPr>
@@ -9423,16 +9227,15 @@
         </w:tc>
         <w:tc>
           <w:tcPr>
-            <w:tcW w:w="9030" w:type="dxa"/>
-            <w:tcBorders/>
-            <w:vAlign w:val="center"/>
-          </w:tcPr>
-          <w:p>
-            <w:pPr>
-              <w:pStyle w:val="TableContents"/>
-              <w:widowControl w:val="false"/>
-              <w:suppressLineNumbers/>
-              <w:bidi w:val="0"/>
+            <w:tcW w:w="10051" w:type="dxa"/>
+            <w:tcBorders/>
+            <w:vAlign w:val="center"/>
+          </w:tcPr>
+          <w:p>
+            <w:pPr>
+              <w:pStyle w:val="TableContents"/>
+              <w:bidi w:val="0"/>
+              <w:spacing w:before="0" w:after="283"/>
               <w:jc w:val="left"/>
               <w:rPr/>
             </w:pPr>
@@ -9474,9 +9277,8 @@
           <w:p>
             <w:pPr>
               <w:pStyle w:val="TableContents"/>
-              <w:widowControl w:val="false"/>
-              <w:suppressLineNumbers/>
-              <w:bidi w:val="0"/>
+              <w:bidi w:val="0"/>
+              <w:spacing w:before="0" w:after="283"/>
               <w:jc w:val="left"/>
               <w:rPr/>
             </w:pPr>
@@ -9488,16 +9290,15 @@
         </w:tc>
         <w:tc>
           <w:tcPr>
-            <w:tcW w:w="9030" w:type="dxa"/>
-            <w:tcBorders/>
-            <w:vAlign w:val="center"/>
-          </w:tcPr>
-          <w:p>
-            <w:pPr>
-              <w:pStyle w:val="TableContents"/>
-              <w:widowControl w:val="false"/>
-              <w:suppressLineNumbers/>
-              <w:bidi w:val="0"/>
+            <w:tcW w:w="10051" w:type="dxa"/>
+            <w:tcBorders/>
+            <w:vAlign w:val="center"/>
+          </w:tcPr>
+          <w:p>
+            <w:pPr>
+              <w:pStyle w:val="TableContents"/>
+              <w:bidi w:val="0"/>
+              <w:spacing w:before="0" w:after="283"/>
               <w:jc w:val="left"/>
               <w:rPr/>
             </w:pPr>
@@ -9535,9 +9336,8 @@
           <w:p>
             <w:pPr>
               <w:pStyle w:val="TableContents"/>
-              <w:widowControl w:val="false"/>
-              <w:suppressLineNumbers/>
-              <w:bidi w:val="0"/>
+              <w:bidi w:val="0"/>
+              <w:spacing w:before="0" w:after="283"/>
               <w:jc w:val="left"/>
               <w:rPr/>
             </w:pPr>
@@ -9549,16 +9349,15 @@
         </w:tc>
         <w:tc>
           <w:tcPr>
-            <w:tcW w:w="9030" w:type="dxa"/>
-            <w:tcBorders/>
-            <w:vAlign w:val="center"/>
-          </w:tcPr>
-          <w:p>
-            <w:pPr>
-              <w:pStyle w:val="TableContents"/>
-              <w:widowControl w:val="false"/>
-              <w:suppressLineNumbers/>
-              <w:bidi w:val="0"/>
+            <w:tcW w:w="10051" w:type="dxa"/>
+            <w:tcBorders/>
+            <w:vAlign w:val="center"/>
+          </w:tcPr>
+          <w:p>
+            <w:pPr>
+              <w:pStyle w:val="TableContents"/>
+              <w:bidi w:val="0"/>
+              <w:spacing w:before="0" w:after="283"/>
               <w:jc w:val="left"/>
               <w:rPr/>
             </w:pPr>
@@ -9600,9 +9399,8 @@
           <w:p>
             <w:pPr>
               <w:pStyle w:val="TableContents"/>
-              <w:widowControl w:val="false"/>
-              <w:suppressLineNumbers/>
-              <w:bidi w:val="0"/>
+              <w:bidi w:val="0"/>
+              <w:spacing w:before="0" w:after="283"/>
               <w:jc w:val="left"/>
               <w:rPr/>
             </w:pPr>
@@ -9614,16 +9412,15 @@
         </w:tc>
         <w:tc>
           <w:tcPr>
-            <w:tcW w:w="9030" w:type="dxa"/>
-            <w:tcBorders/>
-            <w:vAlign w:val="center"/>
-          </w:tcPr>
-          <w:p>
-            <w:pPr>
-              <w:pStyle w:val="TableContents"/>
-              <w:widowControl w:val="false"/>
-              <w:suppressLineNumbers/>
-              <w:bidi w:val="0"/>
+            <w:tcW w:w="10051" w:type="dxa"/>
+            <w:tcBorders/>
+            <w:vAlign w:val="center"/>
+          </w:tcPr>
+          <w:p>
+            <w:pPr>
+              <w:pStyle w:val="TableContents"/>
+              <w:bidi w:val="0"/>
+              <w:spacing w:before="0" w:after="283"/>
               <w:jc w:val="left"/>
               <w:rPr/>
             </w:pPr>
@@ -9670,7 +9467,7 @@
     </w:p>
     <w:tbl>
       <w:tblPr>
-        <w:tblW w:w="10318" w:type="dxa"/>
+        <w:tblW w:w="10557" w:type="dxa"/>
         <w:jc w:val="left"/>
         <w:tblInd w:w="28" w:type="dxa"/>
         <w:tblLayout w:type="fixed"/>
@@ -9682,8 +9479,8 @@
         </w:tblCellMar>
       </w:tblPr>
       <w:tblGrid>
-        <w:gridCol w:w="4601"/>
-        <w:gridCol w:w="5717"/>
+        <w:gridCol w:w="4392"/>
+        <w:gridCol w:w="6165"/>
       </w:tblGrid>
       <w:tr>
         <w:trPr>
@@ -9691,7 +9488,7 @@
         </w:trPr>
         <w:tc>
           <w:tcPr>
-            <w:tcW w:w="4601" w:type="dxa"/>
+            <w:tcW w:w="4392" w:type="dxa"/>
             <w:tcBorders/>
             <w:vAlign w:val="center"/>
           </w:tcPr>
@@ -9701,6 +9498,7 @@
               <w:suppressLineNumbers/>
               <w:shd w:fill="F0F3F6" w:val="clear"/>
               <w:bidi w:val="0"/>
+              <w:spacing w:before="0" w:after="283"/>
               <w:jc w:val="left"/>
               <w:rPr/>
             </w:pPr>
@@ -9712,7 +9510,7 @@
         </w:tc>
         <w:tc>
           <w:tcPr>
-            <w:tcW w:w="5717" w:type="dxa"/>
+            <w:tcW w:w="6165" w:type="dxa"/>
             <w:tcBorders/>
             <w:vAlign w:val="center"/>
           </w:tcPr>
@@ -9722,6 +9520,7 @@
               <w:suppressLineNumbers/>
               <w:shd w:fill="F0F3F6" w:val="clear"/>
               <w:bidi w:val="0"/>
+              <w:spacing w:before="0" w:after="283"/>
               <w:jc w:val="left"/>
               <w:rPr/>
             </w:pPr>
@@ -9736,74 +9535,37 @@
         <w:trPr/>
         <w:tc>
           <w:tcPr>
-            <w:tcW w:w="4601" w:type="dxa"/>
-            <w:tcBorders/>
-            <w:vAlign w:val="center"/>
-          </w:tcPr>
-          <w:p>
-            <w:pPr>
-              <w:pStyle w:val="TableContents"/>
-              <w:widowControl w:val="false"/>
-              <w:suppressLineNumbers/>
-              <w:bidi w:val="0"/>
-              <w:jc w:val="left"/>
-              <w:rPr/>
-            </w:pPr>
-            <w:r>
-              <w:rPr/>
-              <w:drawing>
-                <wp:inline distT="0" distB="0" distL="0" distR="0">
-                  <wp:extent cx="2857500" cy="1695450"/>
-                  <wp:effectExtent l="0" t="0" r="0" b="0"/>
-                  <wp:docPr id="11" name="Image11" descr="D1a-empty-cart-overview.png"/>
-                  <wp:cNvGraphicFramePr>
-                    <a:graphicFrameLocks xmlns:a="http://schemas.openxmlformats.org/drawingml/2006/main" noChangeAspect="1"/>
-                  </wp:cNvGraphicFramePr>
-                  <a:graphic xmlns:a="http://schemas.openxmlformats.org/drawingml/2006/main">
-                    <a:graphicData uri="http://schemas.openxmlformats.org/drawingml/2006/picture">
-                      <pic:pic xmlns:pic="http://schemas.openxmlformats.org/drawingml/2006/picture">
-                        <pic:nvPicPr>
-                          <pic:cNvPr id="11" name="Image11" descr="D1a-empty-cart-overview.png"/>
-                          <pic:cNvPicPr>
-                            <a:picLocks noChangeAspect="1" noChangeArrowheads="1"/>
-                          </pic:cNvPicPr>
-                        </pic:nvPicPr>
-                        <pic:blipFill>
-                          <a:blip r:embed="rId13"/>
-                          <a:stretch>
-                            <a:fillRect/>
-                          </a:stretch>
-                        </pic:blipFill>
-                        <pic:spPr bwMode="auto">
-                          <a:xfrm>
-                            <a:off x="0" y="0"/>
-                            <a:ext cx="2857500" cy="1695450"/>
-                          </a:xfrm>
-                          <a:prstGeom prst="rect">
-                            <a:avLst/>
-                          </a:prstGeom>
-                          <a:noFill/>
-                        </pic:spPr>
-                      </pic:pic>
-                    </a:graphicData>
-                  </a:graphic>
-                </wp:inline>
-              </w:drawing>
-            </w:r>
-          </w:p>
-        </w:tc>
-        <w:tc>
-          <w:tcPr>
-            <w:tcW w:w="5717" w:type="dxa"/>
-            <w:tcBorders/>
-            <w:vAlign w:val="center"/>
-          </w:tcPr>
-          <w:p>
-            <w:pPr>
-              <w:pStyle w:val="TableContents"/>
-              <w:widowControl w:val="false"/>
-              <w:suppressLineNumbers/>
-              <w:bidi w:val="0"/>
+            <w:tcW w:w="4392" w:type="dxa"/>
+            <w:tcBorders/>
+            <w:vAlign w:val="center"/>
+          </w:tcPr>
+          <w:p>
+            <w:pPr>
+              <w:pStyle w:val="TableContents"/>
+              <w:bidi w:val="0"/>
+              <w:spacing w:before="0" w:after="283"/>
+              <w:jc w:val="left"/>
+              <w:rPr/>
+            </w:pPr>
+            <w:r>
+              <w:rPr>
+                <w:rStyle w:val="SourceText"/>
+              </w:rPr>
+              <w:t>evidence/D1a-empty-cart-overview.png</w:t>
+            </w:r>
+          </w:p>
+        </w:tc>
+        <w:tc>
+          <w:tcPr>
+            <w:tcW w:w="6165" w:type="dxa"/>
+            <w:tcBorders/>
+            <w:vAlign w:val="center"/>
+          </w:tcPr>
+          <w:p>
+            <w:pPr>
+              <w:pStyle w:val="TableContents"/>
+              <w:bidi w:val="0"/>
+              <w:spacing w:before="0" w:after="283"/>
               <w:jc w:val="left"/>
               <w:rPr/>
             </w:pPr>
@@ -9818,74 +9580,37 @@
         <w:trPr/>
         <w:tc>
           <w:tcPr>
-            <w:tcW w:w="4601" w:type="dxa"/>
-            <w:tcBorders/>
-            <w:vAlign w:val="center"/>
-          </w:tcPr>
-          <w:p>
-            <w:pPr>
-              <w:pStyle w:val="TableContents"/>
-              <w:widowControl w:val="false"/>
-              <w:suppressLineNumbers/>
-              <w:bidi w:val="0"/>
-              <w:jc w:val="left"/>
-              <w:rPr/>
-            </w:pPr>
-            <w:r>
-              <w:rPr/>
-              <w:drawing>
-                <wp:inline distT="0" distB="0" distL="0" distR="0">
-                  <wp:extent cx="2857500" cy="1600200"/>
-                  <wp:effectExtent l="0" t="0" r="0" b="0"/>
-                  <wp:docPr id="12" name="Image12" descr="D1b-empty-cart-order-complete.png"/>
-                  <wp:cNvGraphicFramePr>
-                    <a:graphicFrameLocks xmlns:a="http://schemas.openxmlformats.org/drawingml/2006/main" noChangeAspect="1"/>
-                  </wp:cNvGraphicFramePr>
-                  <a:graphic xmlns:a="http://schemas.openxmlformats.org/drawingml/2006/main">
-                    <a:graphicData uri="http://schemas.openxmlformats.org/drawingml/2006/picture">
-                      <pic:pic xmlns:pic="http://schemas.openxmlformats.org/drawingml/2006/picture">
-                        <pic:nvPicPr>
-                          <pic:cNvPr id="12" name="Image12" descr="D1b-empty-cart-order-complete.png"/>
-                          <pic:cNvPicPr>
-                            <a:picLocks noChangeAspect="1" noChangeArrowheads="1"/>
-                          </pic:cNvPicPr>
-                        </pic:nvPicPr>
-                        <pic:blipFill>
-                          <a:blip r:embed="rId14"/>
-                          <a:stretch>
-                            <a:fillRect/>
-                          </a:stretch>
-                        </pic:blipFill>
-                        <pic:spPr bwMode="auto">
-                          <a:xfrm>
-                            <a:off x="0" y="0"/>
-                            <a:ext cx="2857500" cy="1600200"/>
-                          </a:xfrm>
-                          <a:prstGeom prst="rect">
-                            <a:avLst/>
-                          </a:prstGeom>
-                          <a:noFill/>
-                        </pic:spPr>
-                      </pic:pic>
-                    </a:graphicData>
-                  </a:graphic>
-                </wp:inline>
-              </w:drawing>
-            </w:r>
-          </w:p>
-        </w:tc>
-        <w:tc>
-          <w:tcPr>
-            <w:tcW w:w="5717" w:type="dxa"/>
-            <w:tcBorders/>
-            <w:vAlign w:val="center"/>
-          </w:tcPr>
-          <w:p>
-            <w:pPr>
-              <w:pStyle w:val="TableContents"/>
-              <w:widowControl w:val="false"/>
-              <w:suppressLineNumbers/>
-              <w:bidi w:val="0"/>
+            <w:tcW w:w="4392" w:type="dxa"/>
+            <w:tcBorders/>
+            <w:vAlign w:val="center"/>
+          </w:tcPr>
+          <w:p>
+            <w:pPr>
+              <w:pStyle w:val="TableContents"/>
+              <w:bidi w:val="0"/>
+              <w:spacing w:before="0" w:after="283"/>
+              <w:jc w:val="left"/>
+              <w:rPr/>
+            </w:pPr>
+            <w:r>
+              <w:rPr>
+                <w:rStyle w:val="SourceText"/>
+              </w:rPr>
+              <w:t>evidence/D1b-empty-cart-order-complete.png</w:t>
+            </w:r>
+          </w:p>
+        </w:tc>
+        <w:tc>
+          <w:tcPr>
+            <w:tcW w:w="6165" w:type="dxa"/>
+            <w:tcBorders/>
+            <w:vAlign w:val="center"/>
+          </w:tcPr>
+          <w:p>
+            <w:pPr>
+              <w:pStyle w:val="TableContents"/>
+              <w:bidi w:val="0"/>
+              <w:spacing w:before="0" w:after="283"/>
               <w:jc w:val="left"/>
               <w:rPr/>
             </w:pPr>
@@ -9900,74 +9625,37 @@
         <w:trPr/>
         <w:tc>
           <w:tcPr>
-            <w:tcW w:w="4601" w:type="dxa"/>
-            <w:tcBorders/>
-            <w:vAlign w:val="center"/>
-          </w:tcPr>
-          <w:p>
-            <w:pPr>
-              <w:pStyle w:val="TableContents"/>
-              <w:widowControl w:val="false"/>
-              <w:suppressLineNumbers/>
-              <w:bidi w:val="0"/>
-              <w:jc w:val="left"/>
-              <w:rPr/>
-            </w:pPr>
-            <w:r>
-              <w:rPr/>
-              <w:drawing>
-                <wp:inline distT="0" distB="0" distL="0" distR="0">
-                  <wp:extent cx="2857500" cy="2133600"/>
-                  <wp:effectExtent l="0" t="0" r="0" b="0"/>
-                  <wp:docPr id="13" name="Image13" descr="D2a-deeplink-overview-no-info.png"/>
-                  <wp:cNvGraphicFramePr>
-                    <a:graphicFrameLocks xmlns:a="http://schemas.openxmlformats.org/drawingml/2006/main" noChangeAspect="1"/>
-                  </wp:cNvGraphicFramePr>
-                  <a:graphic xmlns:a="http://schemas.openxmlformats.org/drawingml/2006/main">
-                    <a:graphicData uri="http://schemas.openxmlformats.org/drawingml/2006/picture">
-                      <pic:pic xmlns:pic="http://schemas.openxmlformats.org/drawingml/2006/picture">
-                        <pic:nvPicPr>
-                          <pic:cNvPr id="13" name="Image13" descr="D2a-deeplink-overview-no-info.png"/>
-                          <pic:cNvPicPr>
-                            <a:picLocks noChangeAspect="1" noChangeArrowheads="1"/>
-                          </pic:cNvPicPr>
-                        </pic:nvPicPr>
-                        <pic:blipFill>
-                          <a:blip r:embed="rId15"/>
-                          <a:stretch>
-                            <a:fillRect/>
-                          </a:stretch>
-                        </pic:blipFill>
-                        <pic:spPr bwMode="auto">
-                          <a:xfrm>
-                            <a:off x="0" y="0"/>
-                            <a:ext cx="2857500" cy="2133600"/>
-                          </a:xfrm>
-                          <a:prstGeom prst="rect">
-                            <a:avLst/>
-                          </a:prstGeom>
-                          <a:noFill/>
-                        </pic:spPr>
-                      </pic:pic>
-                    </a:graphicData>
-                  </a:graphic>
-                </wp:inline>
-              </w:drawing>
-            </w:r>
-          </w:p>
-        </w:tc>
-        <w:tc>
-          <w:tcPr>
-            <w:tcW w:w="5717" w:type="dxa"/>
-            <w:tcBorders/>
-            <w:vAlign w:val="center"/>
-          </w:tcPr>
-          <w:p>
-            <w:pPr>
-              <w:pStyle w:val="TableContents"/>
-              <w:widowControl w:val="false"/>
-              <w:suppressLineNumbers/>
-              <w:bidi w:val="0"/>
+            <w:tcW w:w="4392" w:type="dxa"/>
+            <w:tcBorders/>
+            <w:vAlign w:val="center"/>
+          </w:tcPr>
+          <w:p>
+            <w:pPr>
+              <w:pStyle w:val="TableContents"/>
+              <w:bidi w:val="0"/>
+              <w:spacing w:before="0" w:after="283"/>
+              <w:jc w:val="left"/>
+              <w:rPr/>
+            </w:pPr>
+            <w:r>
+              <w:rPr>
+                <w:rStyle w:val="SourceText"/>
+              </w:rPr>
+              <w:t>evidence/D2a-deeplink-overview-no-info.png</w:t>
+            </w:r>
+          </w:p>
+        </w:tc>
+        <w:tc>
+          <w:tcPr>
+            <w:tcW w:w="6165" w:type="dxa"/>
+            <w:tcBorders/>
+            <w:vAlign w:val="center"/>
+          </w:tcPr>
+          <w:p>
+            <w:pPr>
+              <w:pStyle w:val="TableContents"/>
+              <w:bidi w:val="0"/>
+              <w:spacing w:before="0" w:after="283"/>
               <w:jc w:val="left"/>
               <w:rPr/>
             </w:pPr>
@@ -9982,74 +9670,37 @@
         <w:trPr/>
         <w:tc>
           <w:tcPr>
-            <w:tcW w:w="4601" w:type="dxa"/>
-            <w:tcBorders/>
-            <w:vAlign w:val="center"/>
-          </w:tcPr>
-          <w:p>
-            <w:pPr>
-              <w:pStyle w:val="TableContents"/>
-              <w:widowControl w:val="false"/>
-              <w:suppressLineNumbers/>
-              <w:bidi w:val="0"/>
-              <w:jc w:val="left"/>
-              <w:rPr/>
-            </w:pPr>
-            <w:r>
-              <w:rPr/>
-              <w:drawing>
-                <wp:inline distT="0" distB="0" distL="0" distR="0">
-                  <wp:extent cx="2857500" cy="1600200"/>
-                  <wp:effectExtent l="0" t="0" r="0" b="0"/>
-                  <wp:docPr id="14" name="Image14" descr="D2b-whitespace-only-info.png"/>
-                  <wp:cNvGraphicFramePr>
-                    <a:graphicFrameLocks xmlns:a="http://schemas.openxmlformats.org/drawingml/2006/main" noChangeAspect="1"/>
-                  </wp:cNvGraphicFramePr>
-                  <a:graphic xmlns:a="http://schemas.openxmlformats.org/drawingml/2006/main">
-                    <a:graphicData uri="http://schemas.openxmlformats.org/drawingml/2006/picture">
-                      <pic:pic xmlns:pic="http://schemas.openxmlformats.org/drawingml/2006/picture">
-                        <pic:nvPicPr>
-                          <pic:cNvPr id="14" name="Image14" descr="D2b-whitespace-only-info.png"/>
-                          <pic:cNvPicPr>
-                            <a:picLocks noChangeAspect="1" noChangeArrowheads="1"/>
-                          </pic:cNvPicPr>
-                        </pic:nvPicPr>
-                        <pic:blipFill>
-                          <a:blip r:embed="rId16"/>
-                          <a:stretch>
-                            <a:fillRect/>
-                          </a:stretch>
-                        </pic:blipFill>
-                        <pic:spPr bwMode="auto">
-                          <a:xfrm>
-                            <a:off x="0" y="0"/>
-                            <a:ext cx="2857500" cy="1600200"/>
-                          </a:xfrm>
-                          <a:prstGeom prst="rect">
-                            <a:avLst/>
-                          </a:prstGeom>
-                          <a:noFill/>
-                        </pic:spPr>
-                      </pic:pic>
-                    </a:graphicData>
-                  </a:graphic>
-                </wp:inline>
-              </w:drawing>
-            </w:r>
-          </w:p>
-        </w:tc>
-        <w:tc>
-          <w:tcPr>
-            <w:tcW w:w="5717" w:type="dxa"/>
-            <w:tcBorders/>
-            <w:vAlign w:val="center"/>
-          </w:tcPr>
-          <w:p>
-            <w:pPr>
-              <w:pStyle w:val="TableContents"/>
-              <w:widowControl w:val="false"/>
-              <w:suppressLineNumbers/>
-              <w:bidi w:val="0"/>
+            <w:tcW w:w="4392" w:type="dxa"/>
+            <w:tcBorders/>
+            <w:vAlign w:val="center"/>
+          </w:tcPr>
+          <w:p>
+            <w:pPr>
+              <w:pStyle w:val="TableContents"/>
+              <w:bidi w:val="0"/>
+              <w:spacing w:before="0" w:after="283"/>
+              <w:jc w:val="left"/>
+              <w:rPr/>
+            </w:pPr>
+            <w:r>
+              <w:rPr>
+                <w:rStyle w:val="SourceText"/>
+              </w:rPr>
+              <w:t>evidence/D2b-whitespace-only-info.png</w:t>
+            </w:r>
+          </w:p>
+        </w:tc>
+        <w:tc>
+          <w:tcPr>
+            <w:tcW w:w="6165" w:type="dxa"/>
+            <w:tcBorders/>
+            <w:vAlign w:val="center"/>
+          </w:tcPr>
+          <w:p>
+            <w:pPr>
+              <w:pStyle w:val="TableContents"/>
+              <w:bidi w:val="0"/>
+              <w:spacing w:before="0" w:after="283"/>
               <w:jc w:val="left"/>
               <w:rPr/>
             </w:pPr>
@@ -10064,74 +9715,37 @@
         <w:trPr/>
         <w:tc>
           <w:tcPr>
-            <w:tcW w:w="4601" w:type="dxa"/>
-            <w:tcBorders/>
-            <w:vAlign w:val="center"/>
-          </w:tcPr>
-          <w:p>
-            <w:pPr>
-              <w:pStyle w:val="TableContents"/>
-              <w:widowControl w:val="false"/>
-              <w:suppressLineNumbers/>
-              <w:bidi w:val="0"/>
-              <w:jc w:val="left"/>
-              <w:rPr/>
-            </w:pPr>
-            <w:r>
-              <w:rPr/>
-              <w:drawing>
-                <wp:inline distT="0" distB="0" distL="0" distR="0">
-                  <wp:extent cx="2857500" cy="2133600"/>
-                  <wp:effectExtent l="0" t="0" r="0" b="0"/>
-                  <wp:docPr id="15" name="Image15" descr="D2c-whitespace-accepted-overview.png"/>
-                  <wp:cNvGraphicFramePr>
-                    <a:graphicFrameLocks xmlns:a="http://schemas.openxmlformats.org/drawingml/2006/main" noChangeAspect="1"/>
-                  </wp:cNvGraphicFramePr>
-                  <a:graphic xmlns:a="http://schemas.openxmlformats.org/drawingml/2006/main">
-                    <a:graphicData uri="http://schemas.openxmlformats.org/drawingml/2006/picture">
-                      <pic:pic xmlns:pic="http://schemas.openxmlformats.org/drawingml/2006/picture">
-                        <pic:nvPicPr>
-                          <pic:cNvPr id="15" name="Image15" descr="D2c-whitespace-accepted-overview.png"/>
-                          <pic:cNvPicPr>
-                            <a:picLocks noChangeAspect="1" noChangeArrowheads="1"/>
-                          </pic:cNvPicPr>
-                        </pic:nvPicPr>
-                        <pic:blipFill>
-                          <a:blip r:embed="rId17"/>
-                          <a:stretch>
-                            <a:fillRect/>
-                          </a:stretch>
-                        </pic:blipFill>
-                        <pic:spPr bwMode="auto">
-                          <a:xfrm>
-                            <a:off x="0" y="0"/>
-                            <a:ext cx="2857500" cy="2133600"/>
-                          </a:xfrm>
-                          <a:prstGeom prst="rect">
-                            <a:avLst/>
-                          </a:prstGeom>
-                          <a:noFill/>
-                        </pic:spPr>
-                      </pic:pic>
-                    </a:graphicData>
-                  </a:graphic>
-                </wp:inline>
-              </w:drawing>
-            </w:r>
-          </w:p>
-        </w:tc>
-        <w:tc>
-          <w:tcPr>
-            <w:tcW w:w="5717" w:type="dxa"/>
-            <w:tcBorders/>
-            <w:vAlign w:val="center"/>
-          </w:tcPr>
-          <w:p>
-            <w:pPr>
-              <w:pStyle w:val="TableContents"/>
-              <w:widowControl w:val="false"/>
-              <w:suppressLineNumbers/>
-              <w:bidi w:val="0"/>
+            <w:tcW w:w="4392" w:type="dxa"/>
+            <w:tcBorders/>
+            <w:vAlign w:val="center"/>
+          </w:tcPr>
+          <w:p>
+            <w:pPr>
+              <w:pStyle w:val="TableContents"/>
+              <w:bidi w:val="0"/>
+              <w:spacing w:before="0" w:after="283"/>
+              <w:jc w:val="left"/>
+              <w:rPr/>
+            </w:pPr>
+            <w:r>
+              <w:rPr>
+                <w:rStyle w:val="SourceText"/>
+              </w:rPr>
+              <w:t>evidence/D2c-whitespace-accepted-overview.png</w:t>
+            </w:r>
+          </w:p>
+        </w:tc>
+        <w:tc>
+          <w:tcPr>
+            <w:tcW w:w="6165" w:type="dxa"/>
+            <w:tcBorders/>
+            <w:vAlign w:val="center"/>
+          </w:tcPr>
+          <w:p>
+            <w:pPr>
+              <w:pStyle w:val="TableContents"/>
+              <w:bidi w:val="0"/>
+              <w:spacing w:before="0" w:after="283"/>
               <w:jc w:val="left"/>
               <w:rPr/>
             </w:pPr>
@@ -10146,74 +9760,37 @@
         <w:trPr/>
         <w:tc>
           <w:tcPr>
-            <w:tcW w:w="4601" w:type="dxa"/>
-            <w:tcBorders/>
-            <w:vAlign w:val="center"/>
-          </w:tcPr>
-          <w:p>
-            <w:pPr>
-              <w:pStyle w:val="TableContents"/>
-              <w:widowControl w:val="false"/>
-              <w:suppressLineNumbers/>
-              <w:bidi w:val="0"/>
-              <w:jc w:val="left"/>
-              <w:rPr/>
-            </w:pPr>
-            <w:r>
-              <w:rPr/>
-              <w:drawing>
-                <wp:inline distT="0" distB="0" distL="0" distR="0">
-                  <wp:extent cx="2857500" cy="1600200"/>
-                  <wp:effectExtent l="0" t="0" r="0" b="0"/>
-                  <wp:docPr id="16" name="Image16" descr="D3-cart-carried-to-different-user.png"/>
-                  <wp:cNvGraphicFramePr>
-                    <a:graphicFrameLocks xmlns:a="http://schemas.openxmlformats.org/drawingml/2006/main" noChangeAspect="1"/>
-                  </wp:cNvGraphicFramePr>
-                  <a:graphic xmlns:a="http://schemas.openxmlformats.org/drawingml/2006/main">
-                    <a:graphicData uri="http://schemas.openxmlformats.org/drawingml/2006/picture">
-                      <pic:pic xmlns:pic="http://schemas.openxmlformats.org/drawingml/2006/picture">
-                        <pic:nvPicPr>
-                          <pic:cNvPr id="16" name="Image16" descr="D3-cart-carried-to-different-user.png"/>
-                          <pic:cNvPicPr>
-                            <a:picLocks noChangeAspect="1" noChangeArrowheads="1"/>
-                          </pic:cNvPicPr>
-                        </pic:nvPicPr>
-                        <pic:blipFill>
-                          <a:blip r:embed="rId18"/>
-                          <a:stretch>
-                            <a:fillRect/>
-                          </a:stretch>
-                        </pic:blipFill>
-                        <pic:spPr bwMode="auto">
-                          <a:xfrm>
-                            <a:off x="0" y="0"/>
-                            <a:ext cx="2857500" cy="1600200"/>
-                          </a:xfrm>
-                          <a:prstGeom prst="rect">
-                            <a:avLst/>
-                          </a:prstGeom>
-                          <a:noFill/>
-                        </pic:spPr>
-                      </pic:pic>
-                    </a:graphicData>
-                  </a:graphic>
-                </wp:inline>
-              </w:drawing>
-            </w:r>
-          </w:p>
-        </w:tc>
-        <w:tc>
-          <w:tcPr>
-            <w:tcW w:w="5717" w:type="dxa"/>
-            <w:tcBorders/>
-            <w:vAlign w:val="center"/>
-          </w:tcPr>
-          <w:p>
-            <w:pPr>
-              <w:pStyle w:val="TableContents"/>
-              <w:widowControl w:val="false"/>
-              <w:suppressLineNumbers/>
-              <w:bidi w:val="0"/>
+            <w:tcW w:w="4392" w:type="dxa"/>
+            <w:tcBorders/>
+            <w:vAlign w:val="center"/>
+          </w:tcPr>
+          <w:p>
+            <w:pPr>
+              <w:pStyle w:val="TableContents"/>
+              <w:bidi w:val="0"/>
+              <w:spacing w:before="0" w:after="283"/>
+              <w:jc w:val="left"/>
+              <w:rPr/>
+            </w:pPr>
+            <w:r>
+              <w:rPr>
+                <w:rStyle w:val="SourceText"/>
+              </w:rPr>
+              <w:t>evidence/D3-cart-carried-to-different-user.png</w:t>
+            </w:r>
+          </w:p>
+        </w:tc>
+        <w:tc>
+          <w:tcPr>
+            <w:tcW w:w="6165" w:type="dxa"/>
+            <w:tcBorders/>
+            <w:vAlign w:val="center"/>
+          </w:tcPr>
+          <w:p>
+            <w:pPr>
+              <w:pStyle w:val="TableContents"/>
+              <w:bidi w:val="0"/>
+              <w:spacing w:before="0" w:after="283"/>
               <w:jc w:val="left"/>
               <w:rPr/>
             </w:pPr>
@@ -10228,74 +9805,37 @@
         <w:trPr/>
         <w:tc>
           <w:tcPr>
-            <w:tcW w:w="4601" w:type="dxa"/>
-            <w:tcBorders/>
-            <w:vAlign w:val="center"/>
-          </w:tcPr>
-          <w:p>
-            <w:pPr>
-              <w:pStyle w:val="TableContents"/>
-              <w:widowControl w:val="false"/>
-              <w:suppressLineNumbers/>
-              <w:bidi w:val="0"/>
-              <w:jc w:val="left"/>
-              <w:rPr/>
-            </w:pPr>
-            <w:r>
-              <w:rPr/>
-              <w:drawing>
-                <wp:inline distT="0" distB="0" distL="0" distR="0">
-                  <wp:extent cx="2857500" cy="1600200"/>
-                  <wp:effectExtent l="0" t="0" r="0" b="0"/>
-                  <wp:docPr id="17" name="Image17" descr="D4-reset-state-stale-remove-buttons.png"/>
-                  <wp:cNvGraphicFramePr>
-                    <a:graphicFrameLocks xmlns:a="http://schemas.openxmlformats.org/drawingml/2006/main" noChangeAspect="1"/>
-                  </wp:cNvGraphicFramePr>
-                  <a:graphic xmlns:a="http://schemas.openxmlformats.org/drawingml/2006/main">
-                    <a:graphicData uri="http://schemas.openxmlformats.org/drawingml/2006/picture">
-                      <pic:pic xmlns:pic="http://schemas.openxmlformats.org/drawingml/2006/picture">
-                        <pic:nvPicPr>
-                          <pic:cNvPr id="17" name="Image17" descr="D4-reset-state-stale-remove-buttons.png"/>
-                          <pic:cNvPicPr>
-                            <a:picLocks noChangeAspect="1" noChangeArrowheads="1"/>
-                          </pic:cNvPicPr>
-                        </pic:nvPicPr>
-                        <pic:blipFill>
-                          <a:blip r:embed="rId19"/>
-                          <a:stretch>
-                            <a:fillRect/>
-                          </a:stretch>
-                        </pic:blipFill>
-                        <pic:spPr bwMode="auto">
-                          <a:xfrm>
-                            <a:off x="0" y="0"/>
-                            <a:ext cx="2857500" cy="1600200"/>
-                          </a:xfrm>
-                          <a:prstGeom prst="rect">
-                            <a:avLst/>
-                          </a:prstGeom>
-                          <a:noFill/>
-                        </pic:spPr>
-                      </pic:pic>
-                    </a:graphicData>
-                  </a:graphic>
-                </wp:inline>
-              </w:drawing>
-            </w:r>
-          </w:p>
-        </w:tc>
-        <w:tc>
-          <w:tcPr>
-            <w:tcW w:w="5717" w:type="dxa"/>
-            <w:tcBorders/>
-            <w:vAlign w:val="center"/>
-          </w:tcPr>
-          <w:p>
-            <w:pPr>
-              <w:pStyle w:val="TableContents"/>
-              <w:widowControl w:val="false"/>
-              <w:suppressLineNumbers/>
-              <w:bidi w:val="0"/>
+            <w:tcW w:w="4392" w:type="dxa"/>
+            <w:tcBorders/>
+            <w:vAlign w:val="center"/>
+          </w:tcPr>
+          <w:p>
+            <w:pPr>
+              <w:pStyle w:val="TableContents"/>
+              <w:bidi w:val="0"/>
+              <w:spacing w:before="0" w:after="283"/>
+              <w:jc w:val="left"/>
+              <w:rPr/>
+            </w:pPr>
+            <w:r>
+              <w:rPr>
+                <w:rStyle w:val="SourceText"/>
+              </w:rPr>
+              <w:t>evidence/D4-reset-state-stale-remove-buttons.png</w:t>
+            </w:r>
+          </w:p>
+        </w:tc>
+        <w:tc>
+          <w:tcPr>
+            <w:tcW w:w="6165" w:type="dxa"/>
+            <w:tcBorders/>
+            <w:vAlign w:val="center"/>
+          </w:tcPr>
+          <w:p>
+            <w:pPr>
+              <w:pStyle w:val="TableContents"/>
+              <w:bidi w:val="0"/>
+              <w:spacing w:before="0" w:after="283"/>
               <w:jc w:val="left"/>
               <w:rPr/>
             </w:pPr>
@@ -10310,74 +9850,37 @@
         <w:trPr/>
         <w:tc>
           <w:tcPr>
-            <w:tcW w:w="4601" w:type="dxa"/>
-            <w:tcBorders/>
-            <w:vAlign w:val="center"/>
-          </w:tcPr>
-          <w:p>
-            <w:pPr>
-              <w:pStyle w:val="TableContents"/>
-              <w:widowControl w:val="false"/>
-              <w:suppressLineNumbers/>
-              <w:bidi w:val="0"/>
-              <w:jc w:val="left"/>
-              <w:rPr/>
-            </w:pPr>
-            <w:r>
-              <w:rPr/>
-              <w:drawing>
-                <wp:inline distT="0" distB="0" distL="0" distR="0">
-                  <wp:extent cx="2857500" cy="1600200"/>
-                  <wp:effectExtent l="0" t="0" r="0" b="0"/>
-                  <wp:docPr id="18" name="Image18" descr="D5a-item-not-found-add-to-cart.png"/>
-                  <wp:cNvGraphicFramePr>
-                    <a:graphicFrameLocks xmlns:a="http://schemas.openxmlformats.org/drawingml/2006/main" noChangeAspect="1"/>
-                  </wp:cNvGraphicFramePr>
-                  <a:graphic xmlns:a="http://schemas.openxmlformats.org/drawingml/2006/main">
-                    <a:graphicData uri="http://schemas.openxmlformats.org/drawingml/2006/picture">
-                      <pic:pic xmlns:pic="http://schemas.openxmlformats.org/drawingml/2006/picture">
-                        <pic:nvPicPr>
-                          <pic:cNvPr id="18" name="Image18" descr="D5a-item-not-found-add-to-cart.png"/>
-                          <pic:cNvPicPr>
-                            <a:picLocks noChangeAspect="1" noChangeArrowheads="1"/>
-                          </pic:cNvPicPr>
-                        </pic:nvPicPr>
-                        <pic:blipFill>
-                          <a:blip r:embed="rId20"/>
-                          <a:stretch>
-                            <a:fillRect/>
-                          </a:stretch>
-                        </pic:blipFill>
-                        <pic:spPr bwMode="auto">
-                          <a:xfrm>
-                            <a:off x="0" y="0"/>
-                            <a:ext cx="2857500" cy="1600200"/>
-                          </a:xfrm>
-                          <a:prstGeom prst="rect">
-                            <a:avLst/>
-                          </a:prstGeom>
-                          <a:noFill/>
-                        </pic:spPr>
-                      </pic:pic>
-                    </a:graphicData>
-                  </a:graphic>
-                </wp:inline>
-              </w:drawing>
-            </w:r>
-          </w:p>
-        </w:tc>
-        <w:tc>
-          <w:tcPr>
-            <w:tcW w:w="5717" w:type="dxa"/>
-            <w:tcBorders/>
-            <w:vAlign w:val="center"/>
-          </w:tcPr>
-          <w:p>
-            <w:pPr>
-              <w:pStyle w:val="TableContents"/>
-              <w:widowControl w:val="false"/>
-              <w:suppressLineNumbers/>
-              <w:bidi w:val="0"/>
+            <w:tcW w:w="4392" w:type="dxa"/>
+            <w:tcBorders/>
+            <w:vAlign w:val="center"/>
+          </w:tcPr>
+          <w:p>
+            <w:pPr>
+              <w:pStyle w:val="TableContents"/>
+              <w:bidi w:val="0"/>
+              <w:spacing w:before="0" w:after="283"/>
+              <w:jc w:val="left"/>
+              <w:rPr/>
+            </w:pPr>
+            <w:r>
+              <w:rPr>
+                <w:rStyle w:val="SourceText"/>
+              </w:rPr>
+              <w:t>evidence/D5a-item-not-found-add-to-cart.png</w:t>
+            </w:r>
+          </w:p>
+        </w:tc>
+        <w:tc>
+          <w:tcPr>
+            <w:tcW w:w="6165" w:type="dxa"/>
+            <w:tcBorders/>
+            <w:vAlign w:val="center"/>
+          </w:tcPr>
+          <w:p>
+            <w:pPr>
+              <w:pStyle w:val="TableContents"/>
+              <w:bidi w:val="0"/>
+              <w:spacing w:before="0" w:after="283"/>
               <w:jc w:val="left"/>
               <w:rPr/>
             </w:pPr>
@@ -10392,74 +9895,37 @@
         <w:trPr/>
         <w:tc>
           <w:tcPr>
-            <w:tcW w:w="4601" w:type="dxa"/>
-            <w:tcBorders/>
-            <w:vAlign w:val="center"/>
-          </w:tcPr>
-          <w:p>
-            <w:pPr>
-              <w:pStyle w:val="TableContents"/>
-              <w:widowControl w:val="false"/>
-              <w:suppressLineNumbers/>
-              <w:bidi w:val="0"/>
-              <w:jc w:val="left"/>
-              <w:rPr/>
-            </w:pPr>
-            <w:r>
-              <w:rPr/>
-              <w:drawing>
-                <wp:inline distT="0" distB="0" distL="0" distR="0">
-                  <wp:extent cx="2857500" cy="1600200"/>
-                  <wp:effectExtent l="0" t="0" r="0" b="0"/>
-                  <wp:docPr id="19" name="Image19" descr="D5b-cart-after-invalid-item.png"/>
-                  <wp:cNvGraphicFramePr>
-                    <a:graphicFrameLocks xmlns:a="http://schemas.openxmlformats.org/drawingml/2006/main" noChangeAspect="1"/>
-                  </wp:cNvGraphicFramePr>
-                  <a:graphic xmlns:a="http://schemas.openxmlformats.org/drawingml/2006/main">
-                    <a:graphicData uri="http://schemas.openxmlformats.org/drawingml/2006/picture">
-                      <pic:pic xmlns:pic="http://schemas.openxmlformats.org/drawingml/2006/picture">
-                        <pic:nvPicPr>
-                          <pic:cNvPr id="19" name="Image19" descr="D5b-cart-after-invalid-item.png"/>
-                          <pic:cNvPicPr>
-                            <a:picLocks noChangeAspect="1" noChangeArrowheads="1"/>
-                          </pic:cNvPicPr>
-                        </pic:nvPicPr>
-                        <pic:blipFill>
-                          <a:blip r:embed="rId21"/>
-                          <a:stretch>
-                            <a:fillRect/>
-                          </a:stretch>
-                        </pic:blipFill>
-                        <pic:spPr bwMode="auto">
-                          <a:xfrm>
-                            <a:off x="0" y="0"/>
-                            <a:ext cx="2857500" cy="1600200"/>
-                          </a:xfrm>
-                          <a:prstGeom prst="rect">
-                            <a:avLst/>
-                          </a:prstGeom>
-                          <a:noFill/>
-                        </pic:spPr>
-                      </pic:pic>
-                    </a:graphicData>
-                  </a:graphic>
-                </wp:inline>
-              </w:drawing>
-            </w:r>
-          </w:p>
-        </w:tc>
-        <w:tc>
-          <w:tcPr>
-            <w:tcW w:w="5717" w:type="dxa"/>
-            <w:tcBorders/>
-            <w:vAlign w:val="center"/>
-          </w:tcPr>
-          <w:p>
-            <w:pPr>
-              <w:pStyle w:val="TableContents"/>
-              <w:widowControl w:val="false"/>
-              <w:suppressLineNumbers/>
-              <w:bidi w:val="0"/>
+            <w:tcW w:w="4392" w:type="dxa"/>
+            <w:tcBorders/>
+            <w:vAlign w:val="center"/>
+          </w:tcPr>
+          <w:p>
+            <w:pPr>
+              <w:pStyle w:val="TableContents"/>
+              <w:bidi w:val="0"/>
+              <w:spacing w:before="0" w:after="283"/>
+              <w:jc w:val="left"/>
+              <w:rPr/>
+            </w:pPr>
+            <w:r>
+              <w:rPr>
+                <w:rStyle w:val="SourceText"/>
+              </w:rPr>
+              <w:t>evidence/D5b-cart-after-invalid-item.png</w:t>
+            </w:r>
+          </w:p>
+        </w:tc>
+        <w:tc>
+          <w:tcPr>
+            <w:tcW w:w="6165" w:type="dxa"/>
+            <w:tcBorders/>
+            <w:vAlign w:val="center"/>
+          </w:tcPr>
+          <w:p>
+            <w:pPr>
+              <w:pStyle w:val="TableContents"/>
+              <w:bidi w:val="0"/>
+              <w:spacing w:before="0" w:after="283"/>
               <w:jc w:val="left"/>
               <w:rPr/>
             </w:pPr>
@@ -10474,74 +9940,37 @@
         <w:trPr/>
         <w:tc>
           <w:tcPr>
-            <w:tcW w:w="4601" w:type="dxa"/>
-            <w:tcBorders/>
-            <w:vAlign w:val="center"/>
-          </w:tcPr>
-          <w:p>
-            <w:pPr>
-              <w:pStyle w:val="TableContents"/>
-              <w:widowControl w:val="false"/>
-              <w:suppressLineNumbers/>
-              <w:bidi w:val="0"/>
-              <w:jc w:val="left"/>
-              <w:rPr/>
-            </w:pPr>
-            <w:r>
-              <w:rPr/>
-              <w:drawing>
-                <wp:inline distT="0" distB="0" distL="0" distR="0">
-                  <wp:extent cx="2857500" cy="1600200"/>
-                  <wp:effectExtent l="0" t="0" r="0" b="0"/>
-                  <wp:docPr id="20" name="Image20" descr="D5c-checkout-overview-crash.png"/>
-                  <wp:cNvGraphicFramePr>
-                    <a:graphicFrameLocks xmlns:a="http://schemas.openxmlformats.org/drawingml/2006/main" noChangeAspect="1"/>
-                  </wp:cNvGraphicFramePr>
-                  <a:graphic xmlns:a="http://schemas.openxmlformats.org/drawingml/2006/main">
-                    <a:graphicData uri="http://schemas.openxmlformats.org/drawingml/2006/picture">
-                      <pic:pic xmlns:pic="http://schemas.openxmlformats.org/drawingml/2006/picture">
-                        <pic:nvPicPr>
-                          <pic:cNvPr id="20" name="Image20" descr="D5c-checkout-overview-crash.png"/>
-                          <pic:cNvPicPr>
-                            <a:picLocks noChangeAspect="1" noChangeArrowheads="1"/>
-                          </pic:cNvPicPr>
-                        </pic:nvPicPr>
-                        <pic:blipFill>
-                          <a:blip r:embed="rId22"/>
-                          <a:stretch>
-                            <a:fillRect/>
-                          </a:stretch>
-                        </pic:blipFill>
-                        <pic:spPr bwMode="auto">
-                          <a:xfrm>
-                            <a:off x="0" y="0"/>
-                            <a:ext cx="2857500" cy="1600200"/>
-                          </a:xfrm>
-                          <a:prstGeom prst="rect">
-                            <a:avLst/>
-                          </a:prstGeom>
-                          <a:noFill/>
-                        </pic:spPr>
-                      </pic:pic>
-                    </a:graphicData>
-                  </a:graphic>
-                </wp:inline>
-              </w:drawing>
-            </w:r>
-          </w:p>
-        </w:tc>
-        <w:tc>
-          <w:tcPr>
-            <w:tcW w:w="5717" w:type="dxa"/>
-            <w:tcBorders/>
-            <w:vAlign w:val="center"/>
-          </w:tcPr>
-          <w:p>
-            <w:pPr>
-              <w:pStyle w:val="TableContents"/>
-              <w:widowControl w:val="false"/>
-              <w:suppressLineNumbers/>
-              <w:bidi w:val="0"/>
+            <w:tcW w:w="4392" w:type="dxa"/>
+            <w:tcBorders/>
+            <w:vAlign w:val="center"/>
+          </w:tcPr>
+          <w:p>
+            <w:pPr>
+              <w:pStyle w:val="TableContents"/>
+              <w:bidi w:val="0"/>
+              <w:spacing w:before="0" w:after="283"/>
+              <w:jc w:val="left"/>
+              <w:rPr/>
+            </w:pPr>
+            <w:r>
+              <w:rPr>
+                <w:rStyle w:val="SourceText"/>
+              </w:rPr>
+              <w:t>evidence/D5c-checkout-overview-crash.png</w:t>
+            </w:r>
+          </w:p>
+        </w:tc>
+        <w:tc>
+          <w:tcPr>
+            <w:tcW w:w="6165" w:type="dxa"/>
+            <w:tcBorders/>
+            <w:vAlign w:val="center"/>
+          </w:tcPr>
+          <w:p>
+            <w:pPr>
+              <w:pStyle w:val="TableContents"/>
+              <w:bidi w:val="0"/>
+              <w:spacing w:before="0" w:after="283"/>
               <w:jc w:val="left"/>
               <w:rPr/>
             </w:pPr>
@@ -10556,16 +9985,15 @@
         <w:trPr/>
         <w:tc>
           <w:tcPr>
-            <w:tcW w:w="4601" w:type="dxa"/>
-            <w:tcBorders/>
-            <w:vAlign w:val="center"/>
-          </w:tcPr>
-          <w:p>
-            <w:pPr>
-              <w:pStyle w:val="TableContents"/>
-              <w:widowControl w:val="false"/>
-              <w:suppressLineNumbers/>
-              <w:bidi w:val="0"/>
+            <w:tcW w:w="4392" w:type="dxa"/>
+            <w:tcBorders/>
+            <w:vAlign w:val="center"/>
+          </w:tcPr>
+          <w:p>
+            <w:pPr>
+              <w:pStyle w:val="TableContents"/>
+              <w:bidi w:val="0"/>
+              <w:spacing w:before="0" w:after="283"/>
               <w:jc w:val="left"/>
               <w:rPr/>
             </w:pPr>
@@ -10579,16 +10007,15 @@
         </w:tc>
         <w:tc>
           <w:tcPr>
-            <w:tcW w:w="5717" w:type="dxa"/>
-            <w:tcBorders/>
-            <w:vAlign w:val="center"/>
-          </w:tcPr>
-          <w:p>
-            <w:pPr>
-              <w:pStyle w:val="TableContents"/>
-              <w:widowControl w:val="false"/>
-              <w:suppressLineNumbers/>
-              <w:bidi w:val="0"/>
+            <w:tcW w:w="6165" w:type="dxa"/>
+            <w:tcBorders/>
+            <w:vAlign w:val="center"/>
+          </w:tcPr>
+          <w:p>
+            <w:pPr>
+              <w:pStyle w:val="TableContents"/>
+              <w:bidi w:val="0"/>
+              <w:spacing w:before="0" w:after="283"/>
               <w:jc w:val="left"/>
               <w:rPr/>
             </w:pPr>
@@ -10614,7 +10041,7 @@
       <w:pPr>
         <w:pStyle w:val="BodyText"/>
         <w:bidi w:val="0"/>
-        <w:spacing w:before="0" w:after="140"/>
+        <w:spacing w:before="0" w:after="283"/>
         <w:jc w:val="left"/>
         <w:rPr/>
       </w:pPr>
@@ -10629,6 +10056,7 @@
       <w:pgNumType w:fmt="decimal"/>
       <w:formProt w:val="false"/>
       <w:textDirection w:val="lrTb"/>
+      <w:docGrid w:type="default" w:linePitch="600" w:charSpace="38911"/>
     </w:sectPr>
   </w:body>
 </w:document>
@@ -11992,7 +11420,6 @@
     <w:lvl w:ilvl="0">
       <w:start w:val="1"/>
       <w:numFmt w:val="none"/>
-      <w:pStyle w:val="Heading1"/>
       <w:suff w:val="nothing"/>
       <w:lvlText w:val=""/>
       <w:lvlJc w:val="left"/>
@@ -12188,11 +11615,8 @@
       <w:pBdr>
         <w:bottom w:val="single" w:sz="18" w:space="5" w:color="2DA44E"/>
       </w:pBdr>
-      <w:spacing w:before="240" w:after="120"/>
-      <w:outlineLvl w:val="0"/>
     </w:pPr>
     <w:rPr>
-      <w:rFonts w:ascii="Liberation Serif" w:hAnsi="Liberation Serif" w:eastAsia="Noto Serif CJK SC" w:cs="Noto Sans Devanagari"/>
       <w:b/>
       <w:bCs/>
       <w:sz w:val="44"/>
@@ -12238,6 +11662,38 @@
       <w:szCs w:val="25"/>
     </w:rPr>
   </w:style>
+  <w:style w:type="character" w:styleId="EndnoteReference">
+    <w:name w:val="endnote reference"/>
+    <w:rPr>
+      <w:vertAlign w:val="superscript"/>
+    </w:rPr>
+  </w:style>
+  <w:style w:type="character" w:styleId="FootnoteReference">
+    <w:name w:val="footnote reference"/>
+    <w:rPr>
+      <w:vertAlign w:val="superscript"/>
+    </w:rPr>
+  </w:style>
+  <w:style w:type="character" w:styleId="EndnoteCharacters">
+    <w:name w:val="Endnote Characters"/>
+    <w:qFormat/>
+    <w:rPr/>
+  </w:style>
+  <w:style w:type="character" w:styleId="FootnoteCharacters">
+    <w:name w:val="Footnote Characters"/>
+    <w:qFormat/>
+    <w:rPr/>
+  </w:style>
+  <w:style w:type="character" w:styleId="Hyperlink">
+    <w:name w:val="Hyperlink"/>
+    <w:rPr>
+      <w:strike w:val="false"/>
+      <w:dstrike w:val="false"/>
+      <w:color w:val="0969DA"/>
+      <w:u w:val="none"/>
+      <w:effect w:val="none"/>
+    </w:rPr>
+  </w:style>
   <w:style w:type="character" w:styleId="SourceText">
     <w:name w:val="Source Text"/>
     <w:qFormat/>
@@ -12254,16 +11710,6 @@
     <w:rPr>
       <w:b/>
       <w:bCs/>
-    </w:rPr>
-  </w:style>
-  <w:style w:type="character" w:styleId="Hyperlink">
-    <w:name w:val="Hyperlink"/>
-    <w:rPr>
-      <w:strike w:val="false"/>
-      <w:dstrike w:val="false"/>
-      <w:color w:val="0969DA"/>
-      <w:u w:val="none"/>
-      <w:effect w:val="none"/>
     </w:rPr>
   </w:style>
   <w:style w:type="character" w:styleId="FollowedHyperlink">
@@ -12296,33 +11742,45 @@
     <w:qFormat/>
     <w:rPr/>
   </w:style>
-  <w:style w:type="paragraph" w:styleId="Heading">
-    <w:name w:val="Heading"/>
+  <w:style w:type="paragraph" w:styleId="HorizontalLine">
+    <w:name w:val="Horizontal Line"/>
     <w:basedOn w:val="Normal"/>
     <w:next w:val="BodyText"/>
     <w:qFormat/>
     <w:pPr>
-      <w:keepNext w:val="true"/>
-      <w:spacing w:before="240" w:after="120"/>
+      <w:pBdr>
+        <w:bottom w:val="double" w:sz="2" w:space="0" w:color="808080"/>
+      </w:pBdr>
+      <w:spacing w:before="0" w:after="283"/>
     </w:pPr>
     <w:rPr>
-      <w:rFonts w:ascii="Liberation Sans" w:hAnsi="Liberation Sans" w:eastAsia="Noto Sans CJK SC" w:cs="Noto Sans Devanagari"/>
-      <w:sz w:val="28"/>
-      <w:szCs w:val="28"/>
+      <w:sz w:val="12"/>
     </w:rPr>
   </w:style>
-  <w:style w:type="paragraph" w:styleId="BodyText">
-    <w:name w:val="Body Text"/>
+  <w:style w:type="paragraph" w:styleId="EnvelopeReturn">
+    <w:name w:val="envelope return"/>
     <w:basedOn w:val="Normal"/>
+    <w:pPr/>
+    <w:rPr>
+      <w:i/>
+    </w:rPr>
+  </w:style>
+  <w:style w:type="paragraph" w:styleId="TableContents">
+    <w:name w:val="Table Contents"/>
+    <w:basedOn w:val="BodyText"/>
+    <w:qFormat/>
     <w:pPr>
-      <w:spacing w:lineRule="auto" w:line="276" w:before="0" w:after="140"/>
+      <w:jc w:val="left"/>
     </w:pPr>
     <w:rPr/>
   </w:style>
-  <w:style w:type="paragraph" w:styleId="List">
-    <w:name w:val="List"/>
-    <w:basedOn w:val="BodyText"/>
-    <w:pPr/>
+  <w:style w:type="paragraph" w:styleId="Index">
+    <w:name w:val="Index"/>
+    <w:basedOn w:val="Normal"/>
+    <w:qFormat/>
+    <w:pPr>
+      <w:suppressLineNumbers/>
+    </w:pPr>
     <w:rPr>
       <w:rFonts w:cs="Noto Sans Devanagari"/>
     </w:rPr>
@@ -12343,15 +11801,35 @@
       <w:szCs w:val="24"/>
     </w:rPr>
   </w:style>
-  <w:style w:type="paragraph" w:styleId="Index">
-    <w:name w:val="Index"/>
+  <w:style w:type="paragraph" w:styleId="List">
+    <w:name w:val="List"/>
+    <w:basedOn w:val="BodyText"/>
+    <w:pPr/>
+    <w:rPr>
+      <w:rFonts w:cs="Noto Sans Devanagari"/>
+    </w:rPr>
+  </w:style>
+  <w:style w:type="paragraph" w:styleId="BodyText">
+    <w:name w:val="Body Text"/>
     <w:basedOn w:val="Normal"/>
+    <w:pPr>
+      <w:spacing w:before="0" w:after="283"/>
+    </w:pPr>
+    <w:rPr/>
+  </w:style>
+  <w:style w:type="paragraph" w:styleId="Heading">
+    <w:name w:val="Heading"/>
+    <w:basedOn w:val="Normal"/>
+    <w:next w:val="BodyText"/>
     <w:qFormat/>
     <w:pPr>
-      <w:suppressLineNumbers/>
+      <w:keepNext w:val="true"/>
+      <w:spacing w:before="240" w:after="283"/>
     </w:pPr>
     <w:rPr>
-      <w:rFonts w:cs="Noto Sans Devanagari"/>
+      <w:rFonts w:ascii="Liberation Sans" w:hAnsi="Liberation Sans"/>
+      <w:sz w:val="28"/>
+      <w:szCs w:val="28"/>
     </w:rPr>
   </w:style>
   <w:style w:type="paragraph" w:styleId="PreformattedText">
@@ -12389,34 +11867,6 @@
     <w:rPr>
       <w:color w:val="24292F"/>
     </w:rPr>
-  </w:style>
-  <w:style w:type="paragraph" w:styleId="HorizontalLine">
-    <w:name w:val="Horizontal Line"/>
-    <w:basedOn w:val="Normal"/>
-    <w:next w:val="BodyText"/>
-    <w:qFormat/>
-    <w:pPr>
-      <w:suppressLineNumbers/>
-      <w:pBdr>
-        <w:bottom w:val="double" w:sz="2" w:space="0" w:color="808080"/>
-      </w:pBdr>
-      <w:spacing w:before="0" w:after="283"/>
-    </w:pPr>
-    <w:rPr>
-      <w:sz w:val="12"/>
-      <w:szCs w:val="12"/>
-    </w:rPr>
-  </w:style>
-  <w:style w:type="paragraph" w:styleId="TableContents">
-    <w:name w:val="Table Contents"/>
-    <w:basedOn w:val="Normal"/>
-    <w:qFormat/>
-    <w:pPr>
-      <w:widowControl w:val="false"/>
-      <w:suppressLineNumbers/>
-      <w:jc w:val="left"/>
-    </w:pPr>
-    <w:rPr/>
   </w:style>
   <w:style w:type="paragraph" w:styleId="TableHeading">
     <w:name w:val="Table Heading"/>
